--- a/reports/令和８年度大社協事業計画書.docx
+++ b/reports/令和８年度大社協事業計画書.docx
@@ -6,6 +6,7 @@
       <w:pPr>
         <w:ind w:rightChars="-38" w:right="-80"/>
         <w:rPr>
+          <w:color w:val="000000" w:themeColor="text1"/>
           <w:sz w:val="32"/>
           <w:szCs w:val="32"/>
         </w:rPr>
@@ -14,12 +15,16 @@
     <w:p>
       <w:pPr>
         <w:pStyle w:val="aa"/>
-      </w:pPr>
-    </w:p>
-    <w:p>
-      <w:pPr>
-        <w:ind w:rightChars="-38" w:right="-80"/>
-        <w:rPr>
+        <w:rPr>
+          <w:color w:val="000000" w:themeColor="text1"/>
+        </w:rPr>
+      </w:pPr>
+    </w:p>
+    <w:p>
+      <w:pPr>
+        <w:ind w:rightChars="-38" w:right="-80"/>
+        <w:rPr>
+          <w:color w:val="000000" w:themeColor="text1"/>
           <w:sz w:val="32"/>
           <w:szCs w:val="32"/>
         </w:rPr>
@@ -29,6 +34,7 @@
       <w:pPr>
         <w:ind w:rightChars="-38" w:right="-80"/>
         <w:rPr>
+          <w:color w:val="000000" w:themeColor="text1"/>
           <w:sz w:val="32"/>
           <w:szCs w:val="32"/>
         </w:rPr>
@@ -38,6 +44,7 @@
       <w:pPr>
         <w:ind w:rightChars="-38" w:right="-80"/>
         <w:rPr>
+          <w:color w:val="000000" w:themeColor="text1"/>
           <w:sz w:val="32"/>
           <w:szCs w:val="32"/>
         </w:rPr>
@@ -47,6 +54,7 @@
       <w:pPr>
         <w:ind w:rightChars="-38" w:right="-80"/>
         <w:rPr>
+          <w:color w:val="000000" w:themeColor="text1"/>
           <w:sz w:val="32"/>
           <w:szCs w:val="32"/>
         </w:rPr>
@@ -56,6 +64,7 @@
       <w:pPr>
         <w:ind w:rightChars="-38" w:right="-80"/>
         <w:rPr>
+          <w:color w:val="000000" w:themeColor="text1"/>
           <w:sz w:val="32"/>
           <w:szCs w:val="32"/>
         </w:rPr>
@@ -65,6 +74,7 @@
       <w:pPr>
         <w:ind w:rightChars="-38" w:right="-80"/>
         <w:rPr>
+          <w:color w:val="000000" w:themeColor="text1"/>
           <w:sz w:val="32"/>
           <w:szCs w:val="32"/>
         </w:rPr>
@@ -75,6 +85,7 @@
         <w:ind w:rightChars="-38" w:right="-80"/>
         <w:jc w:val="center"/>
         <w:rPr>
+          <w:color w:val="000000" w:themeColor="text1"/>
           <w:sz w:val="40"/>
           <w:szCs w:val="40"/>
         </w:rPr>
@@ -82,6 +93,7 @@
       <w:r>
         <w:rPr>
           <w:rFonts w:hint="eastAsia"/>
+          <w:color w:val="000000" w:themeColor="text1"/>
           <w:sz w:val="40"/>
           <w:szCs w:val="40"/>
         </w:rPr>
@@ -90,6 +102,7 @@
       <w:r>
         <w:rPr>
           <w:rFonts w:hint="eastAsia"/>
+          <w:color w:val="000000" w:themeColor="text1"/>
           <w:sz w:val="40"/>
           <w:szCs w:val="40"/>
         </w:rPr>
@@ -98,6 +111,7 @@
       <w:r>
         <w:rPr>
           <w:rFonts w:hint="eastAsia"/>
+          <w:color w:val="000000" w:themeColor="text1"/>
           <w:sz w:val="40"/>
           <w:szCs w:val="40"/>
         </w:rPr>
@@ -108,6 +122,7 @@
       <w:pPr>
         <w:ind w:rightChars="-38" w:right="-80"/>
         <w:rPr>
+          <w:color w:val="000000" w:themeColor="text1"/>
           <w:sz w:val="32"/>
           <w:szCs w:val="32"/>
         </w:rPr>
@@ -115,6 +130,7 @@
       <w:r>
         <w:rPr>
           <w:rFonts w:hint="eastAsia"/>
+          <w:color w:val="000000" w:themeColor="text1"/>
           <w:sz w:val="32"/>
           <w:szCs w:val="32"/>
         </w:rPr>
@@ -126,6 +142,7 @@
         <w:ind w:rightChars="-38" w:right="-80"/>
         <w:jc w:val="center"/>
         <w:rPr>
+          <w:color w:val="000000" w:themeColor="text1"/>
           <w:sz w:val="44"/>
           <w:szCs w:val="44"/>
         </w:rPr>
@@ -133,24 +150,18 @@
       <w:r>
         <w:rPr>
           <w:rFonts w:hint="eastAsia"/>
+          <w:color w:val="000000" w:themeColor="text1"/>
           <w:sz w:val="44"/>
           <w:szCs w:val="44"/>
         </w:rPr>
         <w:t>事　業　計　画　書</w:t>
       </w:r>
-      <w:r>
-        <w:rPr>
-          <w:rFonts w:hint="eastAsia"/>
-          <w:sz w:val="44"/>
-          <w:szCs w:val="44"/>
-        </w:rPr>
-        <w:t>（案）</w:t>
-      </w:r>
-    </w:p>
-    <w:p>
-      <w:pPr>
-        <w:ind w:rightChars="-38" w:right="-80"/>
-        <w:rPr>
+    </w:p>
+    <w:p>
+      <w:pPr>
+        <w:ind w:rightChars="-38" w:right="-80"/>
+        <w:rPr>
+          <w:color w:val="000000" w:themeColor="text1"/>
           <w:sz w:val="32"/>
           <w:szCs w:val="32"/>
         </w:rPr>
@@ -160,6 +171,7 @@
       <w:pPr>
         <w:ind w:rightChars="-38" w:right="-80"/>
         <w:rPr>
+          <w:color w:val="000000" w:themeColor="text1"/>
           <w:sz w:val="32"/>
           <w:szCs w:val="32"/>
         </w:rPr>
@@ -169,6 +181,7 @@
       <w:pPr>
         <w:ind w:rightChars="-38" w:right="-80"/>
         <w:rPr>
+          <w:color w:val="000000" w:themeColor="text1"/>
           <w:sz w:val="32"/>
           <w:szCs w:val="32"/>
         </w:rPr>
@@ -178,6 +191,7 @@
       <w:pPr>
         <w:ind w:rightChars="-38" w:right="-80"/>
         <w:rPr>
+          <w:color w:val="000000" w:themeColor="text1"/>
           <w:sz w:val="32"/>
           <w:szCs w:val="32"/>
         </w:rPr>
@@ -188,6 +202,7 @@
         <w:ind w:rightChars="-38" w:right="-80"/>
         <w:jc w:val="center"/>
         <w:rPr>
+          <w:color w:val="000000" w:themeColor="text1"/>
           <w:sz w:val="24"/>
         </w:rPr>
       </w:pPr>
@@ -197,6 +212,7 @@
         <w:ind w:rightChars="-38" w:right="-80"/>
         <w:jc w:val="center"/>
         <w:rPr>
+          <w:color w:val="000000" w:themeColor="text1"/>
           <w:sz w:val="24"/>
         </w:rPr>
       </w:pPr>
@@ -206,6 +222,7 @@
         <w:ind w:rightChars="-38" w:right="-80"/>
         <w:jc w:val="center"/>
         <w:rPr>
+          <w:color w:val="000000" w:themeColor="text1"/>
           <w:sz w:val="24"/>
         </w:rPr>
       </w:pPr>
@@ -215,6 +232,7 @@
         <w:ind w:rightChars="-38" w:right="-80"/>
         <w:jc w:val="center"/>
         <w:rPr>
+          <w:color w:val="000000" w:themeColor="text1"/>
           <w:sz w:val="24"/>
         </w:rPr>
       </w:pPr>
@@ -224,6 +242,7 @@
         <w:ind w:rightChars="-38" w:right="-80"/>
         <w:jc w:val="center"/>
         <w:rPr>
+          <w:color w:val="000000" w:themeColor="text1"/>
           <w:sz w:val="24"/>
         </w:rPr>
       </w:pPr>
@@ -233,6 +252,7 @@
         <w:ind w:rightChars="-38" w:right="-80"/>
         <w:jc w:val="center"/>
         <w:rPr>
+          <w:color w:val="000000" w:themeColor="text1"/>
           <w:sz w:val="24"/>
         </w:rPr>
       </w:pPr>
@@ -242,6 +262,7 @@
         <w:ind w:rightChars="-38" w:right="-80"/>
         <w:jc w:val="center"/>
         <w:rPr>
+          <w:color w:val="000000" w:themeColor="text1"/>
           <w:sz w:val="24"/>
         </w:rPr>
       </w:pPr>
@@ -251,6 +272,7 @@
         <w:ind w:rightChars="-38" w:right="-80"/>
         <w:jc w:val="center"/>
         <w:rPr>
+          <w:color w:val="000000" w:themeColor="text1"/>
           <w:sz w:val="24"/>
         </w:rPr>
       </w:pPr>
@@ -260,6 +282,7 @@
         <w:ind w:rightChars="-38" w:right="-80"/>
         <w:jc w:val="center"/>
         <w:rPr>
+          <w:color w:val="000000" w:themeColor="text1"/>
           <w:sz w:val="24"/>
         </w:rPr>
       </w:pPr>
@@ -269,6 +292,7 @@
         <w:ind w:rightChars="-38" w:right="-80"/>
         <w:jc w:val="center"/>
         <w:rPr>
+          <w:color w:val="000000" w:themeColor="text1"/>
           <w:sz w:val="24"/>
         </w:rPr>
       </w:pPr>
@@ -278,6 +302,7 @@
         <w:ind w:rightChars="-38" w:right="-80"/>
         <w:jc w:val="center"/>
         <w:rPr>
+          <w:color w:val="000000" w:themeColor="text1"/>
           <w:sz w:val="24"/>
         </w:rPr>
       </w:pPr>
@@ -287,6 +312,7 @@
         <w:ind w:rightChars="-38" w:right="-80"/>
         <w:jc w:val="center"/>
         <w:rPr>
+          <w:color w:val="000000" w:themeColor="text1"/>
           <w:sz w:val="24"/>
         </w:rPr>
       </w:pPr>
@@ -296,6 +322,7 @@
         <w:ind w:rightChars="-38" w:right="-80"/>
         <w:jc w:val="center"/>
         <w:rPr>
+          <w:color w:val="000000" w:themeColor="text1"/>
           <w:sz w:val="24"/>
         </w:rPr>
       </w:pPr>
@@ -305,6 +332,7 @@
         <w:ind w:rightChars="-38" w:right="-80"/>
         <w:jc w:val="center"/>
         <w:rPr>
+          <w:color w:val="000000" w:themeColor="text1"/>
           <w:sz w:val="24"/>
         </w:rPr>
       </w:pPr>
@@ -314,6 +342,7 @@
         <w:ind w:rightChars="-38" w:right="-80"/>
         <w:jc w:val="center"/>
         <w:rPr>
+          <w:color w:val="000000" w:themeColor="text1"/>
           <w:sz w:val="24"/>
         </w:rPr>
       </w:pPr>
@@ -323,6 +352,7 @@
         <w:ind w:rightChars="-38" w:right="-80"/>
         <w:jc w:val="center"/>
         <w:rPr>
+          <w:color w:val="000000" w:themeColor="text1"/>
           <w:sz w:val="24"/>
         </w:rPr>
       </w:pPr>
@@ -332,6 +362,7 @@
         <w:ind w:rightChars="-38" w:right="-80"/>
         <w:jc w:val="center"/>
         <w:rPr>
+          <w:color w:val="000000" w:themeColor="text1"/>
           <w:sz w:val="24"/>
         </w:rPr>
       </w:pPr>
@@ -341,6 +372,7 @@
         <w:ind w:rightChars="-38" w:right="-80"/>
         <w:jc w:val="center"/>
         <w:rPr>
+          <w:color w:val="000000" w:themeColor="text1"/>
           <w:sz w:val="24"/>
         </w:rPr>
       </w:pPr>
@@ -350,6 +382,7 @@
         <w:ind w:rightChars="-38" w:right="-80"/>
         <w:jc w:val="center"/>
         <w:rPr>
+          <w:color w:val="000000" w:themeColor="text1"/>
           <w:sz w:val="24"/>
         </w:rPr>
       </w:pPr>
@@ -359,6 +392,7 @@
         <w:ind w:rightChars="-38" w:right="-80"/>
         <w:jc w:val="center"/>
         <w:rPr>
+          <w:color w:val="000000" w:themeColor="text1"/>
           <w:sz w:val="24"/>
         </w:rPr>
       </w:pPr>
@@ -368,6 +402,7 @@
         <w:ind w:rightChars="-38" w:right="-80"/>
         <w:jc w:val="center"/>
         <w:rPr>
+          <w:color w:val="000000" w:themeColor="text1"/>
           <w:sz w:val="24"/>
         </w:rPr>
       </w:pPr>
@@ -377,6 +412,7 @@
         <w:ind w:rightChars="-38" w:right="-80"/>
         <w:jc w:val="center"/>
         <w:rPr>
+          <w:color w:val="000000" w:themeColor="text1"/>
           <w:sz w:val="24"/>
         </w:rPr>
       </w:pPr>
@@ -386,6 +422,7 @@
         <w:ind w:rightChars="-38" w:right="-80"/>
         <w:jc w:val="center"/>
         <w:rPr>
+          <w:color w:val="000000" w:themeColor="text1"/>
           <w:sz w:val="24"/>
         </w:rPr>
       </w:pPr>
@@ -396,6 +433,7 @@
         <w:jc w:val="center"/>
         <w:rPr>
           <w:rFonts w:asciiTheme="minorHAnsi" w:eastAsiaTheme="minorHAnsi" w:hAnsiTheme="minorHAnsi"/>
+          <w:color w:val="000000" w:themeColor="text1"/>
           <w:sz w:val="24"/>
         </w:rPr>
       </w:pPr>
@@ -406,12 +444,14 @@
         <w:jc w:val="center"/>
         <w:rPr>
           <w:rFonts w:asciiTheme="minorHAnsi" w:eastAsiaTheme="minorHAnsi" w:hAnsiTheme="minorHAnsi"/>
-          <w:sz w:val="24"/>
-        </w:rPr>
-      </w:pPr>
-      <w:r>
-        <w:rPr>
-          <w:rFonts w:asciiTheme="minorHAnsi" w:eastAsiaTheme="minorHAnsi" w:hAnsiTheme="minorHAnsi" w:hint="eastAsia"/>
+          <w:color w:val="000000" w:themeColor="text1"/>
+          <w:sz w:val="24"/>
+        </w:rPr>
+      </w:pPr>
+      <w:r>
+        <w:rPr>
+          <w:rFonts w:asciiTheme="minorHAnsi" w:eastAsiaTheme="minorHAnsi" w:hAnsiTheme="minorHAnsi" w:hint="eastAsia"/>
+          <w:color w:val="000000" w:themeColor="text1"/>
           <w:sz w:val="24"/>
         </w:rPr>
         <w:t>自：令和</w:t>
@@ -419,6 +459,7 @@
       <w:r>
         <w:rPr>
           <w:rFonts w:asciiTheme="minorHAnsi" w:eastAsiaTheme="minorHAnsi" w:hAnsiTheme="minorHAnsi" w:hint="eastAsia"/>
+          <w:color w:val="000000" w:themeColor="text1"/>
           <w:sz w:val="24"/>
         </w:rPr>
         <w:t>８</w:t>
@@ -426,6 +467,7 @@
       <w:r>
         <w:rPr>
           <w:rFonts w:asciiTheme="minorHAnsi" w:eastAsiaTheme="minorHAnsi" w:hAnsiTheme="minorHAnsi" w:hint="eastAsia"/>
+          <w:color w:val="000000" w:themeColor="text1"/>
           <w:sz w:val="24"/>
         </w:rPr>
         <w:t>年</w:t>
@@ -433,6 +475,7 @@
       <w:r>
         <w:rPr>
           <w:rFonts w:asciiTheme="minorHAnsi" w:eastAsiaTheme="minorHAnsi" w:hAnsiTheme="minorHAnsi" w:hint="eastAsia"/>
+          <w:color w:val="000000" w:themeColor="text1"/>
           <w:sz w:val="24"/>
         </w:rPr>
         <w:t xml:space="preserve">　</w:t>
@@ -440,6 +483,7 @@
       <w:r>
         <w:rPr>
           <w:rFonts w:asciiTheme="minorHAnsi" w:eastAsiaTheme="minorHAnsi" w:hAnsiTheme="minorHAnsi" w:hint="eastAsia"/>
+          <w:color w:val="000000" w:themeColor="text1"/>
           <w:sz w:val="24"/>
         </w:rPr>
         <w:t xml:space="preserve"> </w:t>
@@ -447,6 +491,7 @@
       <w:r>
         <w:rPr>
           <w:rFonts w:asciiTheme="minorHAnsi" w:eastAsiaTheme="minorHAnsi" w:hAnsiTheme="minorHAnsi" w:hint="eastAsia"/>
+          <w:color w:val="000000" w:themeColor="text1"/>
           <w:sz w:val="24"/>
         </w:rPr>
         <w:t>４月</w:t>
@@ -454,6 +499,7 @@
       <w:r>
         <w:rPr>
           <w:rFonts w:asciiTheme="minorHAnsi" w:eastAsiaTheme="minorHAnsi" w:hAnsiTheme="minorHAnsi" w:hint="eastAsia"/>
+          <w:color w:val="000000" w:themeColor="text1"/>
           <w:sz w:val="24"/>
         </w:rPr>
         <w:t xml:space="preserve"> </w:t>
@@ -461,6 +507,7 @@
       <w:r>
         <w:rPr>
           <w:rFonts w:asciiTheme="minorHAnsi" w:eastAsiaTheme="minorHAnsi" w:hAnsiTheme="minorHAnsi" w:hint="eastAsia"/>
+          <w:color w:val="000000" w:themeColor="text1"/>
           <w:sz w:val="24"/>
         </w:rPr>
         <w:t>１日</w:t>
@@ -472,12 +519,14 @@
         <w:jc w:val="center"/>
         <w:rPr>
           <w:rFonts w:asciiTheme="minorHAnsi" w:eastAsiaTheme="minorHAnsi" w:hAnsiTheme="minorHAnsi"/>
-          <w:sz w:val="24"/>
-        </w:rPr>
-      </w:pPr>
-      <w:r>
-        <w:rPr>
-          <w:rFonts w:asciiTheme="minorHAnsi" w:eastAsiaTheme="minorHAnsi" w:hAnsiTheme="minorHAnsi" w:hint="eastAsia"/>
+          <w:color w:val="000000" w:themeColor="text1"/>
+          <w:sz w:val="24"/>
+        </w:rPr>
+      </w:pPr>
+      <w:r>
+        <w:rPr>
+          <w:rFonts w:asciiTheme="minorHAnsi" w:eastAsiaTheme="minorHAnsi" w:hAnsiTheme="minorHAnsi" w:hint="eastAsia"/>
+          <w:color w:val="000000" w:themeColor="text1"/>
           <w:sz w:val="24"/>
         </w:rPr>
         <w:t>至：令和</w:t>
@@ -485,6 +534,7 @@
       <w:r>
         <w:rPr>
           <w:rFonts w:asciiTheme="minorHAnsi" w:eastAsiaTheme="minorHAnsi" w:hAnsiTheme="minorHAnsi" w:hint="eastAsia"/>
+          <w:color w:val="000000" w:themeColor="text1"/>
           <w:sz w:val="24"/>
         </w:rPr>
         <w:t>９</w:t>
@@ -492,6 +542,7 @@
       <w:r>
         <w:rPr>
           <w:rFonts w:asciiTheme="minorHAnsi" w:eastAsiaTheme="minorHAnsi" w:hAnsiTheme="minorHAnsi" w:hint="eastAsia"/>
+          <w:color w:val="000000" w:themeColor="text1"/>
           <w:sz w:val="24"/>
         </w:rPr>
         <w:t>年</w:t>
@@ -499,6 +550,7 @@
       <w:r>
         <w:rPr>
           <w:rFonts w:asciiTheme="minorHAnsi" w:eastAsiaTheme="minorHAnsi" w:hAnsiTheme="minorHAnsi" w:hint="eastAsia"/>
+          <w:color w:val="000000" w:themeColor="text1"/>
           <w:sz w:val="24"/>
         </w:rPr>
         <w:t xml:space="preserve">　</w:t>
@@ -506,6 +558,7 @@
       <w:r>
         <w:rPr>
           <w:rFonts w:asciiTheme="minorHAnsi" w:eastAsiaTheme="minorHAnsi" w:hAnsiTheme="minorHAnsi" w:hint="eastAsia"/>
+          <w:color w:val="000000" w:themeColor="text1"/>
           <w:sz w:val="24"/>
         </w:rPr>
         <w:t>３月３１日</w:t>
@@ -515,6 +568,7 @@
       <w:pPr>
         <w:ind w:rightChars="-38" w:right="-80"/>
         <w:rPr>
+          <w:color w:val="000000" w:themeColor="text1"/>
           <w:sz w:val="24"/>
         </w:rPr>
       </w:pPr>
@@ -524,6 +578,7 @@
         <w:ind w:rightChars="-38" w:right="-80"/>
         <w:jc w:val="center"/>
         <w:rPr>
+          <w:color w:val="000000" w:themeColor="text1"/>
           <w:sz w:val="28"/>
           <w:szCs w:val="28"/>
         </w:rPr>
@@ -531,6 +586,7 @@
       <w:r>
         <w:rPr>
           <w:rFonts w:hint="eastAsia"/>
+          <w:color w:val="000000" w:themeColor="text1"/>
           <w:sz w:val="28"/>
           <w:szCs w:val="28"/>
         </w:rPr>
@@ -539,6 +595,7 @@
       <w:r>
         <w:rPr>
           <w:rFonts w:hint="eastAsia"/>
+          <w:color w:val="000000" w:themeColor="text1"/>
           <w:sz w:val="24"/>
         </w:rPr>
         <w:t xml:space="preserve">　</w:t>
@@ -546,6 +603,7 @@
       <w:r>
         <w:rPr>
           <w:rFonts w:hint="eastAsia"/>
+          <w:color w:val="000000" w:themeColor="text1"/>
           <w:sz w:val="28"/>
           <w:szCs w:val="28"/>
         </w:rPr>
@@ -559,6 +617,7 @@
         </w:tabs>
         <w:ind w:rightChars="-38" w:right="-80"/>
         <w:rPr>
+          <w:color w:val="000000" w:themeColor="text1"/>
           <w:sz w:val="20"/>
           <w:szCs w:val="20"/>
           <w:bdr w:val="single" w:sz="4" w:space="0" w:color="auto"/>
@@ -572,6 +631,7 @@
         </w:tabs>
         <w:ind w:rightChars="-38" w:right="-80"/>
         <w:rPr>
+          <w:color w:val="000000" w:themeColor="text1"/>
           <w:sz w:val="32"/>
           <w:szCs w:val="32"/>
         </w:rPr>
@@ -579,6 +639,7 @@
       <w:r>
         <w:rPr>
           <w:rFonts w:hint="eastAsia"/>
+          <w:color w:val="000000" w:themeColor="text1"/>
           <w:sz w:val="32"/>
           <w:szCs w:val="32"/>
           <w:bdr w:val="single" w:sz="4" w:space="0" w:color="auto"/>
@@ -589,6 +650,7 @@
       <w:r>
         <w:rPr>
           <w:rFonts w:hint="eastAsia"/>
+          <w:color w:val="000000" w:themeColor="text1"/>
           <w:sz w:val="32"/>
           <w:szCs w:val="32"/>
           <w:bdr w:val="single" w:sz="4" w:space="0" w:color="auto"/>
@@ -604,12 +666,14 @@
         <w:ind w:rightChars="-38" w:right="-80" w:firstLineChars="100" w:firstLine="240"/>
         <w:rPr>
           <w:rFonts w:ascii="ＭＳ 明朝" w:hAnsi="ＭＳ 明朝"/>
+          <w:color w:val="000000" w:themeColor="text1"/>
           <w:sz w:val="24"/>
         </w:rPr>
       </w:pPr>
       <w:r>
         <w:rPr>
           <w:rFonts w:ascii="ＭＳ 明朝" w:hAnsi="ＭＳ 明朝" w:hint="eastAsia"/>
+          <w:color w:val="000000" w:themeColor="text1"/>
           <w:sz w:val="24"/>
         </w:rPr>
         <w:t>近年、</w:t>
@@ -617,6 +681,7 @@
       <w:r>
         <w:rPr>
           <w:rFonts w:ascii="ＭＳ 明朝" w:hAnsi="ＭＳ 明朝"/>
+          <w:color w:val="000000" w:themeColor="text1"/>
           <w:sz w:val="24"/>
         </w:rPr>
         <w:t>人口減少や高齢化、物価高騰などにより、地域課題が複雑化・多様化する中で、</w:t>
@@ -624,6 +689,7 @@
       <w:r>
         <w:rPr>
           <w:rFonts w:ascii="ＭＳ 明朝" w:hAnsi="ＭＳ 明朝"/>
+          <w:color w:val="000000" w:themeColor="text1"/>
           <w:sz w:val="24"/>
         </w:rPr>
         <w:t>大宜味村社会福祉協議会（以下、本会）は、</w:t>
@@ -631,6 +697,7 @@
       <w:r>
         <w:rPr>
           <w:rFonts w:ascii="ＭＳ 明朝" w:hAnsi="ＭＳ 明朝" w:hint="eastAsia"/>
+          <w:color w:val="000000" w:themeColor="text1"/>
           <w:sz w:val="24"/>
         </w:rPr>
         <w:t>令和8年度初頭に</w:t>
@@ -638,6 +705,7 @@
       <w:r>
         <w:rPr>
           <w:rFonts w:ascii="ＭＳ 明朝" w:hAnsi="ＭＳ 明朝"/>
+          <w:color w:val="000000" w:themeColor="text1"/>
           <w:sz w:val="24"/>
         </w:rPr>
         <w:t>旧大宜味小学校跡地への事務所移転を</w:t>
@@ -645,6 +713,7 @@
       <w:r>
         <w:rPr>
           <w:rFonts w:ascii="ＭＳ 明朝" w:hAnsi="ＭＳ 明朝" w:hint="eastAsia"/>
+          <w:color w:val="000000" w:themeColor="text1"/>
           <w:sz w:val="24"/>
         </w:rPr>
         <w:t>予定しており、</w:t>
@@ -652,6 +721,7 @@
       <w:r>
         <w:rPr>
           <w:rFonts w:ascii="ＭＳ 明朝" w:hAnsi="ＭＳ 明朝" w:hint="eastAsia"/>
+          <w:color w:val="000000" w:themeColor="text1"/>
           <w:sz w:val="24"/>
         </w:rPr>
         <w:t>新たな拠点において</w:t>
@@ -659,6 +729,7 @@
       <w:r>
         <w:rPr>
           <w:rFonts w:ascii="ＭＳ 明朝" w:hAnsi="ＭＳ 明朝"/>
+          <w:color w:val="000000" w:themeColor="text1"/>
           <w:sz w:val="24"/>
         </w:rPr>
         <w:t>、地域における「つながり」と「支え合い」を基盤とした、誰もが安心して暮らし続けられる地域づくりを推進します。</w:t>
@@ -672,12 +743,14 @@
         <w:ind w:rightChars="-38" w:right="-80" w:firstLineChars="100" w:firstLine="240"/>
         <w:rPr>
           <w:rFonts w:ascii="ＭＳ 明朝" w:hAnsi="ＭＳ 明朝"/>
+          <w:color w:val="000000" w:themeColor="text1"/>
           <w:sz w:val="24"/>
         </w:rPr>
       </w:pPr>
       <w:r>
         <w:rPr>
           <w:rFonts w:ascii="ＭＳ 明朝" w:hAnsi="ＭＳ 明朝" w:hint="eastAsia"/>
+          <w:color w:val="000000" w:themeColor="text1"/>
           <w:sz w:val="24"/>
         </w:rPr>
         <w:t>よって</w:t>
@@ -685,6 +758,7 @@
       <w:r>
         <w:rPr>
           <w:rFonts w:ascii="ＭＳ 明朝" w:hAnsi="ＭＳ 明朝" w:hint="eastAsia"/>
+          <w:color w:val="000000" w:themeColor="text1"/>
           <w:sz w:val="24"/>
         </w:rPr>
         <w:t>、</w:t>
@@ -692,6 +766,7 @@
       <w:r>
         <w:rPr>
           <w:rFonts w:ascii="ＭＳ 明朝" w:hAnsi="ＭＳ 明朝"/>
+          <w:color w:val="000000" w:themeColor="text1"/>
           <w:sz w:val="24"/>
         </w:rPr>
         <w:t>本会は地域における福祉の中核的な相談・支援（福祉のプラットフォーム）としての役割を一層強化し、生活困窮、高齢、障がい、子育て、ひきこもりなど、複合的な課題に対して包括的かつ継続的な支援体制の整備に取り組みます。</w:t>
@@ -705,12 +780,14 @@
         <w:ind w:rightChars="-38" w:right="-80" w:firstLineChars="100" w:firstLine="240"/>
         <w:rPr>
           <w:rFonts w:ascii="ＭＳ 明朝" w:hAnsi="ＭＳ 明朝"/>
+          <w:color w:val="000000" w:themeColor="text1"/>
           <w:sz w:val="24"/>
         </w:rPr>
       </w:pPr>
       <w:r>
         <w:rPr>
           <w:rFonts w:ascii="ＭＳ 明朝" w:hAnsi="ＭＳ 明朝" w:hint="eastAsia"/>
+          <w:color w:val="000000" w:themeColor="text1"/>
           <w:sz w:val="24"/>
         </w:rPr>
         <w:t>そして</w:t>
@@ -718,6 +795,7 @@
       <w:r>
         <w:rPr>
           <w:rFonts w:ascii="ＭＳ 明朝" w:hAnsi="ＭＳ 明朝"/>
+          <w:color w:val="000000" w:themeColor="text1"/>
           <w:sz w:val="24"/>
         </w:rPr>
         <w:t>、</w:t>
@@ -725,6 +803,7 @@
       <w:r>
         <w:rPr>
           <w:rFonts w:ascii="ＭＳ 明朝" w:hAnsi="ＭＳ 明朝" w:hint="eastAsia"/>
+          <w:color w:val="000000" w:themeColor="text1"/>
           <w:sz w:val="24"/>
         </w:rPr>
         <w:t>本会は</w:t>
@@ -732,6 +811,7 @@
       <w:r>
         <w:rPr>
           <w:rFonts w:ascii="ＭＳ 明朝" w:hAnsi="ＭＳ 明朝"/>
+          <w:color w:val="000000" w:themeColor="text1"/>
           <w:sz w:val="24"/>
         </w:rPr>
         <w:t>総合相談機能とフードバンク機能の拡充を図り、食を通じた支援と</w:t>
@@ -739,6 +819,7 @@
       <w:r>
         <w:rPr>
           <w:rFonts w:ascii="ＭＳ 明朝" w:hAnsi="ＭＳ 明朝" w:hint="eastAsia"/>
+          <w:color w:val="000000" w:themeColor="text1"/>
           <w:sz w:val="24"/>
         </w:rPr>
         <w:t>繋がり</w:t>
@@ -746,6 +827,7 @@
       <w:r>
         <w:rPr>
           <w:rFonts w:ascii="ＭＳ 明朝" w:hAnsi="ＭＳ 明朝"/>
+          <w:color w:val="000000" w:themeColor="text1"/>
           <w:sz w:val="24"/>
         </w:rPr>
         <w:t>づくりを進めるとともに、地域住民、ボランティア、関係機関、企業との協働により、支援が必要な人を孤立させない地域ネットワークの形成を目指します。</w:t>
@@ -759,12 +841,14 @@
         <w:ind w:rightChars="-38" w:right="-80" w:firstLineChars="100" w:firstLine="240"/>
         <w:rPr>
           <w:rFonts w:ascii="ＭＳ 明朝" w:hAnsi="ＭＳ 明朝"/>
+          <w:color w:val="000000" w:themeColor="text1"/>
           <w:sz w:val="24"/>
         </w:rPr>
       </w:pPr>
       <w:r>
         <w:rPr>
           <w:rFonts w:ascii="ＭＳ 明朝" w:hAnsi="ＭＳ 明朝"/>
+          <w:color w:val="000000" w:themeColor="text1"/>
           <w:sz w:val="24"/>
         </w:rPr>
         <w:t>また、沖縄県社会福祉協議会が推進する「THANKS（サンクス）運動」の理念を大切にし、住民同士が「ありがとう」を伝え合う関係づくりを通じて、互いに思いやり、支え合う地域文化の醸成を図り、「顔の見える福祉」を推進します。</w:t>
@@ -778,12 +862,14 @@
         <w:ind w:rightChars="-38" w:right="-80" w:firstLineChars="100" w:firstLine="240"/>
         <w:rPr>
           <w:rFonts w:ascii="ＭＳ 明朝" w:hAnsi="ＭＳ 明朝"/>
+          <w:color w:val="000000" w:themeColor="text1"/>
           <w:sz w:val="24"/>
         </w:rPr>
       </w:pPr>
       <w:r>
         <w:rPr>
           <w:rFonts w:ascii="ＭＳ 明朝" w:hAnsi="ＭＳ 明朝"/>
+          <w:color w:val="000000" w:themeColor="text1"/>
           <w:sz w:val="24"/>
         </w:rPr>
         <w:t>さらに、共同店ネットワークをはじめとする地域資源を活かした取組を通じて、福祉と暮らし、経済がゆるやかにつながる仕組みづくりを進め、持続可能な“やさしいむらづくり”を目指します。</w:t>
@@ -797,12 +883,14 @@
         <w:ind w:rightChars="-38" w:right="-80" w:firstLineChars="100" w:firstLine="240"/>
         <w:rPr>
           <w:rFonts w:ascii="ＭＳ 明朝" w:hAnsi="ＭＳ 明朝"/>
+          <w:color w:val="000000" w:themeColor="text1"/>
           <w:sz w:val="24"/>
         </w:rPr>
       </w:pPr>
       <w:r>
         <w:rPr>
           <w:rFonts w:ascii="ＭＳ 明朝" w:hAnsi="ＭＳ 明朝"/>
+          <w:color w:val="000000" w:themeColor="text1"/>
           <w:sz w:val="24"/>
         </w:rPr>
         <w:t>本会は、職員一人ひとりが専門性と創意を</w:t>
@@ -810,6 +898,7 @@
       <w:r>
         <w:rPr>
           <w:rFonts w:ascii="ＭＳ 明朝" w:hAnsi="ＭＳ 明朝" w:hint="eastAsia"/>
+          <w:color w:val="000000" w:themeColor="text1"/>
           <w:sz w:val="24"/>
         </w:rPr>
         <w:t>もって</w:t>
@@ -817,6 +906,7 @@
       <w:r>
         <w:rPr>
           <w:rFonts w:ascii="ＭＳ 明朝" w:hAnsi="ＭＳ 明朝"/>
+          <w:color w:val="000000" w:themeColor="text1"/>
           <w:sz w:val="24"/>
         </w:rPr>
         <w:t>、地域の実情に即した支援体制を整備するとともに、安定的かつ持続可能な法人運営の確立に努めます。</w:t>
@@ -830,18 +920,20 @@
         <w:ind w:rightChars="-38" w:right="-80"/>
         <w:rPr>
           <w:rFonts w:ascii="ＭＳ 明朝" w:hAnsi="ＭＳ 明朝"/>
-          <w:sz w:val="24"/>
-        </w:rPr>
-      </w:pPr>
-    </w:p>
-    <w:p>
-      <w:pPr>
-        <w:tabs>
-          <w:tab w:val="left" w:pos="0"/>
-        </w:tabs>
-        <w:ind w:rightChars="-38" w:right="-80"/>
-        <w:rPr>
-          <w:rFonts w:asciiTheme="minorHAnsi" w:eastAsiaTheme="minorHAnsi" w:hAnsiTheme="minorHAnsi"/>
+          <w:color w:val="000000" w:themeColor="text1"/>
+          <w:sz w:val="24"/>
+        </w:rPr>
+      </w:pPr>
+    </w:p>
+    <w:p>
+      <w:pPr>
+        <w:tabs>
+          <w:tab w:val="left" w:pos="0"/>
+        </w:tabs>
+        <w:ind w:rightChars="-38" w:right="-80"/>
+        <w:rPr>
+          <w:rFonts w:asciiTheme="minorHAnsi" w:eastAsiaTheme="minorHAnsi" w:hAnsiTheme="minorHAnsi"/>
+          <w:color w:val="000000" w:themeColor="text1"/>
           <w:sz w:val="28"/>
           <w:szCs w:val="28"/>
           <w:bdr w:val="single" w:sz="4" w:space="0" w:color="auto"/>
@@ -850,6 +942,7 @@
       <w:r>
         <w:rPr>
           <w:rFonts w:asciiTheme="minorHAnsi" w:eastAsiaTheme="minorHAnsi" w:hAnsiTheme="minorHAnsi" w:hint="eastAsia"/>
+          <w:color w:val="000000" w:themeColor="text1"/>
           <w:sz w:val="28"/>
           <w:szCs w:val="28"/>
           <w:bdr w:val="single" w:sz="4" w:space="0" w:color="auto"/>
@@ -859,6 +952,7 @@
       <w:r>
         <w:rPr>
           <w:rFonts w:asciiTheme="minorHAnsi" w:eastAsiaTheme="minorHAnsi" w:hAnsiTheme="minorHAnsi" w:hint="eastAsia"/>
+          <w:color w:val="000000" w:themeColor="text1"/>
           <w:sz w:val="28"/>
           <w:szCs w:val="28"/>
           <w:bdr w:val="single" w:sz="4" w:space="0" w:color="auto"/>
@@ -868,6 +962,7 @@
       <w:r>
         <w:rPr>
           <w:rFonts w:asciiTheme="minorHAnsi" w:eastAsiaTheme="minorHAnsi" w:hAnsiTheme="minorHAnsi" w:hint="eastAsia"/>
+          <w:color w:val="000000" w:themeColor="text1"/>
           <w:sz w:val="28"/>
           <w:szCs w:val="28"/>
           <w:bdr w:val="single" w:sz="4" w:space="0" w:color="auto"/>
@@ -877,6 +972,7 @@
       <w:r>
         <w:rPr>
           <w:rFonts w:asciiTheme="minorHAnsi" w:eastAsiaTheme="minorHAnsi" w:hAnsiTheme="minorHAnsi" w:hint="eastAsia"/>
+          <w:color w:val="000000" w:themeColor="text1"/>
           <w:sz w:val="28"/>
           <w:szCs w:val="28"/>
           <w:bdr w:val="single" w:sz="4" w:space="0" w:color="auto"/>
@@ -893,6 +989,7 @@
         <w:ind w:rightChars="-38" w:right="-80"/>
         <w:rPr>
           <w:rFonts w:ascii="游明朝" w:eastAsia="游明朝" w:hAnsi="游明朝"/>
+          <w:color w:val="000000" w:themeColor="text1"/>
           <w:sz w:val="24"/>
         </w:rPr>
       </w:pPr>
@@ -906,12 +1003,14 @@
         <w:ind w:rightChars="-38" w:right="-80" w:firstLineChars="100" w:firstLine="240"/>
         <w:rPr>
           <w:rFonts w:ascii="游明朝" w:eastAsia="游明朝" w:hAnsi="游明朝"/>
+          <w:color w:val="000000" w:themeColor="text1"/>
           <w:sz w:val="24"/>
         </w:rPr>
       </w:pPr>
       <w:r>
         <w:rPr>
           <w:rFonts w:ascii="游明朝" w:eastAsia="游明朝" w:hAnsi="游明朝" w:hint="eastAsia"/>
+          <w:color w:val="000000" w:themeColor="text1"/>
           <w:sz w:val="24"/>
         </w:rPr>
         <w:t>①</w:t>
@@ -919,6 +1018,7 @@
       <w:r>
         <w:rPr>
           <w:rFonts w:ascii="游明朝" w:eastAsia="游明朝" w:hAnsi="游明朝" w:hint="eastAsia"/>
+          <w:color w:val="000000" w:themeColor="text1"/>
           <w:sz w:val="24"/>
         </w:rPr>
         <w:t>財政基盤の強化</w:t>
@@ -926,6 +1026,7 @@
       <w:r>
         <w:rPr>
           <w:rFonts w:ascii="游明朝" w:eastAsia="游明朝" w:hAnsi="游明朝" w:hint="eastAsia"/>
+          <w:color w:val="000000" w:themeColor="text1"/>
           <w:sz w:val="24"/>
         </w:rPr>
         <w:t xml:space="preserve">　</w:t>
@@ -940,12 +1041,14 @@
         <w:ind w:rightChars="-38" w:right="-80"/>
         <w:rPr>
           <w:rFonts w:ascii="游明朝" w:eastAsia="游明朝" w:hAnsi="游明朝"/>
+          <w:color w:val="000000" w:themeColor="text1"/>
           <w:sz w:val="24"/>
         </w:rPr>
       </w:pPr>
       <w:r>
         <w:rPr>
           <w:rFonts w:ascii="游明朝" w:eastAsia="游明朝" w:hAnsi="游明朝" w:hint="eastAsia"/>
+          <w:color w:val="000000" w:themeColor="text1"/>
           <w:sz w:val="24"/>
         </w:rPr>
         <w:t xml:space="preserve">　</w:t>
@@ -953,6 +1056,7 @@
       <w:r>
         <w:rPr>
           <w:rFonts w:ascii="游明朝" w:eastAsia="游明朝" w:hAnsi="游明朝" w:hint="eastAsia"/>
+          <w:color w:val="000000" w:themeColor="text1"/>
           <w:sz w:val="24"/>
         </w:rPr>
         <w:t>②</w:t>
@@ -960,6 +1064,7 @@
       <w:r>
         <w:rPr>
           <w:rFonts w:ascii="游明朝" w:eastAsia="游明朝" w:hAnsi="游明朝" w:hint="eastAsia"/>
+          <w:color w:val="000000" w:themeColor="text1"/>
           <w:sz w:val="24"/>
         </w:rPr>
         <w:t>相談支援体制</w:t>
@@ -967,6 +1072,7 @@
       <w:r>
         <w:rPr>
           <w:rFonts w:ascii="游明朝" w:eastAsia="游明朝" w:hAnsi="游明朝" w:hint="eastAsia"/>
+          <w:color w:val="000000" w:themeColor="text1"/>
           <w:sz w:val="24"/>
         </w:rPr>
         <w:t>の</w:t>
@@ -974,6 +1080,7 @@
       <w:r>
         <w:rPr>
           <w:rFonts w:ascii="游明朝" w:eastAsia="游明朝" w:hAnsi="游明朝" w:hint="eastAsia"/>
+          <w:color w:val="000000" w:themeColor="text1"/>
           <w:sz w:val="24"/>
         </w:rPr>
         <w:t>強化</w:t>
@@ -988,12 +1095,14 @@
         <w:ind w:rightChars="-38" w:right="-80"/>
         <w:rPr>
           <w:rFonts w:ascii="游明朝" w:eastAsia="游明朝" w:hAnsi="游明朝"/>
+          <w:color w:val="000000" w:themeColor="text1"/>
           <w:sz w:val="24"/>
         </w:rPr>
       </w:pPr>
       <w:r>
         <w:rPr>
           <w:rFonts w:ascii="游明朝" w:eastAsia="游明朝" w:hAnsi="游明朝" w:hint="eastAsia"/>
+          <w:color w:val="000000" w:themeColor="text1"/>
           <w:sz w:val="24"/>
         </w:rPr>
         <w:t xml:space="preserve">　</w:t>
@@ -1001,6 +1110,7 @@
       <w:r>
         <w:rPr>
           <w:rFonts w:ascii="游明朝" w:eastAsia="游明朝" w:hAnsi="游明朝" w:hint="eastAsia"/>
+          <w:color w:val="000000" w:themeColor="text1"/>
           <w:sz w:val="24"/>
         </w:rPr>
         <w:t>③</w:t>
@@ -1008,6 +1118,7 @@
       <w:r>
         <w:rPr>
           <w:rFonts w:ascii="游明朝" w:eastAsia="游明朝" w:hAnsi="游明朝" w:hint="eastAsia"/>
+          <w:color w:val="000000" w:themeColor="text1"/>
           <w:sz w:val="24"/>
         </w:rPr>
         <w:t>地域福祉事業</w:t>
@@ -1015,6 +1126,7 @@
       <w:r>
         <w:rPr>
           <w:rFonts w:ascii="游明朝" w:eastAsia="游明朝" w:hAnsi="游明朝" w:hint="eastAsia"/>
+          <w:color w:val="000000" w:themeColor="text1"/>
           <w:sz w:val="24"/>
         </w:rPr>
         <w:t>の推進</w:t>
@@ -1029,12 +1141,14 @@
         <w:ind w:rightChars="-38" w:right="-80"/>
         <w:rPr>
           <w:rFonts w:ascii="游明朝" w:eastAsia="游明朝" w:hAnsi="游明朝"/>
+          <w:color w:val="000000" w:themeColor="text1"/>
           <w:sz w:val="24"/>
         </w:rPr>
       </w:pPr>
       <w:r>
         <w:rPr>
           <w:rFonts w:ascii="游明朝" w:eastAsia="游明朝" w:hAnsi="游明朝" w:hint="eastAsia"/>
+          <w:color w:val="000000" w:themeColor="text1"/>
           <w:sz w:val="24"/>
         </w:rPr>
         <w:t xml:space="preserve">　</w:t>
@@ -1042,6 +1156,7 @@
       <w:r>
         <w:rPr>
           <w:rFonts w:ascii="游明朝" w:eastAsia="游明朝" w:hAnsi="游明朝" w:hint="eastAsia"/>
+          <w:color w:val="000000" w:themeColor="text1"/>
           <w:sz w:val="24"/>
         </w:rPr>
         <w:t>④</w:t>
@@ -1049,6 +1164,7 @@
       <w:r>
         <w:rPr>
           <w:rFonts w:ascii="游明朝" w:eastAsia="游明朝" w:hAnsi="游明朝" w:hint="eastAsia"/>
+          <w:color w:val="000000" w:themeColor="text1"/>
           <w:sz w:val="24"/>
         </w:rPr>
         <w:t>災害支援の推進</w:t>
@@ -1061,7 +1177,7 @@
         </w:tabs>
         <w:ind w:rightChars="-38" w:right="-80" w:firstLineChars="100" w:firstLine="240"/>
         <w:rPr>
-          <w:color w:val="FF0000"/>
+          <w:color w:val="000000" w:themeColor="text1"/>
           <w:sz w:val="24"/>
         </w:rPr>
       </w:pPr>
@@ -1073,7 +1189,7 @@
         </w:tabs>
         <w:ind w:rightChars="-38" w:right="-80" w:firstLineChars="100" w:firstLine="240"/>
         <w:rPr>
-          <w:color w:val="FF0000"/>
+          <w:color w:val="000000" w:themeColor="text1"/>
           <w:sz w:val="24"/>
         </w:rPr>
       </w:pPr>
@@ -1087,6 +1203,7 @@
         <w:jc w:val="left"/>
         <w:rPr>
           <w:rFonts w:ascii="游明朝" w:eastAsia="游明朝" w:hAnsi="游明朝"/>
+          <w:color w:val="000000" w:themeColor="text1"/>
           <w:sz w:val="28"/>
           <w:szCs w:val="28"/>
           <w:bdr w:val="single" w:sz="4" w:space="0" w:color="auto"/>
@@ -1095,6 +1212,7 @@
       <w:r>
         <w:rPr>
           <w:rFonts w:ascii="游明朝" w:eastAsia="游明朝" w:hAnsi="游明朝" w:hint="eastAsia"/>
+          <w:color w:val="000000" w:themeColor="text1"/>
           <w:sz w:val="28"/>
           <w:szCs w:val="28"/>
           <w:bdr w:val="single" w:sz="4" w:space="0" w:color="auto"/>
@@ -1104,6 +1222,7 @@
       <w:r>
         <w:rPr>
           <w:rFonts w:ascii="游明朝" w:eastAsia="游明朝" w:hAnsi="游明朝" w:hint="eastAsia"/>
+          <w:color w:val="000000" w:themeColor="text1"/>
           <w:sz w:val="28"/>
           <w:szCs w:val="28"/>
           <w:bdr w:val="single" w:sz="4" w:space="0" w:color="auto"/>
@@ -1120,6 +1239,7 @@
         <w:jc w:val="left"/>
         <w:rPr>
           <w:rFonts w:ascii="游明朝" w:eastAsia="游明朝" w:hAnsi="游明朝"/>
+          <w:color w:val="000000" w:themeColor="text1"/>
           <w:sz w:val="28"/>
           <w:szCs w:val="28"/>
           <w:bdr w:val="single" w:sz="4" w:space="0" w:color="auto"/>
@@ -1135,6 +1255,7 @@
         <w:jc w:val="center"/>
         <w:rPr>
           <w:rFonts w:ascii="HGP創英角ｺﾞｼｯｸUB" w:eastAsia="HGP創英角ｺﾞｼｯｸUB" w:hAnsi="HGP創英角ｺﾞｼｯｸUB"/>
+          <w:color w:val="000000" w:themeColor="text1"/>
           <w:sz w:val="32"/>
           <w:szCs w:val="32"/>
         </w:rPr>
@@ -1142,6 +1263,7 @@
       <w:r>
         <w:rPr>
           <w:rFonts w:ascii="HGP創英角ｺﾞｼｯｸUB" w:eastAsia="HGP創英角ｺﾞｼｯｸUB" w:hAnsi="HGP創英角ｺﾞｼｯｸUB" w:hint="eastAsia"/>
+          <w:color w:val="000000" w:themeColor="text1"/>
           <w:sz w:val="32"/>
           <w:szCs w:val="32"/>
         </w:rPr>
@@ -1150,6 +1272,7 @@
       <w:r>
         <w:rPr>
           <w:rFonts w:ascii="HGP創英角ｺﾞｼｯｸUB" w:eastAsia="HGP創英角ｺﾞｼｯｸUB" w:hAnsi="HGP創英角ｺﾞｼｯｸUB" w:hint="eastAsia"/>
+          <w:color w:val="000000" w:themeColor="text1"/>
           <w:sz w:val="32"/>
           <w:szCs w:val="32"/>
         </w:rPr>
@@ -1158,6 +1281,7 @@
       <w:r>
         <w:rPr>
           <w:rFonts w:ascii="HGP創英角ｺﾞｼｯｸUB" w:eastAsia="HGP創英角ｺﾞｼｯｸUB" w:hAnsi="HGP創英角ｺﾞｼｯｸUB" w:hint="eastAsia"/>
+          <w:color w:val="000000" w:themeColor="text1"/>
           <w:sz w:val="32"/>
           <w:szCs w:val="32"/>
         </w:rPr>
@@ -1174,6 +1298,7 @@
           <w:rFonts w:ascii="Yu Gothic" w:eastAsia="Yu Gothic" w:hAnsi="Yu Gothic"/>
           <w:b/>
           <w:bCs/>
+          <w:color w:val="000000" w:themeColor="text1"/>
           <w:sz w:val="24"/>
         </w:rPr>
       </w:pPr>
@@ -1182,6 +1307,7 @@
           <w:rFonts w:ascii="Yu Gothic" w:eastAsia="Yu Gothic" w:hAnsi="Yu Gothic" w:hint="eastAsia"/>
           <w:b/>
           <w:bCs/>
+          <w:color w:val="000000" w:themeColor="text1"/>
           <w:sz w:val="24"/>
         </w:rPr>
         <w:t>1－1</w:t>
@@ -1191,6 +1317,7 @@
           <w:rFonts w:ascii="Yu Gothic" w:eastAsia="Yu Gothic" w:hAnsi="Yu Gothic" w:hint="eastAsia"/>
           <w:b/>
           <w:bCs/>
+          <w:color w:val="000000" w:themeColor="text1"/>
           <w:sz w:val="24"/>
         </w:rPr>
         <w:t>．会務の運営</w:t>
@@ -1204,6 +1331,7 @@
         <w:ind w:rightChars="-38" w:right="-80"/>
         <w:rPr>
           <w:rFonts w:asciiTheme="minorHAnsi" w:eastAsiaTheme="minorHAnsi" w:hAnsiTheme="minorHAnsi"/>
+          <w:color w:val="000000" w:themeColor="text1"/>
           <w:sz w:val="24"/>
         </w:rPr>
       </w:pPr>
@@ -1212,6 +1340,7 @@
           <w:rFonts w:ascii="Yu Gothic" w:eastAsia="Yu Gothic" w:hAnsi="Yu Gothic" w:hint="eastAsia"/>
           <w:b/>
           <w:bCs/>
+          <w:color w:val="000000" w:themeColor="text1"/>
           <w:sz w:val="24"/>
         </w:rPr>
         <w:t xml:space="preserve">　</w:t>
@@ -1221,6 +1350,7 @@
           <w:rFonts w:ascii="Yu Gothic" w:eastAsia="Yu Gothic" w:hAnsi="Yu Gothic"/>
           <w:b/>
           <w:bCs/>
+          <w:color w:val="000000" w:themeColor="text1"/>
           <w:sz w:val="24"/>
         </w:rPr>
         <w:t xml:space="preserve"> </w:t>
@@ -1228,6 +1358,7 @@
       <w:r>
         <w:rPr>
           <w:rFonts w:asciiTheme="minorHAnsi" w:eastAsiaTheme="minorHAnsi" w:hAnsiTheme="minorHAnsi" w:hint="eastAsia"/>
+          <w:color w:val="000000" w:themeColor="text1"/>
           <w:sz w:val="24"/>
         </w:rPr>
         <w:t>会務の円滑なる運営及び効率よく事業執行、運営ができるよう次のとおり会議を開催する</w:t>
@@ -1242,12 +1373,14 @@
         <w:ind w:rightChars="-38" w:right="-80" w:firstLineChars="100" w:firstLine="240"/>
         <w:rPr>
           <w:rFonts w:asciiTheme="minorHAnsi" w:eastAsiaTheme="minorHAnsi" w:hAnsiTheme="minorHAnsi"/>
-          <w:sz w:val="24"/>
-        </w:rPr>
-      </w:pPr>
-      <w:r>
-        <w:rPr>
-          <w:rFonts w:asciiTheme="minorHAnsi" w:eastAsiaTheme="minorHAnsi" w:hAnsiTheme="minorHAnsi" w:hint="eastAsia"/>
+          <w:color w:val="000000" w:themeColor="text1"/>
+          <w:sz w:val="24"/>
+        </w:rPr>
+      </w:pPr>
+      <w:r>
+        <w:rPr>
+          <w:rFonts w:asciiTheme="minorHAnsi" w:eastAsiaTheme="minorHAnsi" w:hAnsiTheme="minorHAnsi" w:hint="eastAsia"/>
+          <w:color w:val="000000" w:themeColor="text1"/>
           <w:sz w:val="24"/>
         </w:rPr>
         <w:t>（１）理事会の開催：年</w:t>
@@ -1255,6 +1388,7 @@
       <w:r>
         <w:rPr>
           <w:rFonts w:asciiTheme="minorHAnsi" w:eastAsiaTheme="minorHAnsi" w:hAnsiTheme="minorHAnsi" w:hint="eastAsia"/>
+          <w:color w:val="000000" w:themeColor="text1"/>
           <w:sz w:val="24"/>
         </w:rPr>
         <w:t>３</w:t>
@@ -1262,6 +1396,7 @@
       <w:r>
         <w:rPr>
           <w:rFonts w:asciiTheme="minorHAnsi" w:eastAsiaTheme="minorHAnsi" w:hAnsiTheme="minorHAnsi" w:hint="eastAsia"/>
+          <w:color w:val="000000" w:themeColor="text1"/>
           <w:sz w:val="24"/>
         </w:rPr>
         <w:t>回</w:t>
@@ -1276,12 +1411,14 @@
         <w:ind w:rightChars="-38" w:right="-80" w:firstLineChars="100" w:firstLine="240"/>
         <w:rPr>
           <w:rFonts w:asciiTheme="minorHAnsi" w:eastAsiaTheme="minorHAnsi" w:hAnsiTheme="minorHAnsi"/>
-          <w:sz w:val="24"/>
-        </w:rPr>
-      </w:pPr>
-      <w:r>
-        <w:rPr>
-          <w:rFonts w:asciiTheme="minorHAnsi" w:eastAsiaTheme="minorHAnsi" w:hAnsiTheme="minorHAnsi" w:hint="eastAsia"/>
+          <w:color w:val="000000" w:themeColor="text1"/>
+          <w:sz w:val="24"/>
+        </w:rPr>
+      </w:pPr>
+      <w:r>
+        <w:rPr>
+          <w:rFonts w:asciiTheme="minorHAnsi" w:eastAsiaTheme="minorHAnsi" w:hAnsiTheme="minorHAnsi" w:hint="eastAsia"/>
+          <w:color w:val="000000" w:themeColor="text1"/>
           <w:sz w:val="24"/>
         </w:rPr>
         <w:t>（２）評議員会の開催：年</w:t>
@@ -1289,6 +1426,7 @@
       <w:r>
         <w:rPr>
           <w:rFonts w:asciiTheme="minorHAnsi" w:eastAsiaTheme="minorHAnsi" w:hAnsiTheme="minorHAnsi" w:hint="eastAsia"/>
+          <w:color w:val="000000" w:themeColor="text1"/>
           <w:sz w:val="24"/>
         </w:rPr>
         <w:t>３</w:t>
@@ -1296,6 +1434,7 @@
       <w:r>
         <w:rPr>
           <w:rFonts w:asciiTheme="minorHAnsi" w:eastAsiaTheme="minorHAnsi" w:hAnsiTheme="minorHAnsi" w:hint="eastAsia"/>
+          <w:color w:val="000000" w:themeColor="text1"/>
           <w:sz w:val="24"/>
         </w:rPr>
         <w:t>回</w:t>
@@ -1310,12 +1449,14 @@
         <w:ind w:rightChars="-38" w:right="-80" w:firstLineChars="100" w:firstLine="240"/>
         <w:rPr>
           <w:rFonts w:ascii="游明朝" w:eastAsia="游明朝" w:hAnsi="游明朝"/>
+          <w:color w:val="000000" w:themeColor="text1"/>
           <w:sz w:val="24"/>
         </w:rPr>
       </w:pPr>
       <w:r>
         <w:rPr>
           <w:rFonts w:ascii="游明朝" w:eastAsia="游明朝" w:hAnsi="游明朝" w:hint="eastAsia"/>
+          <w:color w:val="000000" w:themeColor="text1"/>
           <w:sz w:val="24"/>
         </w:rPr>
         <w:t>（</w:t>
@@ -1323,6 +1464,7 @@
       <w:r>
         <w:rPr>
           <w:rFonts w:ascii="游明朝" w:eastAsia="游明朝" w:hAnsi="游明朝" w:hint="eastAsia"/>
+          <w:color w:val="000000" w:themeColor="text1"/>
           <w:sz w:val="24"/>
         </w:rPr>
         <w:t>３</w:t>
@@ -1330,6 +1472,7 @@
       <w:r>
         <w:rPr>
           <w:rFonts w:ascii="游明朝" w:eastAsia="游明朝" w:hAnsi="游明朝" w:hint="eastAsia"/>
+          <w:color w:val="000000" w:themeColor="text1"/>
           <w:sz w:val="24"/>
         </w:rPr>
         <w:t>）監査の実施</w:t>
@@ -1382,12 +1525,14 @@
         <w:ind w:rightChars="-38" w:right="-80" w:firstLineChars="100" w:firstLine="240"/>
         <w:rPr>
           <w:rFonts w:ascii="游明朝" w:eastAsia="游明朝" w:hAnsi="游明朝"/>
+          <w:color w:val="000000" w:themeColor="text1"/>
           <w:sz w:val="24"/>
         </w:rPr>
       </w:pPr>
       <w:r>
         <w:rPr>
           <w:rFonts w:ascii="游明朝" w:eastAsia="游明朝" w:hAnsi="游明朝" w:hint="eastAsia"/>
+          <w:color w:val="000000" w:themeColor="text1"/>
           <w:sz w:val="24"/>
         </w:rPr>
         <w:t>（</w:t>
@@ -1395,6 +1540,7 @@
       <w:r>
         <w:rPr>
           <w:rFonts w:ascii="游明朝" w:eastAsia="游明朝" w:hAnsi="游明朝" w:hint="eastAsia"/>
+          <w:color w:val="000000" w:themeColor="text1"/>
           <w:sz w:val="24"/>
         </w:rPr>
         <w:t>５</w:t>
@@ -1402,6 +1548,7 @@
       <w:r>
         <w:rPr>
           <w:rFonts w:ascii="游明朝" w:eastAsia="游明朝" w:hAnsi="游明朝" w:hint="eastAsia"/>
+          <w:color w:val="000000" w:themeColor="text1"/>
           <w:sz w:val="24"/>
         </w:rPr>
         <w:t>）職務会の開催</w:t>
@@ -1409,6 +1556,7 @@
       <w:r>
         <w:rPr>
           <w:rFonts w:ascii="游明朝" w:eastAsia="游明朝" w:hAnsi="游明朝" w:hint="eastAsia"/>
+          <w:color w:val="000000" w:themeColor="text1"/>
           <w:sz w:val="24"/>
         </w:rPr>
         <w:t>：</w:t>
@@ -1416,6 +1564,7 @@
       <w:r>
         <w:rPr>
           <w:rFonts w:ascii="游明朝" w:eastAsia="游明朝" w:hAnsi="游明朝" w:hint="eastAsia"/>
+          <w:color w:val="000000" w:themeColor="text1"/>
           <w:sz w:val="24"/>
         </w:rPr>
         <w:t>毎月</w:t>
@@ -1431,12 +1580,14 @@
         <w:ind w:rightChars="-38" w:right="-80"/>
         <w:rPr>
           <w:rFonts w:ascii="游明朝" w:eastAsia="游明朝" w:hAnsi="游明朝"/>
+          <w:color w:val="000000" w:themeColor="text1"/>
           <w:sz w:val="24"/>
         </w:rPr>
       </w:pPr>
       <w:r>
         <w:rPr>
           <w:rFonts w:ascii="游明朝" w:eastAsia="游明朝" w:hAnsi="游明朝" w:hint="eastAsia"/>
+          <w:color w:val="000000" w:themeColor="text1"/>
           <w:sz w:val="24"/>
         </w:rPr>
         <w:t xml:space="preserve">　</w:t>
@@ -1454,6 +1605,7 @@
           <w:rFonts w:ascii="Yu Gothic" w:eastAsia="Yu Gothic" w:hAnsi="Yu Gothic"/>
           <w:b/>
           <w:bCs/>
+          <w:color w:val="000000" w:themeColor="text1"/>
           <w:sz w:val="24"/>
         </w:rPr>
       </w:pPr>
@@ -1462,6 +1614,7 @@
           <w:rFonts w:ascii="Yu Gothic" w:eastAsia="Yu Gothic" w:hAnsi="Yu Gothic" w:hint="eastAsia"/>
           <w:b/>
           <w:bCs/>
+          <w:color w:val="000000" w:themeColor="text1"/>
           <w:sz w:val="24"/>
         </w:rPr>
         <w:t>1－２　財政基盤の強化</w:t>
@@ -1476,12 +1629,14 @@
         <w:ind w:left="240" w:hangingChars="100" w:hanging="240"/>
         <w:rPr>
           <w:rFonts w:asciiTheme="minorHAnsi" w:eastAsiaTheme="minorHAnsi" w:hAnsiTheme="minorHAnsi"/>
-          <w:sz w:val="24"/>
-        </w:rPr>
-      </w:pPr>
-      <w:r>
-        <w:rPr>
-          <w:rFonts w:asciiTheme="minorHAnsi" w:eastAsiaTheme="minorHAnsi" w:hAnsiTheme="minorHAnsi" w:hint="eastAsia"/>
+          <w:color w:val="000000" w:themeColor="text1"/>
+          <w:sz w:val="24"/>
+        </w:rPr>
+      </w:pPr>
+      <w:r>
+        <w:rPr>
+          <w:rFonts w:asciiTheme="minorHAnsi" w:eastAsiaTheme="minorHAnsi" w:hAnsiTheme="minorHAnsi" w:hint="eastAsia"/>
+          <w:color w:val="000000" w:themeColor="text1"/>
           <w:sz w:val="24"/>
         </w:rPr>
         <w:t xml:space="preserve">　</w:t>
@@ -1489,6 +1644,7 @@
       <w:r>
         <w:rPr>
           <w:rFonts w:asciiTheme="minorHAnsi" w:eastAsiaTheme="minorHAnsi" w:hAnsiTheme="minorHAnsi"/>
+          <w:color w:val="000000" w:themeColor="text1"/>
           <w:sz w:val="24"/>
         </w:rPr>
         <w:t xml:space="preserve">  </w:t>
@@ -1496,6 +1652,7 @@
       <w:r>
         <w:rPr>
           <w:rFonts w:asciiTheme="minorHAnsi" w:eastAsiaTheme="minorHAnsi" w:hAnsiTheme="minorHAnsi"/>
+          <w:color w:val="000000" w:themeColor="text1"/>
           <w:sz w:val="24"/>
         </w:rPr>
         <w:t>本会の財源は、会員会費、公的機関の補助金、共同募金配分金、寄附金などが主要な</w:t>
@@ -1503,6 +1660,7 @@
       <w:r>
         <w:rPr>
           <w:rFonts w:asciiTheme="minorHAnsi" w:eastAsiaTheme="minorHAnsi" w:hAnsiTheme="minorHAnsi" w:hint="eastAsia"/>
+          <w:color w:val="000000" w:themeColor="text1"/>
           <w:sz w:val="24"/>
         </w:rPr>
         <w:t>割合をしめていることから</w:t>
@@ -1510,6 +1668,7 @@
       <w:r>
         <w:rPr>
           <w:rFonts w:asciiTheme="minorHAnsi" w:eastAsiaTheme="minorHAnsi" w:hAnsiTheme="minorHAnsi"/>
+          <w:color w:val="000000" w:themeColor="text1"/>
           <w:sz w:val="24"/>
         </w:rPr>
         <w:t>、地域福祉活動への理解と協力を促進するため、周知の強化に取り組</w:t>
@@ -1517,6 +1676,7 @@
       <w:r>
         <w:rPr>
           <w:rFonts w:asciiTheme="minorHAnsi" w:eastAsiaTheme="minorHAnsi" w:hAnsiTheme="minorHAnsi" w:hint="eastAsia"/>
+          <w:color w:val="000000" w:themeColor="text1"/>
           <w:sz w:val="24"/>
         </w:rPr>
         <w:t>む</w:t>
@@ -1524,6 +1684,7 @@
       <w:r>
         <w:rPr>
           <w:rFonts w:asciiTheme="minorHAnsi" w:eastAsiaTheme="minorHAnsi" w:hAnsiTheme="minorHAnsi"/>
+          <w:color w:val="000000" w:themeColor="text1"/>
           <w:sz w:val="24"/>
         </w:rPr>
         <w:t>。</w:t>
@@ -1538,12 +1699,14 @@
         <w:ind w:rightChars="-38" w:right="-80"/>
         <w:rPr>
           <w:rFonts w:asciiTheme="minorHAnsi" w:eastAsiaTheme="minorHAnsi" w:hAnsiTheme="minorHAnsi"/>
-          <w:sz w:val="24"/>
-        </w:rPr>
-      </w:pPr>
-      <w:r>
-        <w:rPr>
-          <w:rFonts w:asciiTheme="minorHAnsi" w:eastAsiaTheme="minorHAnsi" w:hAnsiTheme="minorHAnsi" w:hint="eastAsia"/>
+          <w:color w:val="000000" w:themeColor="text1"/>
+          <w:sz w:val="24"/>
+        </w:rPr>
+      </w:pPr>
+      <w:r>
+        <w:rPr>
+          <w:rFonts w:asciiTheme="minorHAnsi" w:eastAsiaTheme="minorHAnsi" w:hAnsiTheme="minorHAnsi" w:hint="eastAsia"/>
+          <w:color w:val="000000" w:themeColor="text1"/>
           <w:sz w:val="24"/>
         </w:rPr>
         <w:t xml:space="preserve">　（１）社協会員増強運動の推進(戸別・賛助・団体</w:t>
@@ -1551,6 +1714,7 @@
       <w:r>
         <w:rPr>
           <w:rFonts w:asciiTheme="minorHAnsi" w:eastAsiaTheme="minorHAnsi" w:hAnsiTheme="minorHAnsi" w:hint="eastAsia"/>
+          <w:color w:val="000000" w:themeColor="text1"/>
           <w:sz w:val="24"/>
         </w:rPr>
         <w:t>・特別</w:t>
@@ -1558,6 +1722,7 @@
       <w:r>
         <w:rPr>
           <w:rFonts w:asciiTheme="minorHAnsi" w:eastAsiaTheme="minorHAnsi" w:hAnsiTheme="minorHAnsi" w:hint="eastAsia"/>
+          <w:color w:val="000000" w:themeColor="text1"/>
           <w:sz w:val="24"/>
         </w:rPr>
         <w:t>)</w:t>
@@ -1572,12 +1737,14 @@
         <w:ind w:rightChars="-38" w:right="-80"/>
         <w:rPr>
           <w:rFonts w:asciiTheme="minorHAnsi" w:eastAsiaTheme="minorHAnsi" w:hAnsiTheme="minorHAnsi"/>
-          <w:sz w:val="24"/>
-        </w:rPr>
-      </w:pPr>
-      <w:r>
-        <w:rPr>
-          <w:rFonts w:asciiTheme="minorHAnsi" w:eastAsiaTheme="minorHAnsi" w:hAnsiTheme="minorHAnsi" w:hint="eastAsia"/>
+          <w:color w:val="000000" w:themeColor="text1"/>
+          <w:sz w:val="24"/>
+        </w:rPr>
+      </w:pPr>
+      <w:r>
+        <w:rPr>
+          <w:rFonts w:asciiTheme="minorHAnsi" w:eastAsiaTheme="minorHAnsi" w:hAnsiTheme="minorHAnsi" w:hint="eastAsia"/>
+          <w:color w:val="000000" w:themeColor="text1"/>
           <w:sz w:val="24"/>
         </w:rPr>
         <w:t xml:space="preserve">　（２）活動資金造成チャリティー等</w:t>
@@ -1585,6 +1752,7 @@
       <w:r>
         <w:rPr>
           <w:rFonts w:asciiTheme="minorHAnsi" w:eastAsiaTheme="minorHAnsi" w:hAnsiTheme="minorHAnsi" w:hint="eastAsia"/>
+          <w:color w:val="000000" w:themeColor="text1"/>
           <w:sz w:val="24"/>
         </w:rPr>
         <w:t>の開催・後援</w:t>
@@ -1599,12 +1767,14 @@
         <w:ind w:rightChars="-38" w:right="-80"/>
         <w:rPr>
           <w:rFonts w:asciiTheme="minorHAnsi" w:eastAsiaTheme="minorHAnsi" w:hAnsiTheme="minorHAnsi"/>
-          <w:sz w:val="24"/>
-        </w:rPr>
-      </w:pPr>
-      <w:r>
-        <w:rPr>
-          <w:rFonts w:asciiTheme="minorHAnsi" w:eastAsiaTheme="minorHAnsi" w:hAnsiTheme="minorHAnsi" w:hint="eastAsia"/>
+          <w:color w:val="000000" w:themeColor="text1"/>
+          <w:sz w:val="24"/>
+        </w:rPr>
+      </w:pPr>
+      <w:r>
+        <w:rPr>
+          <w:rFonts w:asciiTheme="minorHAnsi" w:eastAsiaTheme="minorHAnsi" w:hAnsiTheme="minorHAnsi" w:hint="eastAsia"/>
+          <w:color w:val="000000" w:themeColor="text1"/>
           <w:sz w:val="24"/>
         </w:rPr>
         <w:t xml:space="preserve">　（３）赤い羽根共同募金・歳末たすけ合い運動の推進</w:t>
@@ -1619,12 +1789,14 @@
         <w:ind w:rightChars="-38" w:right="-80"/>
         <w:rPr>
           <w:rFonts w:asciiTheme="minorHAnsi" w:eastAsiaTheme="minorHAnsi" w:hAnsiTheme="minorHAnsi"/>
-          <w:sz w:val="24"/>
-        </w:rPr>
-      </w:pPr>
-      <w:r>
-        <w:rPr>
-          <w:rFonts w:asciiTheme="minorHAnsi" w:eastAsiaTheme="minorHAnsi" w:hAnsiTheme="minorHAnsi" w:hint="eastAsia"/>
+          <w:color w:val="000000" w:themeColor="text1"/>
+          <w:sz w:val="24"/>
+        </w:rPr>
+      </w:pPr>
+      <w:r>
+        <w:rPr>
+          <w:rFonts w:asciiTheme="minorHAnsi" w:eastAsiaTheme="minorHAnsi" w:hAnsiTheme="minorHAnsi" w:hint="eastAsia"/>
+          <w:color w:val="000000" w:themeColor="text1"/>
           <w:sz w:val="24"/>
         </w:rPr>
         <w:lastRenderedPageBreak/>
@@ -1640,12 +1812,14 @@
         <w:ind w:rightChars="-38" w:right="-80"/>
         <w:rPr>
           <w:rFonts w:asciiTheme="minorHAnsi" w:eastAsiaTheme="minorHAnsi" w:hAnsiTheme="minorHAnsi"/>
-          <w:sz w:val="24"/>
-        </w:rPr>
-      </w:pPr>
-      <w:r>
-        <w:rPr>
-          <w:rFonts w:asciiTheme="minorHAnsi" w:eastAsiaTheme="minorHAnsi" w:hAnsiTheme="minorHAnsi" w:hint="eastAsia"/>
+          <w:color w:val="000000" w:themeColor="text1"/>
+          <w:sz w:val="24"/>
+        </w:rPr>
+      </w:pPr>
+      <w:r>
+        <w:rPr>
+          <w:rFonts w:asciiTheme="minorHAnsi" w:eastAsiaTheme="minorHAnsi" w:hAnsiTheme="minorHAnsi" w:hint="eastAsia"/>
+          <w:color w:val="000000" w:themeColor="text1"/>
           <w:sz w:val="24"/>
         </w:rPr>
         <w:t xml:space="preserve">　（</w:t>
@@ -1653,6 +1827,7 @@
       <w:r>
         <w:rPr>
           <w:rFonts w:asciiTheme="minorHAnsi" w:eastAsiaTheme="minorHAnsi" w:hAnsiTheme="minorHAnsi" w:hint="eastAsia"/>
+          <w:color w:val="000000" w:themeColor="text1"/>
           <w:sz w:val="24"/>
         </w:rPr>
         <w:t>５）助成金の活用</w:t>
@@ -1667,12 +1842,14 @@
         <w:ind w:rightChars="-38" w:right="-80"/>
         <w:rPr>
           <w:rFonts w:asciiTheme="minorHAnsi" w:eastAsiaTheme="minorHAnsi" w:hAnsiTheme="minorHAnsi"/>
-          <w:sz w:val="24"/>
-        </w:rPr>
-      </w:pPr>
-      <w:r>
-        <w:rPr>
-          <w:rFonts w:asciiTheme="minorHAnsi" w:eastAsiaTheme="minorHAnsi" w:hAnsiTheme="minorHAnsi" w:hint="eastAsia"/>
+          <w:color w:val="000000" w:themeColor="text1"/>
+          <w:sz w:val="24"/>
+        </w:rPr>
+      </w:pPr>
+      <w:r>
+        <w:rPr>
+          <w:rFonts w:asciiTheme="minorHAnsi" w:eastAsiaTheme="minorHAnsi" w:hAnsiTheme="minorHAnsi" w:hint="eastAsia"/>
+          <w:color w:val="000000" w:themeColor="text1"/>
           <w:sz w:val="24"/>
         </w:rPr>
         <w:t xml:space="preserve">　（６）ファンドレイジング</w:t>
@@ -1680,6 +1857,7 @@
       <w:r>
         <w:rPr>
           <w:rFonts w:asciiTheme="minorHAnsi" w:eastAsiaTheme="minorHAnsi" w:hAnsiTheme="minorHAnsi" w:hint="eastAsia"/>
+          <w:color w:val="000000" w:themeColor="text1"/>
           <w:sz w:val="24"/>
         </w:rPr>
         <w:t>による財源づくり</w:t>
@@ -1687,6 +1865,7 @@
       <w:r>
         <w:rPr>
           <w:rFonts w:asciiTheme="minorHAnsi" w:eastAsiaTheme="minorHAnsi" w:hAnsiTheme="minorHAnsi" w:hint="eastAsia"/>
+          <w:color w:val="000000" w:themeColor="text1"/>
           <w:sz w:val="24"/>
         </w:rPr>
         <w:t>に向けた</w:t>
@@ -1694,6 +1873,7 @@
       <w:r>
         <w:rPr>
           <w:rFonts w:asciiTheme="minorHAnsi" w:eastAsiaTheme="minorHAnsi" w:hAnsiTheme="minorHAnsi" w:hint="eastAsia"/>
+          <w:color w:val="000000" w:themeColor="text1"/>
           <w:sz w:val="24"/>
         </w:rPr>
         <w:t>研修</w:t>
@@ -1701,6 +1881,7 @@
       <w:r>
         <w:rPr>
           <w:rFonts w:asciiTheme="minorHAnsi" w:eastAsiaTheme="minorHAnsi" w:hAnsiTheme="minorHAnsi" w:hint="eastAsia"/>
+          <w:color w:val="000000" w:themeColor="text1"/>
           <w:sz w:val="24"/>
         </w:rPr>
         <w:t>の推進</w:t>
@@ -1715,6 +1896,7 @@
         <w:ind w:rightChars="-38" w:right="-80"/>
         <w:rPr>
           <w:rFonts w:asciiTheme="minorHAnsi" w:eastAsiaTheme="minorHAnsi" w:hAnsiTheme="minorHAnsi"/>
+          <w:color w:val="000000" w:themeColor="text1"/>
           <w:sz w:val="24"/>
         </w:rPr>
       </w:pPr>
@@ -1730,6 +1912,7 @@
           <w:rFonts w:ascii="Yu Gothic" w:eastAsia="Yu Gothic" w:hAnsi="Yu Gothic"/>
           <w:b/>
           <w:bCs/>
+          <w:color w:val="000000" w:themeColor="text1"/>
           <w:sz w:val="24"/>
         </w:rPr>
       </w:pPr>
@@ -1738,6 +1921,7 @@
           <w:rFonts w:ascii="Yu Gothic" w:eastAsia="Yu Gothic" w:hAnsi="Yu Gothic" w:hint="eastAsia"/>
           <w:b/>
           <w:bCs/>
+          <w:color w:val="000000" w:themeColor="text1"/>
           <w:sz w:val="24"/>
         </w:rPr>
         <w:t xml:space="preserve">1－3　</w:t>
@@ -1747,6 +1931,7 @@
           <w:rFonts w:ascii="Yu Gothic" w:eastAsia="Yu Gothic" w:hAnsi="Yu Gothic" w:hint="eastAsia"/>
           <w:b/>
           <w:bCs/>
+          <w:color w:val="000000" w:themeColor="text1"/>
           <w:sz w:val="24"/>
         </w:rPr>
         <w:t>連絡調整事業</w:t>
@@ -1761,22 +1946,17 @@
         <w:ind w:rightChars="-38" w:right="-80" w:firstLineChars="150" w:firstLine="360"/>
         <w:rPr>
           <w:rFonts w:asciiTheme="minorHAnsi" w:eastAsiaTheme="minorHAnsi" w:hAnsiTheme="minorHAnsi"/>
-          <w:sz w:val="24"/>
-        </w:rPr>
-      </w:pPr>
-      <w:r>
-        <w:rPr>
-          <w:rFonts w:asciiTheme="minorHAnsi" w:eastAsiaTheme="minorHAnsi" w:hAnsiTheme="minorHAnsi" w:hint="eastAsia"/>
-          <w:sz w:val="24"/>
-        </w:rPr>
-        <w:t>地域福祉活動を推進するため</w:t>
-      </w:r>
-      <w:r>
-        <w:rPr>
-          <w:rFonts w:asciiTheme="minorHAnsi" w:eastAsiaTheme="minorHAnsi" w:hAnsiTheme="minorHAnsi" w:hint="eastAsia"/>
-          <w:sz w:val="24"/>
-        </w:rPr>
-        <w:t>、関係機関や各種団体との連携を強化するため、次の事</w:t>
+          <w:color w:val="000000" w:themeColor="text1"/>
+          <w:sz w:val="24"/>
+        </w:rPr>
+      </w:pPr>
+      <w:r>
+        <w:rPr>
+          <w:rFonts w:asciiTheme="minorHAnsi" w:eastAsiaTheme="minorHAnsi" w:hAnsiTheme="minorHAnsi" w:hint="eastAsia"/>
+          <w:color w:val="000000" w:themeColor="text1"/>
+          <w:sz w:val="24"/>
+        </w:rPr>
+        <w:t>地域福祉活動を推進するため、関係機関や各種団体との連携を強化するため、次の事</w:t>
       </w:r>
     </w:p>
     <w:p>
@@ -1790,12 +1970,14 @@
           <w:rFonts w:ascii="Yu Gothic" w:eastAsia="Yu Gothic" w:hAnsi="Yu Gothic"/>
           <w:b/>
           <w:bCs/>
-          <w:sz w:val="24"/>
-        </w:rPr>
-      </w:pPr>
-      <w:r>
-        <w:rPr>
-          <w:rFonts w:asciiTheme="minorHAnsi" w:eastAsiaTheme="minorHAnsi" w:hAnsiTheme="minorHAnsi" w:hint="eastAsia"/>
+          <w:color w:val="000000" w:themeColor="text1"/>
+          <w:sz w:val="24"/>
+        </w:rPr>
+      </w:pPr>
+      <w:r>
+        <w:rPr>
+          <w:rFonts w:asciiTheme="minorHAnsi" w:eastAsiaTheme="minorHAnsi" w:hAnsiTheme="minorHAnsi" w:hint="eastAsia"/>
+          <w:color w:val="000000" w:themeColor="text1"/>
           <w:sz w:val="24"/>
         </w:rPr>
         <w:t>業を実施する。</w:t>
@@ -1810,12 +1992,14 @@
         <w:ind w:rightChars="-38" w:right="-80"/>
         <w:rPr>
           <w:rFonts w:asciiTheme="minorHAnsi" w:eastAsiaTheme="minorHAnsi" w:hAnsiTheme="minorHAnsi"/>
-          <w:sz w:val="24"/>
-        </w:rPr>
-      </w:pPr>
-      <w:r>
-        <w:rPr>
-          <w:rFonts w:asciiTheme="minorHAnsi" w:eastAsiaTheme="minorHAnsi" w:hAnsiTheme="minorHAnsi" w:hint="eastAsia"/>
+          <w:color w:val="000000" w:themeColor="text1"/>
+          <w:sz w:val="24"/>
+        </w:rPr>
+      </w:pPr>
+      <w:r>
+        <w:rPr>
+          <w:rFonts w:asciiTheme="minorHAnsi" w:eastAsiaTheme="minorHAnsi" w:hAnsiTheme="minorHAnsi" w:hint="eastAsia"/>
+          <w:color w:val="000000" w:themeColor="text1"/>
           <w:sz w:val="24"/>
         </w:rPr>
         <w:t xml:space="preserve">　（１）関係機関団体連絡会の開催</w:t>
@@ -1830,12 +2014,14 @@
         <w:ind w:rightChars="-38" w:right="-80"/>
         <w:rPr>
           <w:rFonts w:asciiTheme="minorHAnsi" w:eastAsiaTheme="minorHAnsi" w:hAnsiTheme="minorHAnsi"/>
-          <w:sz w:val="24"/>
-        </w:rPr>
-      </w:pPr>
-      <w:r>
-        <w:rPr>
-          <w:rFonts w:asciiTheme="minorHAnsi" w:eastAsiaTheme="minorHAnsi" w:hAnsiTheme="minorHAnsi" w:hint="eastAsia"/>
+          <w:color w:val="000000" w:themeColor="text1"/>
+          <w:sz w:val="24"/>
+        </w:rPr>
+      </w:pPr>
+      <w:r>
+        <w:rPr>
+          <w:rFonts w:asciiTheme="minorHAnsi" w:eastAsiaTheme="minorHAnsi" w:hAnsiTheme="minorHAnsi" w:hint="eastAsia"/>
+          <w:color w:val="000000" w:themeColor="text1"/>
           <w:sz w:val="24"/>
         </w:rPr>
         <w:t xml:space="preserve">　（２）社協受託団体との連携強化</w:t>
@@ -1850,6 +2036,7 @@
         <w:ind w:rightChars="-38" w:right="-80"/>
         <w:rPr>
           <w:rFonts w:asciiTheme="minorHAnsi" w:eastAsiaTheme="minorHAnsi" w:hAnsiTheme="minorHAnsi"/>
+          <w:color w:val="000000" w:themeColor="text1"/>
           <w:sz w:val="24"/>
         </w:rPr>
       </w:pPr>
@@ -1865,6 +2052,7 @@
           <w:rFonts w:ascii="Yu Gothic" w:eastAsia="Yu Gothic" w:hAnsi="Yu Gothic"/>
           <w:b/>
           <w:bCs/>
+          <w:color w:val="000000" w:themeColor="text1"/>
           <w:sz w:val="24"/>
         </w:rPr>
       </w:pPr>
@@ -1873,6 +2061,7 @@
           <w:rFonts w:ascii="Yu Gothic" w:eastAsia="Yu Gothic" w:hAnsi="Yu Gothic" w:hint="eastAsia"/>
           <w:b/>
           <w:bCs/>
+          <w:color w:val="000000" w:themeColor="text1"/>
           <w:sz w:val="24"/>
         </w:rPr>
         <w:t>1－４　調査広報事業</w:t>
@@ -1887,6 +2076,7 @@
         <w:ind w:left="120" w:rightChars="-38" w:right="-80" w:hangingChars="50" w:hanging="120"/>
         <w:rPr>
           <w:rFonts w:ascii="ＭＳ 明朝" w:hAnsi="ＭＳ 明朝"/>
+          <w:color w:val="000000" w:themeColor="text1"/>
           <w:sz w:val="24"/>
         </w:rPr>
       </w:pPr>
@@ -1895,6 +2085,7 @@
           <w:rFonts w:ascii="Yu Gothic" w:eastAsia="Yu Gothic" w:hAnsi="Yu Gothic" w:hint="eastAsia"/>
           <w:b/>
           <w:bCs/>
+          <w:color w:val="000000" w:themeColor="text1"/>
           <w:sz w:val="24"/>
         </w:rPr>
         <w:t xml:space="preserve">　</w:t>
@@ -1904,6 +2095,7 @@
           <w:rFonts w:ascii="Yu Gothic" w:eastAsia="Yu Gothic" w:hAnsi="Yu Gothic"/>
           <w:b/>
           <w:bCs/>
+          <w:color w:val="000000" w:themeColor="text1"/>
           <w:sz w:val="24"/>
         </w:rPr>
         <w:t xml:space="preserve"> </w:t>
@@ -1911,6 +2103,7 @@
       <w:r>
         <w:rPr>
           <w:rFonts w:ascii="ＭＳ 明朝" w:hAnsi="ＭＳ 明朝" w:hint="eastAsia"/>
+          <w:color w:val="000000" w:themeColor="text1"/>
           <w:sz w:val="24"/>
         </w:rPr>
         <w:t>村民参加の地域福祉活動を推進するため、広報活動の強化に努め、社会福祉への理解と関心を深めその啓発を図るため、次の事業を実施する。</w:t>
@@ -1925,12 +2118,14 @@
         <w:ind w:rightChars="-38" w:right="-80"/>
         <w:rPr>
           <w:rFonts w:asciiTheme="minorHAnsi" w:eastAsiaTheme="minorHAnsi" w:hAnsiTheme="minorHAnsi"/>
-          <w:sz w:val="24"/>
-        </w:rPr>
-      </w:pPr>
-      <w:r>
-        <w:rPr>
-          <w:rFonts w:asciiTheme="minorHAnsi" w:eastAsiaTheme="minorHAnsi" w:hAnsiTheme="minorHAnsi" w:hint="eastAsia"/>
+          <w:color w:val="000000" w:themeColor="text1"/>
+          <w:sz w:val="24"/>
+        </w:rPr>
+      </w:pPr>
+      <w:r>
+        <w:rPr>
+          <w:rFonts w:asciiTheme="minorHAnsi" w:eastAsiaTheme="minorHAnsi" w:hAnsiTheme="minorHAnsi" w:hint="eastAsia"/>
+          <w:color w:val="000000" w:themeColor="text1"/>
           <w:sz w:val="24"/>
         </w:rPr>
         <w:t xml:space="preserve">　（１）社協だよりの発刊（年</w:t>
@@ -1938,6 +2133,7 @@
       <w:r>
         <w:rPr>
           <w:rFonts w:asciiTheme="minorHAnsi" w:eastAsiaTheme="minorHAnsi" w:hAnsiTheme="minorHAnsi" w:hint="eastAsia"/>
+          <w:color w:val="000000" w:themeColor="text1"/>
           <w:sz w:val="24"/>
         </w:rPr>
         <w:t>４</w:t>
@@ -1945,6 +2141,7 @@
       <w:r>
         <w:rPr>
           <w:rFonts w:asciiTheme="minorHAnsi" w:eastAsiaTheme="minorHAnsi" w:hAnsiTheme="minorHAnsi" w:hint="eastAsia"/>
+          <w:color w:val="000000" w:themeColor="text1"/>
           <w:sz w:val="24"/>
         </w:rPr>
         <w:t>回</w:t>
@@ -1952,6 +2149,7 @@
       <w:r>
         <w:rPr>
           <w:rFonts w:asciiTheme="minorHAnsi" w:eastAsiaTheme="minorHAnsi" w:hAnsiTheme="minorHAnsi" w:hint="eastAsia"/>
+          <w:color w:val="000000" w:themeColor="text1"/>
           <w:sz w:val="24"/>
         </w:rPr>
         <w:t>）</w:t>
@@ -1966,12 +2164,14 @@
         <w:ind w:rightChars="-38" w:right="-80"/>
         <w:rPr>
           <w:rFonts w:asciiTheme="minorHAnsi" w:eastAsiaTheme="minorHAnsi" w:hAnsiTheme="minorHAnsi"/>
-          <w:sz w:val="24"/>
-        </w:rPr>
-      </w:pPr>
-      <w:r>
-        <w:rPr>
-          <w:rFonts w:asciiTheme="minorHAnsi" w:eastAsiaTheme="minorHAnsi" w:hAnsiTheme="minorHAnsi" w:hint="eastAsia"/>
+          <w:color w:val="000000" w:themeColor="text1"/>
+          <w:sz w:val="24"/>
+        </w:rPr>
+      </w:pPr>
+      <w:r>
+        <w:rPr>
+          <w:rFonts w:asciiTheme="minorHAnsi" w:eastAsiaTheme="minorHAnsi" w:hAnsiTheme="minorHAnsi" w:hint="eastAsia"/>
+          <w:color w:val="000000" w:themeColor="text1"/>
           <w:sz w:val="24"/>
         </w:rPr>
         <w:t xml:space="preserve">　（２）社協ホームページ</w:t>
@@ -1979,6 +2179,7 @@
       <w:r>
         <w:rPr>
           <w:rFonts w:asciiTheme="minorHAnsi" w:eastAsiaTheme="minorHAnsi" w:hAnsiTheme="minorHAnsi" w:hint="eastAsia"/>
+          <w:color w:val="000000" w:themeColor="text1"/>
           <w:sz w:val="24"/>
         </w:rPr>
         <w:t>での情報発信</w:t>
@@ -1993,12 +2194,14 @@
         <w:ind w:rightChars="-38" w:right="-80"/>
         <w:rPr>
           <w:rFonts w:asciiTheme="minorHAnsi" w:eastAsiaTheme="minorHAnsi" w:hAnsiTheme="minorHAnsi"/>
-          <w:sz w:val="24"/>
-        </w:rPr>
-      </w:pPr>
-      <w:r>
-        <w:rPr>
-          <w:rFonts w:asciiTheme="minorHAnsi" w:eastAsiaTheme="minorHAnsi" w:hAnsiTheme="minorHAnsi" w:hint="eastAsia"/>
+          <w:color w:val="000000" w:themeColor="text1"/>
+          <w:sz w:val="24"/>
+        </w:rPr>
+      </w:pPr>
+      <w:r>
+        <w:rPr>
+          <w:rFonts w:asciiTheme="minorHAnsi" w:eastAsiaTheme="minorHAnsi" w:hAnsiTheme="minorHAnsi" w:hint="eastAsia"/>
+          <w:color w:val="000000" w:themeColor="text1"/>
           <w:sz w:val="24"/>
         </w:rPr>
         <w:t xml:space="preserve">　（３）村広報誌・マスコミの活用</w:t>
@@ -2013,12 +2216,14 @@
         <w:ind w:rightChars="-38" w:right="-80"/>
         <w:rPr>
           <w:rFonts w:asciiTheme="minorHAnsi" w:eastAsiaTheme="minorHAnsi" w:hAnsiTheme="minorHAnsi"/>
-          <w:sz w:val="24"/>
-        </w:rPr>
-      </w:pPr>
-      <w:r>
-        <w:rPr>
-          <w:rFonts w:asciiTheme="minorHAnsi" w:eastAsiaTheme="minorHAnsi" w:hAnsiTheme="minorHAnsi" w:hint="eastAsia"/>
+          <w:color w:val="000000" w:themeColor="text1"/>
+          <w:sz w:val="24"/>
+        </w:rPr>
+      </w:pPr>
+      <w:r>
+        <w:rPr>
+          <w:rFonts w:asciiTheme="minorHAnsi" w:eastAsiaTheme="minorHAnsi" w:hAnsiTheme="minorHAnsi" w:hint="eastAsia"/>
+          <w:color w:val="000000" w:themeColor="text1"/>
           <w:sz w:val="24"/>
         </w:rPr>
         <w:t xml:space="preserve">　（</w:t>
@@ -2026,6 +2231,7 @@
       <w:r>
         <w:rPr>
           <w:rFonts w:asciiTheme="minorHAnsi" w:eastAsiaTheme="minorHAnsi" w:hAnsiTheme="minorHAnsi" w:hint="eastAsia"/>
+          <w:color w:val="000000" w:themeColor="text1"/>
           <w:sz w:val="24"/>
         </w:rPr>
         <w:t>４</w:t>
@@ -2033,6 +2239,7 @@
       <w:r>
         <w:rPr>
           <w:rFonts w:asciiTheme="minorHAnsi" w:eastAsiaTheme="minorHAnsi" w:hAnsiTheme="minorHAnsi" w:hint="eastAsia"/>
+          <w:color w:val="000000" w:themeColor="text1"/>
           <w:sz w:val="24"/>
         </w:rPr>
         <w:t>）県社協、他機関団体の調査への協力</w:t>
@@ -2047,12 +2254,14 @@
         <w:ind w:rightChars="-38" w:right="-80"/>
         <w:rPr>
           <w:rFonts w:asciiTheme="minorHAnsi" w:eastAsiaTheme="minorHAnsi" w:hAnsiTheme="minorHAnsi"/>
-          <w:sz w:val="24"/>
-        </w:rPr>
-      </w:pPr>
-      <w:r>
-        <w:rPr>
-          <w:rFonts w:asciiTheme="minorHAnsi" w:eastAsiaTheme="minorHAnsi" w:hAnsiTheme="minorHAnsi" w:hint="eastAsia"/>
+          <w:color w:val="000000" w:themeColor="text1"/>
+          <w:sz w:val="24"/>
+        </w:rPr>
+      </w:pPr>
+      <w:r>
+        <w:rPr>
+          <w:rFonts w:asciiTheme="minorHAnsi" w:eastAsiaTheme="minorHAnsi" w:hAnsiTheme="minorHAnsi" w:hint="eastAsia"/>
+          <w:color w:val="000000" w:themeColor="text1"/>
           <w:sz w:val="24"/>
         </w:rPr>
         <w:t xml:space="preserve">　</w:t>
@@ -2067,6 +2276,7 @@
         <w:ind w:rightChars="-38" w:right="-80"/>
         <w:rPr>
           <w:rFonts w:asciiTheme="minorHAnsi" w:eastAsiaTheme="minorHAnsi" w:hAnsiTheme="minorHAnsi"/>
+          <w:color w:val="000000" w:themeColor="text1"/>
           <w:sz w:val="24"/>
         </w:rPr>
       </w:pPr>
@@ -2082,6 +2292,7 @@
           <w:rFonts w:ascii="Yu Gothic" w:eastAsia="Yu Gothic" w:hAnsi="Yu Gothic"/>
           <w:b/>
           <w:bCs/>
+          <w:color w:val="000000" w:themeColor="text1"/>
           <w:sz w:val="24"/>
         </w:rPr>
       </w:pPr>
@@ -2090,6 +2301,7 @@
           <w:rFonts w:ascii="Yu Gothic" w:eastAsia="Yu Gothic" w:hAnsi="Yu Gothic" w:hint="eastAsia"/>
           <w:b/>
           <w:bCs/>
+          <w:color w:val="000000" w:themeColor="text1"/>
           <w:sz w:val="24"/>
         </w:rPr>
         <w:t>１－５　人材育成及び組織基盤強化</w:t>
@@ -2104,6 +2316,7 @@
         <w:ind w:left="240" w:rightChars="-38" w:right="-80" w:hangingChars="100" w:hanging="240"/>
         <w:rPr>
           <w:rFonts w:asciiTheme="minorHAnsi" w:eastAsiaTheme="minorHAnsi" w:hAnsiTheme="minorHAnsi"/>
+          <w:color w:val="000000" w:themeColor="text1"/>
           <w:sz w:val="24"/>
         </w:rPr>
       </w:pPr>
@@ -2112,6 +2325,7 @@
           <w:rFonts w:ascii="Yu Gothic" w:eastAsia="Yu Gothic" w:hAnsi="Yu Gothic" w:hint="eastAsia"/>
           <w:b/>
           <w:bCs/>
+          <w:color w:val="000000" w:themeColor="text1"/>
           <w:sz w:val="24"/>
         </w:rPr>
         <w:t xml:space="preserve">　</w:t>
@@ -2121,6 +2335,7 @@
           <w:rFonts w:ascii="Yu Gothic" w:eastAsia="Yu Gothic" w:hAnsi="Yu Gothic" w:hint="eastAsia"/>
           <w:b/>
           <w:bCs/>
+          <w:color w:val="000000" w:themeColor="text1"/>
           <w:sz w:val="24"/>
         </w:rPr>
         <w:t xml:space="preserve">　</w:t>
@@ -2128,6 +2343,7 @@
       <w:r>
         <w:rPr>
           <w:rFonts w:asciiTheme="minorHAnsi" w:eastAsiaTheme="minorHAnsi" w:hAnsiTheme="minorHAnsi"/>
+          <w:color w:val="000000" w:themeColor="text1"/>
           <w:sz w:val="24"/>
         </w:rPr>
         <w:t>組織の成長と発展</w:t>
@@ -2135,6 +2351,7 @@
       <w:r>
         <w:rPr>
           <w:rFonts w:asciiTheme="minorHAnsi" w:eastAsiaTheme="minorHAnsi" w:hAnsiTheme="minorHAnsi" w:hint="eastAsia"/>
+          <w:color w:val="000000" w:themeColor="text1"/>
           <w:sz w:val="24"/>
         </w:rPr>
         <w:t>および地域福祉活動の充実を促進するため、職員</w:t>
@@ -2142,6 +2359,7 @@
       <w:r>
         <w:rPr>
           <w:rFonts w:asciiTheme="minorHAnsi" w:eastAsiaTheme="minorHAnsi" w:hAnsiTheme="minorHAnsi" w:hint="eastAsia"/>
+          <w:color w:val="000000" w:themeColor="text1"/>
           <w:sz w:val="24"/>
         </w:rPr>
         <w:t>の</w:t>
@@ -2149,6 +2367,7 @@
       <w:r>
         <w:rPr>
           <w:rFonts w:asciiTheme="minorHAnsi" w:eastAsiaTheme="minorHAnsi" w:hAnsiTheme="minorHAnsi"/>
+          <w:color w:val="000000" w:themeColor="text1"/>
           <w:sz w:val="24"/>
         </w:rPr>
         <w:t>スキル向上や組織の文化の改善を通じて</w:t>
@@ -2156,6 +2375,7 @@
       <w:r>
         <w:rPr>
           <w:rFonts w:asciiTheme="minorHAnsi" w:eastAsiaTheme="minorHAnsi" w:hAnsiTheme="minorHAnsi" w:hint="eastAsia"/>
+          <w:color w:val="000000" w:themeColor="text1"/>
           <w:sz w:val="24"/>
         </w:rPr>
         <w:t>組織基盤の強化を図る。</w:t>
@@ -2170,12 +2390,14 @@
         <w:ind w:rightChars="-38" w:right="-80"/>
         <w:rPr>
           <w:rFonts w:asciiTheme="minorHAnsi" w:eastAsiaTheme="minorHAnsi" w:hAnsiTheme="minorHAnsi"/>
-          <w:sz w:val="24"/>
-        </w:rPr>
-      </w:pPr>
-      <w:r>
-        <w:rPr>
-          <w:rFonts w:asciiTheme="minorHAnsi" w:eastAsiaTheme="minorHAnsi" w:hAnsiTheme="minorHAnsi" w:hint="eastAsia"/>
+          <w:color w:val="000000" w:themeColor="text1"/>
+          <w:sz w:val="24"/>
+        </w:rPr>
+      </w:pPr>
+      <w:r>
+        <w:rPr>
+          <w:rFonts w:asciiTheme="minorHAnsi" w:eastAsiaTheme="minorHAnsi" w:hAnsiTheme="minorHAnsi" w:hint="eastAsia"/>
+          <w:color w:val="000000" w:themeColor="text1"/>
           <w:sz w:val="24"/>
         </w:rPr>
         <w:t xml:space="preserve">　（</w:t>
@@ -2183,6 +2405,7 @@
       <w:r>
         <w:rPr>
           <w:rFonts w:asciiTheme="minorHAnsi" w:eastAsiaTheme="minorHAnsi" w:hAnsiTheme="minorHAnsi" w:hint="eastAsia"/>
+          <w:color w:val="000000" w:themeColor="text1"/>
           <w:sz w:val="24"/>
         </w:rPr>
         <w:t>１</w:t>
@@ -2190,6 +2413,7 @@
       <w:r>
         <w:rPr>
           <w:rFonts w:asciiTheme="minorHAnsi" w:eastAsiaTheme="minorHAnsi" w:hAnsiTheme="minorHAnsi" w:hint="eastAsia"/>
+          <w:color w:val="000000" w:themeColor="text1"/>
           <w:sz w:val="24"/>
         </w:rPr>
         <w:t>）役職員・評議員・民生委員児童委員合同研修会の開催</w:t>
@@ -2204,12 +2428,14 @@
         <w:ind w:rightChars="-38" w:right="-80"/>
         <w:rPr>
           <w:rFonts w:asciiTheme="minorHAnsi" w:eastAsiaTheme="minorHAnsi" w:hAnsiTheme="minorHAnsi"/>
-          <w:sz w:val="24"/>
-        </w:rPr>
-      </w:pPr>
-      <w:r>
-        <w:rPr>
-          <w:rFonts w:asciiTheme="minorHAnsi" w:eastAsiaTheme="minorHAnsi" w:hAnsiTheme="minorHAnsi" w:hint="eastAsia"/>
+          <w:color w:val="000000" w:themeColor="text1"/>
+          <w:sz w:val="24"/>
+        </w:rPr>
+      </w:pPr>
+      <w:r>
+        <w:rPr>
+          <w:rFonts w:asciiTheme="minorHAnsi" w:eastAsiaTheme="minorHAnsi" w:hAnsiTheme="minorHAnsi" w:hint="eastAsia"/>
+          <w:color w:val="000000" w:themeColor="text1"/>
           <w:sz w:val="24"/>
         </w:rPr>
         <w:t xml:space="preserve">　（</w:t>
@@ -2217,6 +2443,7 @@
       <w:r>
         <w:rPr>
           <w:rFonts w:asciiTheme="minorHAnsi" w:eastAsiaTheme="minorHAnsi" w:hAnsiTheme="minorHAnsi" w:hint="eastAsia"/>
+          <w:color w:val="000000" w:themeColor="text1"/>
           <w:sz w:val="24"/>
         </w:rPr>
         <w:t>２</w:t>
@@ -2224,6 +2451,7 @@
       <w:r>
         <w:rPr>
           <w:rFonts w:asciiTheme="minorHAnsi" w:eastAsiaTheme="minorHAnsi" w:hAnsiTheme="minorHAnsi" w:hint="eastAsia"/>
+          <w:color w:val="000000" w:themeColor="text1"/>
           <w:sz w:val="24"/>
         </w:rPr>
         <w:t>）職員研修（メンタルヘルス</w:t>
@@ -2231,6 +2459,7 @@
       <w:r>
         <w:rPr>
           <w:rFonts w:asciiTheme="minorHAnsi" w:eastAsiaTheme="minorHAnsi" w:hAnsiTheme="minorHAnsi" w:hint="eastAsia"/>
+          <w:color w:val="000000" w:themeColor="text1"/>
           <w:sz w:val="24"/>
         </w:rPr>
         <w:t>、ファンドレイジング等</w:t>
@@ -2238,6 +2467,7 @@
       <w:r>
         <w:rPr>
           <w:rFonts w:asciiTheme="minorHAnsi" w:eastAsiaTheme="minorHAnsi" w:hAnsiTheme="minorHAnsi" w:hint="eastAsia"/>
+          <w:color w:val="000000" w:themeColor="text1"/>
           <w:sz w:val="24"/>
         </w:rPr>
         <w:t>）の実施</w:t>
@@ -2252,12 +2482,14 @@
         <w:ind w:rightChars="-38" w:right="-80"/>
         <w:rPr>
           <w:rFonts w:asciiTheme="minorHAnsi" w:eastAsiaTheme="minorHAnsi" w:hAnsiTheme="minorHAnsi"/>
-          <w:sz w:val="24"/>
-        </w:rPr>
-      </w:pPr>
-      <w:r>
-        <w:rPr>
-          <w:rFonts w:asciiTheme="minorHAnsi" w:eastAsiaTheme="minorHAnsi" w:hAnsiTheme="minorHAnsi" w:hint="eastAsia"/>
+          <w:color w:val="000000" w:themeColor="text1"/>
+          <w:sz w:val="24"/>
+        </w:rPr>
+      </w:pPr>
+      <w:r>
+        <w:rPr>
+          <w:rFonts w:asciiTheme="minorHAnsi" w:eastAsiaTheme="minorHAnsi" w:hAnsiTheme="minorHAnsi" w:hint="eastAsia"/>
+          <w:color w:val="000000" w:themeColor="text1"/>
           <w:sz w:val="24"/>
         </w:rPr>
         <w:t xml:space="preserve">　（</w:t>
@@ -2265,6 +2497,7 @@
       <w:r>
         <w:rPr>
           <w:rFonts w:asciiTheme="minorHAnsi" w:eastAsiaTheme="minorHAnsi" w:hAnsiTheme="minorHAnsi" w:hint="eastAsia"/>
+          <w:color w:val="000000" w:themeColor="text1"/>
           <w:sz w:val="24"/>
         </w:rPr>
         <w:t>３</w:t>
@@ -2272,6 +2505,7 @@
       <w:r>
         <w:rPr>
           <w:rFonts w:asciiTheme="minorHAnsi" w:eastAsiaTheme="minorHAnsi" w:hAnsiTheme="minorHAnsi" w:hint="eastAsia"/>
+          <w:color w:val="000000" w:themeColor="text1"/>
           <w:sz w:val="24"/>
         </w:rPr>
         <w:t>）役職員の各種社会福祉事業研修会・大会等への派遣</w:t>
@@ -2286,12 +2520,14 @@
         <w:ind w:rightChars="-38" w:right="-80"/>
         <w:rPr>
           <w:rFonts w:asciiTheme="minorHAnsi" w:eastAsiaTheme="minorHAnsi" w:hAnsiTheme="minorHAnsi"/>
-          <w:sz w:val="24"/>
-        </w:rPr>
-      </w:pPr>
-      <w:r>
-        <w:rPr>
-          <w:rFonts w:asciiTheme="minorHAnsi" w:eastAsiaTheme="minorHAnsi" w:hAnsiTheme="minorHAnsi" w:hint="eastAsia"/>
+          <w:color w:val="000000" w:themeColor="text1"/>
+          <w:sz w:val="24"/>
+        </w:rPr>
+      </w:pPr>
+      <w:r>
+        <w:rPr>
+          <w:rFonts w:asciiTheme="minorHAnsi" w:eastAsiaTheme="minorHAnsi" w:hAnsiTheme="minorHAnsi" w:hint="eastAsia"/>
+          <w:color w:val="000000" w:themeColor="text1"/>
           <w:sz w:val="24"/>
         </w:rPr>
         <w:t xml:space="preserve">　（</w:t>
@@ -2299,6 +2535,7 @@
       <w:r>
         <w:rPr>
           <w:rFonts w:asciiTheme="minorHAnsi" w:eastAsiaTheme="minorHAnsi" w:hAnsiTheme="minorHAnsi" w:hint="eastAsia"/>
+          <w:color w:val="000000" w:themeColor="text1"/>
           <w:sz w:val="24"/>
         </w:rPr>
         <w:t>４</w:t>
@@ -2306,6 +2543,7 @@
       <w:r>
         <w:rPr>
           <w:rFonts w:asciiTheme="minorHAnsi" w:eastAsiaTheme="minorHAnsi" w:hAnsiTheme="minorHAnsi" w:hint="eastAsia"/>
+          <w:color w:val="000000" w:themeColor="text1"/>
           <w:sz w:val="24"/>
         </w:rPr>
         <w:t>）係体制の再編成、事務・事業見直しと職員の適正配置</w:t>
@@ -2322,6 +2560,7 @@
           <w:rFonts w:ascii="Yu Gothic" w:eastAsia="Yu Gothic" w:hAnsi="Yu Gothic"/>
           <w:b/>
           <w:bCs/>
+          <w:color w:val="000000" w:themeColor="text1"/>
           <w:sz w:val="24"/>
         </w:rPr>
       </w:pPr>
@@ -2337,7 +2576,7 @@
           <w:rFonts w:ascii="Yu Gothic" w:eastAsia="Yu Gothic" w:hAnsi="Yu Gothic"/>
           <w:b/>
           <w:bCs/>
-          <w:color w:val="EE0000"/>
+          <w:color w:val="000000" w:themeColor="text1"/>
           <w:sz w:val="24"/>
         </w:rPr>
       </w:pPr>
@@ -2346,7 +2585,7 @@
           <w:rFonts w:ascii="Yu Gothic" w:eastAsia="Yu Gothic" w:hAnsi="Yu Gothic" w:hint="eastAsia"/>
           <w:b/>
           <w:bCs/>
-          <w:color w:val="EE0000"/>
+          <w:color w:val="000000" w:themeColor="text1"/>
           <w:sz w:val="24"/>
         </w:rPr>
         <w:t>１－６　事務所移転に伴う運営体制整備</w:t>
@@ -2361,14 +2600,14 @@
         <w:ind w:rightChars="-38" w:right="-80"/>
         <w:rPr>
           <w:rFonts w:asciiTheme="minorHAnsi" w:eastAsiaTheme="minorHAnsi" w:hAnsiTheme="minorHAnsi"/>
-          <w:color w:val="EE0000"/>
+          <w:color w:val="000000" w:themeColor="text1"/>
           <w:sz w:val="24"/>
         </w:rPr>
       </w:pPr>
       <w:r>
         <w:rPr>
           <w:rFonts w:ascii="Yu Gothic" w:eastAsia="Yu Gothic" w:hAnsi="Yu Gothic" w:hint="eastAsia"/>
-          <w:color w:val="EE0000"/>
+          <w:color w:val="000000" w:themeColor="text1"/>
           <w:sz w:val="24"/>
         </w:rPr>
         <w:t xml:space="preserve">　</w:t>
@@ -2376,7 +2615,7 @@
       <w:r>
         <w:rPr>
           <w:rFonts w:ascii="Yu Gothic" w:eastAsia="Yu Gothic" w:hAnsi="Yu Gothic" w:hint="eastAsia"/>
-          <w:color w:val="EE0000"/>
+          <w:color w:val="000000" w:themeColor="text1"/>
           <w:sz w:val="24"/>
         </w:rPr>
         <w:t xml:space="preserve">　</w:t>
@@ -2384,7 +2623,7 @@
       <w:r>
         <w:rPr>
           <w:rFonts w:asciiTheme="minorHAnsi" w:eastAsiaTheme="minorHAnsi" w:hAnsiTheme="minorHAnsi"/>
-          <w:color w:val="EE0000"/>
+          <w:color w:val="000000" w:themeColor="text1"/>
           <w:sz w:val="24"/>
         </w:rPr>
         <w:t>新拠点での業務を円滑に進め、地域住民が気軽に立ち寄れる環境を整える</w:t>
@@ -2392,7 +2631,7 @@
       <w:r>
         <w:rPr>
           <w:rFonts w:asciiTheme="minorHAnsi" w:eastAsiaTheme="minorHAnsi" w:hAnsiTheme="minorHAnsi" w:hint="eastAsia"/>
-          <w:color w:val="EE0000"/>
+          <w:color w:val="000000" w:themeColor="text1"/>
           <w:sz w:val="24"/>
         </w:rPr>
         <w:t>。</w:t>
@@ -2407,14 +2646,14 @@
         <w:ind w:rightChars="-38" w:right="-80"/>
         <w:rPr>
           <w:rFonts w:asciiTheme="minorHAnsi" w:eastAsiaTheme="minorHAnsi" w:hAnsiTheme="minorHAnsi"/>
-          <w:color w:val="EE0000"/>
-          <w:sz w:val="24"/>
-        </w:rPr>
-      </w:pPr>
-      <w:r>
-        <w:rPr>
-          <w:rFonts w:asciiTheme="minorHAnsi" w:eastAsiaTheme="minorHAnsi" w:hAnsiTheme="minorHAnsi" w:hint="eastAsia"/>
-          <w:color w:val="EE0000"/>
+          <w:color w:val="000000" w:themeColor="text1"/>
+          <w:sz w:val="24"/>
+        </w:rPr>
+      </w:pPr>
+      <w:r>
+        <w:rPr>
+          <w:rFonts w:asciiTheme="minorHAnsi" w:eastAsiaTheme="minorHAnsi" w:hAnsiTheme="minorHAnsi" w:hint="eastAsia"/>
+          <w:color w:val="000000" w:themeColor="text1"/>
           <w:sz w:val="24"/>
         </w:rPr>
         <w:t xml:space="preserve">　（１）</w:t>
@@ -2422,7 +2661,7 @@
       <w:r>
         <w:rPr>
           <w:rFonts w:asciiTheme="minorHAnsi" w:eastAsiaTheme="minorHAnsi" w:hAnsiTheme="minorHAnsi"/>
-          <w:color w:val="EE0000"/>
+          <w:color w:val="000000" w:themeColor="text1"/>
           <w:sz w:val="24"/>
         </w:rPr>
         <w:t>新事務所における相談・支援環境の整備</w:t>
@@ -2437,13 +2676,13 @@
         <w:ind w:rightChars="-38" w:right="-80"/>
         <w:rPr>
           <w:rFonts w:asciiTheme="minorHAnsi" w:eastAsiaTheme="minorHAnsi" w:hAnsiTheme="minorHAnsi"/>
-          <w:color w:val="EE0000"/>
-        </w:rPr>
-      </w:pPr>
-      <w:r>
-        <w:rPr>
-          <w:rFonts w:asciiTheme="minorHAnsi" w:eastAsiaTheme="minorHAnsi" w:hAnsiTheme="minorHAnsi" w:hint="eastAsia"/>
-          <w:color w:val="EE0000"/>
+          <w:color w:val="000000" w:themeColor="text1"/>
+        </w:rPr>
+      </w:pPr>
+      <w:r>
+        <w:rPr>
+          <w:rFonts w:asciiTheme="minorHAnsi" w:eastAsiaTheme="minorHAnsi" w:hAnsiTheme="minorHAnsi" w:hint="eastAsia"/>
+          <w:color w:val="000000" w:themeColor="text1"/>
           <w:sz w:val="24"/>
         </w:rPr>
         <w:t xml:space="preserve">　　　・</w:t>
@@ -2451,7 +2690,7 @@
       <w:r>
         <w:rPr>
           <w:rFonts w:asciiTheme="minorHAnsi" w:eastAsiaTheme="minorHAnsi" w:hAnsiTheme="minorHAnsi"/>
-          <w:color w:val="EE0000"/>
+          <w:color w:val="000000" w:themeColor="text1"/>
         </w:rPr>
         <w:t xml:space="preserve">個室相談スペースの設置（プライバシーに配慮した総合相談機能の強化） </w:t>
       </w:r>
@@ -2465,14 +2704,14 @@
         <w:ind w:rightChars="-38" w:right="-80" w:firstLineChars="150" w:firstLine="360"/>
         <w:rPr>
           <w:rFonts w:asciiTheme="minorHAnsi" w:eastAsiaTheme="minorHAnsi" w:hAnsiTheme="minorHAnsi"/>
-          <w:color w:val="EE0000"/>
-          <w:sz w:val="24"/>
-        </w:rPr>
-      </w:pPr>
-      <w:r>
-        <w:rPr>
-          <w:rFonts w:asciiTheme="minorHAnsi" w:eastAsiaTheme="minorHAnsi" w:hAnsiTheme="minorHAnsi"/>
-          <w:color w:val="EE0000"/>
+          <w:color w:val="000000" w:themeColor="text1"/>
+          <w:sz w:val="24"/>
+        </w:rPr>
+      </w:pPr>
+      <w:r>
+        <w:rPr>
+          <w:rFonts w:asciiTheme="minorHAnsi" w:eastAsiaTheme="minorHAnsi" w:hAnsiTheme="minorHAnsi"/>
+          <w:color w:val="000000" w:themeColor="text1"/>
           <w:sz w:val="24"/>
         </w:rPr>
         <w:t xml:space="preserve"> </w:t>
@@ -2480,7 +2719,7 @@
       <w:r>
         <w:rPr>
           <w:rFonts w:asciiTheme="minorHAnsi" w:eastAsiaTheme="minorHAnsi" w:hAnsiTheme="minorHAnsi" w:hint="eastAsia"/>
-          <w:color w:val="EE0000"/>
+          <w:color w:val="000000" w:themeColor="text1"/>
           <w:sz w:val="24"/>
         </w:rPr>
         <w:t xml:space="preserve">　・</w:t>
@@ -2488,7 +2727,7 @@
       <w:r>
         <w:rPr>
           <w:rFonts w:asciiTheme="minorHAnsi" w:eastAsiaTheme="minorHAnsi" w:hAnsiTheme="minorHAnsi"/>
-          <w:color w:val="EE0000"/>
+          <w:color w:val="000000" w:themeColor="text1"/>
           <w:sz w:val="24"/>
         </w:rPr>
         <w:t>ユニバーサルデザインに基づいたサイン（案内板）や備品の整備</w:t>
@@ -2503,13 +2742,13 @@
         <w:ind w:rightChars="-38" w:right="-80"/>
         <w:rPr>
           <w:rFonts w:asciiTheme="minorHAnsi" w:eastAsiaTheme="minorHAnsi" w:hAnsiTheme="minorHAnsi"/>
-          <w:color w:val="EE0000"/>
-        </w:rPr>
-      </w:pPr>
-      <w:r>
-        <w:rPr>
-          <w:rFonts w:asciiTheme="minorHAnsi" w:eastAsiaTheme="minorHAnsi" w:hAnsiTheme="minorHAnsi" w:hint="eastAsia"/>
-          <w:color w:val="EE0000"/>
+          <w:color w:val="000000" w:themeColor="text1"/>
+        </w:rPr>
+      </w:pPr>
+      <w:r>
+        <w:rPr>
+          <w:rFonts w:asciiTheme="minorHAnsi" w:eastAsiaTheme="minorHAnsi" w:hAnsiTheme="minorHAnsi" w:hint="eastAsia"/>
+          <w:color w:val="000000" w:themeColor="text1"/>
           <w:sz w:val="24"/>
         </w:rPr>
         <w:t xml:space="preserve">　（２）</w:t>
@@ -2517,7 +2756,7 @@
       <w:r>
         <w:rPr>
           <w:rFonts w:asciiTheme="minorHAnsi" w:eastAsiaTheme="minorHAnsi" w:hAnsiTheme="minorHAnsi"/>
-          <w:color w:val="EE0000"/>
+          <w:color w:val="000000" w:themeColor="text1"/>
         </w:rPr>
         <w:t>「福祉のプラットフォーム」としての拠点運営</w:t>
       </w:r>
@@ -2531,14 +2770,14 @@
         <w:ind w:left="720" w:rightChars="-38" w:right="-80"/>
         <w:rPr>
           <w:rFonts w:asciiTheme="minorHAnsi" w:eastAsiaTheme="minorHAnsi" w:hAnsiTheme="minorHAnsi"/>
-          <w:color w:val="EE0000"/>
-          <w:sz w:val="24"/>
-        </w:rPr>
-      </w:pPr>
-      <w:r>
-        <w:rPr>
-          <w:rFonts w:asciiTheme="minorHAnsi" w:eastAsiaTheme="minorHAnsi" w:hAnsiTheme="minorHAnsi" w:hint="eastAsia"/>
-          <w:color w:val="EE0000"/>
+          <w:color w:val="000000" w:themeColor="text1"/>
+          <w:sz w:val="24"/>
+        </w:rPr>
+      </w:pPr>
+      <w:r>
+        <w:rPr>
+          <w:rFonts w:asciiTheme="minorHAnsi" w:eastAsiaTheme="minorHAnsi" w:hAnsiTheme="minorHAnsi" w:hint="eastAsia"/>
+          <w:color w:val="000000" w:themeColor="text1"/>
           <w:sz w:val="24"/>
         </w:rPr>
         <w:t>・</w:t>
@@ -2546,7 +2785,7 @@
       <w:r>
         <w:rPr>
           <w:rFonts w:asciiTheme="minorHAnsi" w:eastAsiaTheme="minorHAnsi" w:hAnsiTheme="minorHAnsi"/>
-          <w:color w:val="EE0000"/>
+          <w:color w:val="000000" w:themeColor="text1"/>
           <w:sz w:val="24"/>
         </w:rPr>
         <w:t>フードバンクの専用スペース確保と管理体制の構築</w:t>
@@ -2561,14 +2800,14 @@
         <w:ind w:left="720" w:rightChars="-38" w:right="-80"/>
         <w:rPr>
           <w:rFonts w:asciiTheme="minorHAnsi" w:eastAsiaTheme="minorHAnsi" w:hAnsiTheme="minorHAnsi"/>
-          <w:color w:val="EE0000"/>
-          <w:sz w:val="24"/>
-        </w:rPr>
-      </w:pPr>
-      <w:r>
-        <w:rPr>
-          <w:rFonts w:asciiTheme="minorHAnsi" w:eastAsiaTheme="minorHAnsi" w:hAnsiTheme="minorHAnsi" w:hint="eastAsia"/>
-          <w:color w:val="EE0000"/>
+          <w:color w:val="000000" w:themeColor="text1"/>
+          <w:sz w:val="24"/>
+        </w:rPr>
+      </w:pPr>
+      <w:r>
+        <w:rPr>
+          <w:rFonts w:asciiTheme="minorHAnsi" w:eastAsiaTheme="minorHAnsi" w:hAnsiTheme="minorHAnsi" w:hint="eastAsia"/>
+          <w:color w:val="000000" w:themeColor="text1"/>
           <w:sz w:val="24"/>
         </w:rPr>
         <w:t>・</w:t>
@@ -2576,7 +2815,7 @@
       <w:r>
         <w:rPr>
           <w:rFonts w:asciiTheme="minorHAnsi" w:eastAsiaTheme="minorHAnsi" w:hAnsiTheme="minorHAnsi"/>
-          <w:color w:val="EE0000"/>
+          <w:color w:val="000000" w:themeColor="text1"/>
           <w:sz w:val="24"/>
         </w:rPr>
         <w:t xml:space="preserve">ボランティアや地域住民が交流できるフリースペースの運営ルールの策定 </w:t>
@@ -2591,14 +2830,14 @@
         <w:ind w:rightChars="-38" w:right="-80" w:firstLineChars="100" w:firstLine="240"/>
         <w:rPr>
           <w:rFonts w:asciiTheme="minorHAnsi" w:eastAsiaTheme="minorHAnsi" w:hAnsiTheme="minorHAnsi"/>
-          <w:color w:val="EE0000"/>
-          <w:sz w:val="24"/>
-        </w:rPr>
-      </w:pPr>
-      <w:r>
-        <w:rPr>
-          <w:rFonts w:asciiTheme="minorHAnsi" w:eastAsiaTheme="minorHAnsi" w:hAnsiTheme="minorHAnsi" w:hint="eastAsia"/>
-          <w:color w:val="EE0000"/>
+          <w:color w:val="000000" w:themeColor="text1"/>
+          <w:sz w:val="24"/>
+        </w:rPr>
+      </w:pPr>
+      <w:r>
+        <w:rPr>
+          <w:rFonts w:asciiTheme="minorHAnsi" w:eastAsiaTheme="minorHAnsi" w:hAnsiTheme="minorHAnsi" w:hint="eastAsia"/>
+          <w:color w:val="000000" w:themeColor="text1"/>
           <w:sz w:val="24"/>
         </w:rPr>
         <w:t>（３）</w:t>
@@ -2606,7 +2845,7 @@
       <w:r>
         <w:rPr>
           <w:rFonts w:asciiTheme="minorHAnsi" w:eastAsiaTheme="minorHAnsi" w:hAnsiTheme="minorHAnsi"/>
-          <w:color w:val="EE0000"/>
+          <w:color w:val="000000" w:themeColor="text1"/>
           <w:sz w:val="24"/>
         </w:rPr>
         <w:t>デジタル技術を活用した業務効率化と情報発信</w:t>
@@ -2621,14 +2860,14 @@
         <w:ind w:left="720" w:rightChars="-38" w:right="-80"/>
         <w:rPr>
           <w:rFonts w:asciiTheme="minorHAnsi" w:eastAsiaTheme="minorHAnsi" w:hAnsiTheme="minorHAnsi"/>
-          <w:color w:val="EE0000"/>
-          <w:sz w:val="24"/>
-        </w:rPr>
-      </w:pPr>
-      <w:r>
-        <w:rPr>
-          <w:rFonts w:asciiTheme="minorHAnsi" w:eastAsiaTheme="minorHAnsi" w:hAnsiTheme="minorHAnsi" w:hint="eastAsia"/>
-          <w:color w:val="EE0000"/>
+          <w:color w:val="000000" w:themeColor="text1"/>
+          <w:sz w:val="24"/>
+        </w:rPr>
+      </w:pPr>
+      <w:r>
+        <w:rPr>
+          <w:rFonts w:asciiTheme="minorHAnsi" w:eastAsiaTheme="minorHAnsi" w:hAnsiTheme="minorHAnsi" w:hint="eastAsia"/>
+          <w:color w:val="000000" w:themeColor="text1"/>
           <w:sz w:val="24"/>
         </w:rPr>
         <w:t>・</w:t>
@@ -2636,7 +2875,7 @@
       <w:r>
         <w:rPr>
           <w:rFonts w:asciiTheme="minorHAnsi" w:eastAsiaTheme="minorHAnsi" w:hAnsiTheme="minorHAnsi"/>
-          <w:color w:val="EE0000"/>
+          <w:color w:val="000000" w:themeColor="text1"/>
           <w:sz w:val="24"/>
         </w:rPr>
         <w:t xml:space="preserve">新事務所のICT環境（Wi-Fi等）整備と、それによる事務・事業の迅速化 </w:t>
@@ -2651,14 +2890,14 @@
         <w:ind w:left="720" w:rightChars="-38" w:right="-80"/>
         <w:rPr>
           <w:rFonts w:asciiTheme="minorHAnsi" w:eastAsiaTheme="minorHAnsi" w:hAnsiTheme="minorHAnsi"/>
-          <w:color w:val="EE0000"/>
-          <w:sz w:val="24"/>
-        </w:rPr>
-      </w:pPr>
-      <w:r>
-        <w:rPr>
-          <w:rFonts w:asciiTheme="minorHAnsi" w:eastAsiaTheme="minorHAnsi" w:hAnsiTheme="minorHAnsi" w:hint="eastAsia"/>
-          <w:color w:val="EE0000"/>
+          <w:color w:val="000000" w:themeColor="text1"/>
+          <w:sz w:val="24"/>
+        </w:rPr>
+      </w:pPr>
+      <w:r>
+        <w:rPr>
+          <w:rFonts w:asciiTheme="minorHAnsi" w:eastAsiaTheme="minorHAnsi" w:hAnsiTheme="minorHAnsi" w:hint="eastAsia"/>
+          <w:color w:val="000000" w:themeColor="text1"/>
           <w:sz w:val="24"/>
         </w:rPr>
         <w:t>・</w:t>
@@ -2666,7 +2905,7 @@
       <w:r>
         <w:rPr>
           <w:rFonts w:asciiTheme="minorHAnsi" w:eastAsiaTheme="minorHAnsi" w:hAnsiTheme="minorHAnsi"/>
-          <w:color w:val="EE0000"/>
+          <w:color w:val="000000" w:themeColor="text1"/>
           <w:sz w:val="24"/>
         </w:rPr>
         <w:t xml:space="preserve">ホームページやSNSを活用した、新拠点へのアクセスおよび活用方法の周知 </w:t>
@@ -2681,14 +2920,14 @@
         <w:ind w:rightChars="-38" w:right="-80" w:firstLineChars="100" w:firstLine="240"/>
         <w:rPr>
           <w:rFonts w:asciiTheme="minorHAnsi" w:eastAsiaTheme="minorHAnsi" w:hAnsiTheme="minorHAnsi"/>
-          <w:color w:val="EE0000"/>
-          <w:sz w:val="24"/>
-        </w:rPr>
-      </w:pPr>
-      <w:r>
-        <w:rPr>
-          <w:rFonts w:asciiTheme="minorHAnsi" w:eastAsiaTheme="minorHAnsi" w:hAnsiTheme="minorHAnsi" w:hint="eastAsia"/>
-          <w:color w:val="EE0000"/>
+          <w:color w:val="000000" w:themeColor="text1"/>
+          <w:sz w:val="24"/>
+        </w:rPr>
+      </w:pPr>
+      <w:r>
+        <w:rPr>
+          <w:rFonts w:asciiTheme="minorHAnsi" w:eastAsiaTheme="minorHAnsi" w:hAnsiTheme="minorHAnsi" w:hint="eastAsia"/>
+          <w:color w:val="000000" w:themeColor="text1"/>
           <w:sz w:val="24"/>
         </w:rPr>
         <w:t>（４）</w:t>
@@ -2696,7 +2935,7 @@
       <w:r>
         <w:rPr>
           <w:rFonts w:asciiTheme="minorHAnsi" w:eastAsiaTheme="minorHAnsi" w:hAnsiTheme="minorHAnsi"/>
-          <w:color w:val="EE0000"/>
+          <w:color w:val="000000" w:themeColor="text1"/>
           <w:sz w:val="24"/>
         </w:rPr>
         <w:t xml:space="preserve">移転を契機とした地域交流事業の実施 </w:t>
@@ -2711,14 +2950,14 @@
         <w:ind w:left="720" w:rightChars="-38" w:right="-80"/>
         <w:rPr>
           <w:rFonts w:asciiTheme="minorHAnsi" w:eastAsiaTheme="minorHAnsi" w:hAnsiTheme="minorHAnsi"/>
-          <w:color w:val="EE0000"/>
-          <w:sz w:val="24"/>
-        </w:rPr>
-      </w:pPr>
-      <w:r>
-        <w:rPr>
-          <w:rFonts w:asciiTheme="minorHAnsi" w:eastAsiaTheme="minorHAnsi" w:hAnsiTheme="minorHAnsi" w:hint="eastAsia"/>
-          <w:color w:val="EE0000"/>
+          <w:color w:val="000000" w:themeColor="text1"/>
+          <w:sz w:val="24"/>
+        </w:rPr>
+      </w:pPr>
+      <w:r>
+        <w:rPr>
+          <w:rFonts w:asciiTheme="minorHAnsi" w:eastAsiaTheme="minorHAnsi" w:hAnsiTheme="minorHAnsi" w:hint="eastAsia"/>
+          <w:color w:val="000000" w:themeColor="text1"/>
           <w:sz w:val="24"/>
         </w:rPr>
         <w:t>・</w:t>
@@ -2726,7 +2965,7 @@
       <w:r>
         <w:rPr>
           <w:rFonts w:asciiTheme="minorHAnsi" w:eastAsiaTheme="minorHAnsi" w:hAnsiTheme="minorHAnsi"/>
-          <w:color w:val="EE0000"/>
+          <w:color w:val="000000" w:themeColor="text1"/>
           <w:sz w:val="24"/>
         </w:rPr>
         <w:t>旧小学校跡地という特性を活かした、多世代交流イベントの企画</w:t>
@@ -2741,6 +2980,7 @@
         <w:ind w:rightChars="-38" w:right="-80"/>
         <w:rPr>
           <w:rFonts w:asciiTheme="minorHAnsi" w:eastAsiaTheme="minorHAnsi" w:hAnsiTheme="minorHAnsi"/>
+          <w:color w:val="000000" w:themeColor="text1"/>
           <w:sz w:val="32"/>
           <w:szCs w:val="32"/>
         </w:rPr>
@@ -2755,6 +2995,7 @@
         <w:ind w:rightChars="-38" w:right="-80"/>
         <w:rPr>
           <w:rFonts w:asciiTheme="minorHAnsi" w:eastAsiaTheme="minorHAnsi" w:hAnsiTheme="minorHAnsi"/>
+          <w:color w:val="000000" w:themeColor="text1"/>
           <w:sz w:val="32"/>
           <w:szCs w:val="32"/>
         </w:rPr>
@@ -2770,6 +3011,7 @@
         <w:jc w:val="center"/>
         <w:rPr>
           <w:rFonts w:ascii="HGP創英角ｺﾞｼｯｸUB" w:eastAsia="HGP創英角ｺﾞｼｯｸUB" w:hAnsi="HGP創英角ｺﾞｼｯｸUB"/>
+          <w:color w:val="000000" w:themeColor="text1"/>
           <w:sz w:val="32"/>
           <w:szCs w:val="32"/>
         </w:rPr>
@@ -2777,6 +3019,7 @@
       <w:r>
         <w:rPr>
           <w:rFonts w:ascii="HGP創英角ｺﾞｼｯｸUB" w:eastAsia="HGP創英角ｺﾞｼｯｸUB" w:hAnsi="HGP創英角ｺﾞｼｯｸUB" w:hint="eastAsia"/>
+          <w:color w:val="000000" w:themeColor="text1"/>
           <w:sz w:val="32"/>
           <w:szCs w:val="32"/>
         </w:rPr>
@@ -2785,6 +3028,7 @@
       <w:r>
         <w:rPr>
           <w:rFonts w:ascii="HGP創英角ｺﾞｼｯｸUB" w:eastAsia="HGP創英角ｺﾞｼｯｸUB" w:hAnsi="HGP創英角ｺﾞｼｯｸUB" w:hint="eastAsia"/>
+          <w:color w:val="000000" w:themeColor="text1"/>
           <w:sz w:val="32"/>
           <w:szCs w:val="32"/>
         </w:rPr>
@@ -2800,6 +3044,7 @@
         <w:ind w:rightChars="-38" w:right="-80"/>
         <w:rPr>
           <w:rFonts w:asciiTheme="minorHAnsi" w:eastAsiaTheme="minorHAnsi" w:hAnsiTheme="minorHAnsi"/>
+          <w:color w:val="000000" w:themeColor="text1"/>
           <w:sz w:val="24"/>
         </w:rPr>
       </w:pPr>
@@ -2813,29 +3058,17 @@
         <w:ind w:rightChars="-38" w:right="-80" w:firstLineChars="100" w:firstLine="240"/>
         <w:rPr>
           <w:rFonts w:asciiTheme="minorHAnsi" w:eastAsiaTheme="minorHAnsi" w:hAnsiTheme="minorHAnsi"/>
-          <w:sz w:val="24"/>
-        </w:rPr>
-      </w:pPr>
-      <w:r>
-        <w:rPr>
-          <w:rFonts w:asciiTheme="minorHAnsi" w:eastAsiaTheme="minorHAnsi" w:hAnsiTheme="minorHAnsi" w:hint="eastAsia"/>
-          <w:sz w:val="24"/>
-        </w:rPr>
-        <w:t>村民が住み慣れた地域で安心して、自立した生活を持続する</w:t>
-      </w:r>
-      <w:r>
-        <w:rPr>
-          <w:rFonts w:asciiTheme="minorHAnsi" w:eastAsiaTheme="minorHAnsi" w:hAnsiTheme="minorHAnsi" w:hint="eastAsia"/>
-          <w:sz w:val="24"/>
-        </w:rPr>
-        <w:t>ための体制整備を進めることを</w:t>
-      </w:r>
-      <w:r>
-        <w:rPr>
-          <w:rFonts w:asciiTheme="minorHAnsi" w:eastAsiaTheme="minorHAnsi" w:hAnsiTheme="minorHAnsi" w:hint="eastAsia"/>
-          <w:sz w:val="24"/>
-        </w:rPr>
-        <w:t>図るために下記の事業を実施する。</w:t>
+          <w:color w:val="000000" w:themeColor="text1"/>
+          <w:sz w:val="24"/>
+        </w:rPr>
+      </w:pPr>
+      <w:r>
+        <w:rPr>
+          <w:rFonts w:asciiTheme="minorHAnsi" w:eastAsiaTheme="minorHAnsi" w:hAnsiTheme="minorHAnsi" w:hint="eastAsia"/>
+          <w:color w:val="000000" w:themeColor="text1"/>
+          <w:sz w:val="24"/>
+        </w:rPr>
+        <w:t>村民が住み慣れた地域で安心して、自立した生活を持続するための体制整備を進めることを図るために下記の事業を実施する。</w:t>
       </w:r>
     </w:p>
     <w:p>
@@ -2849,6 +3082,7 @@
           <w:rFonts w:ascii="Yu Gothic" w:eastAsia="Yu Gothic" w:hAnsi="Yu Gothic"/>
           <w:b/>
           <w:bCs/>
+          <w:color w:val="000000" w:themeColor="text1"/>
           <w:sz w:val="24"/>
         </w:rPr>
       </w:pPr>
@@ -2857,6 +3091,7 @@
           <w:rFonts w:ascii="Yu Gothic" w:eastAsia="Yu Gothic" w:hAnsi="Yu Gothic" w:hint="eastAsia"/>
           <w:b/>
           <w:bCs/>
+          <w:color w:val="000000" w:themeColor="text1"/>
           <w:sz w:val="24"/>
         </w:rPr>
         <w:t>２－１　要援護者生活支援体制づくりの推進</w:t>
@@ -2871,12 +3106,14 @@
         <w:ind w:rightChars="-38" w:right="-80" w:firstLineChars="150" w:firstLine="360"/>
         <w:rPr>
           <w:rFonts w:asciiTheme="minorHAnsi" w:eastAsiaTheme="minorHAnsi" w:hAnsiTheme="minorHAnsi"/>
-          <w:sz w:val="24"/>
-        </w:rPr>
-      </w:pPr>
-      <w:r>
-        <w:rPr>
-          <w:rFonts w:asciiTheme="minorHAnsi" w:eastAsiaTheme="minorHAnsi" w:hAnsiTheme="minorHAnsi" w:hint="eastAsia"/>
+          <w:color w:val="000000" w:themeColor="text1"/>
+          <w:sz w:val="24"/>
+        </w:rPr>
+      </w:pPr>
+      <w:r>
+        <w:rPr>
+          <w:rFonts w:asciiTheme="minorHAnsi" w:eastAsiaTheme="minorHAnsi" w:hAnsiTheme="minorHAnsi" w:hint="eastAsia"/>
+          <w:color w:val="000000" w:themeColor="text1"/>
           <w:sz w:val="24"/>
         </w:rPr>
         <w:t>（１）低所得者世帯</w:t>
@@ -2884,6 +3121,7 @@
       <w:r>
         <w:rPr>
           <w:rFonts w:asciiTheme="minorHAnsi" w:eastAsiaTheme="minorHAnsi" w:hAnsiTheme="minorHAnsi" w:hint="eastAsia"/>
+          <w:color w:val="000000" w:themeColor="text1"/>
           <w:sz w:val="24"/>
         </w:rPr>
         <w:t>等</w:t>
@@ -2891,6 +3129,7 @@
       <w:r>
         <w:rPr>
           <w:rFonts w:asciiTheme="minorHAnsi" w:eastAsiaTheme="minorHAnsi" w:hAnsiTheme="minorHAnsi" w:hint="eastAsia"/>
+          <w:color w:val="000000" w:themeColor="text1"/>
           <w:sz w:val="24"/>
         </w:rPr>
         <w:t>に対する支援事業</w:t>
@@ -2905,12 +3144,14 @@
         <w:ind w:rightChars="-38" w:right="-80" w:firstLineChars="100" w:firstLine="240"/>
         <w:rPr>
           <w:rFonts w:asciiTheme="minorHAnsi" w:eastAsiaTheme="minorHAnsi" w:hAnsiTheme="minorHAnsi"/>
-          <w:sz w:val="24"/>
-        </w:rPr>
-      </w:pPr>
-      <w:r>
-        <w:rPr>
-          <w:rFonts w:asciiTheme="minorHAnsi" w:eastAsiaTheme="minorHAnsi" w:hAnsiTheme="minorHAnsi" w:hint="eastAsia"/>
+          <w:color w:val="000000" w:themeColor="text1"/>
+          <w:sz w:val="24"/>
+        </w:rPr>
+      </w:pPr>
+      <w:r>
+        <w:rPr>
+          <w:rFonts w:asciiTheme="minorHAnsi" w:eastAsiaTheme="minorHAnsi" w:hAnsiTheme="minorHAnsi" w:hint="eastAsia"/>
+          <w:color w:val="000000" w:themeColor="text1"/>
           <w:sz w:val="24"/>
         </w:rPr>
         <w:lastRenderedPageBreak/>
@@ -2919,6 +3160,7 @@
       <w:r>
         <w:rPr>
           <w:rFonts w:asciiTheme="minorHAnsi" w:eastAsiaTheme="minorHAnsi" w:hAnsiTheme="minorHAnsi" w:hint="eastAsia"/>
+          <w:color w:val="000000" w:themeColor="text1"/>
           <w:sz w:val="24"/>
         </w:rPr>
         <w:t xml:space="preserve"> </w:t>
@@ -2926,6 +3168,7 @@
       <w:r>
         <w:rPr>
           <w:rFonts w:asciiTheme="minorHAnsi" w:eastAsiaTheme="minorHAnsi" w:hAnsiTheme="minorHAnsi" w:hint="eastAsia"/>
+          <w:color w:val="000000" w:themeColor="text1"/>
           <w:sz w:val="24"/>
         </w:rPr>
         <w:t>①生活福祉資金</w:t>
@@ -2933,6 +3176,7 @@
       <w:r>
         <w:rPr>
           <w:rFonts w:asciiTheme="minorHAnsi" w:eastAsiaTheme="minorHAnsi" w:hAnsiTheme="minorHAnsi" w:hint="eastAsia"/>
+          <w:color w:val="000000" w:themeColor="text1"/>
           <w:sz w:val="24"/>
         </w:rPr>
         <w:t>の</w:t>
@@ -2940,6 +3184,7 @@
       <w:r>
         <w:rPr>
           <w:rFonts w:asciiTheme="minorHAnsi" w:eastAsiaTheme="minorHAnsi" w:hAnsiTheme="minorHAnsi" w:hint="eastAsia"/>
+          <w:color w:val="000000" w:themeColor="text1"/>
           <w:sz w:val="24"/>
         </w:rPr>
         <w:t>貸付業務</w:t>
@@ -2947,6 +3192,7 @@
       <w:r>
         <w:rPr>
           <w:rFonts w:asciiTheme="minorHAnsi" w:eastAsiaTheme="minorHAnsi" w:hAnsiTheme="minorHAnsi" w:hint="eastAsia"/>
+          <w:color w:val="000000" w:themeColor="text1"/>
           <w:sz w:val="24"/>
         </w:rPr>
         <w:t>受付</w:t>
@@ -2954,6 +3200,7 @@
       <w:r>
         <w:rPr>
           <w:rFonts w:asciiTheme="minorHAnsi" w:eastAsiaTheme="minorHAnsi" w:hAnsiTheme="minorHAnsi" w:hint="eastAsia"/>
+          <w:color w:val="000000" w:themeColor="text1"/>
           <w:sz w:val="24"/>
         </w:rPr>
         <w:t>並びに貸付後の更生指導と償還指導</w:t>
@@ -2968,12 +3215,14 @@
         <w:ind w:rightChars="-38" w:right="-80" w:firstLineChars="100" w:firstLine="240"/>
         <w:rPr>
           <w:rFonts w:asciiTheme="minorHAnsi" w:eastAsiaTheme="minorHAnsi" w:hAnsiTheme="minorHAnsi"/>
-          <w:sz w:val="24"/>
-        </w:rPr>
-      </w:pPr>
-      <w:r>
-        <w:rPr>
-          <w:rFonts w:asciiTheme="minorHAnsi" w:eastAsiaTheme="minorHAnsi" w:hAnsiTheme="minorHAnsi" w:hint="eastAsia"/>
+          <w:color w:val="000000" w:themeColor="text1"/>
+          <w:sz w:val="24"/>
+        </w:rPr>
+      </w:pPr>
+      <w:r>
+        <w:rPr>
+          <w:rFonts w:asciiTheme="minorHAnsi" w:eastAsiaTheme="minorHAnsi" w:hAnsiTheme="minorHAnsi" w:hint="eastAsia"/>
+          <w:color w:val="000000" w:themeColor="text1"/>
           <w:sz w:val="24"/>
         </w:rPr>
         <w:t xml:space="preserve">　　　</w:t>
@@ -2981,6 +3230,7 @@
       <w:r>
         <w:rPr>
           <w:rFonts w:asciiTheme="minorHAnsi" w:eastAsiaTheme="minorHAnsi" w:hAnsiTheme="minorHAnsi" w:hint="eastAsia"/>
+          <w:color w:val="000000" w:themeColor="text1"/>
           <w:sz w:val="24"/>
         </w:rPr>
         <w:t xml:space="preserve"> </w:t>
@@ -2988,6 +3238,7 @@
       <w:r>
         <w:rPr>
           <w:rFonts w:asciiTheme="minorHAnsi" w:eastAsiaTheme="minorHAnsi" w:hAnsiTheme="minorHAnsi" w:hint="eastAsia"/>
+          <w:color w:val="000000" w:themeColor="text1"/>
           <w:sz w:val="24"/>
         </w:rPr>
         <w:t>②</w:t>
@@ -2995,6 +3246,7 @@
       <w:r>
         <w:rPr>
           <w:rFonts w:asciiTheme="minorHAnsi" w:eastAsiaTheme="minorHAnsi" w:hAnsiTheme="minorHAnsi" w:hint="eastAsia"/>
+          <w:color w:val="000000" w:themeColor="text1"/>
           <w:sz w:val="24"/>
         </w:rPr>
         <w:t>災害</w:t>
@@ -3002,6 +3254,7 @@
       <w:r>
         <w:rPr>
           <w:rFonts w:asciiTheme="minorHAnsi" w:eastAsiaTheme="minorHAnsi" w:hAnsiTheme="minorHAnsi" w:hint="eastAsia"/>
+          <w:color w:val="000000" w:themeColor="text1"/>
           <w:sz w:val="24"/>
         </w:rPr>
         <w:t>及び緊急の法外援護事業(見舞金支給・食料支援等)</w:t>
@@ -3016,12 +3269,14 @@
         <w:ind w:rightChars="-38" w:right="-80"/>
         <w:rPr>
           <w:rFonts w:asciiTheme="minorHAnsi" w:eastAsiaTheme="minorHAnsi" w:hAnsiTheme="minorHAnsi"/>
-          <w:sz w:val="24"/>
-        </w:rPr>
-      </w:pPr>
-      <w:r>
-        <w:rPr>
-          <w:rFonts w:asciiTheme="minorHAnsi" w:eastAsiaTheme="minorHAnsi" w:hAnsiTheme="minorHAnsi" w:hint="eastAsia"/>
+          <w:color w:val="000000" w:themeColor="text1"/>
+          <w:sz w:val="24"/>
+        </w:rPr>
+      </w:pPr>
+      <w:r>
+        <w:rPr>
+          <w:rFonts w:asciiTheme="minorHAnsi" w:eastAsiaTheme="minorHAnsi" w:hAnsiTheme="minorHAnsi" w:hint="eastAsia"/>
+          <w:color w:val="000000" w:themeColor="text1"/>
           <w:sz w:val="24"/>
         </w:rPr>
         <w:t xml:space="preserve">　</w:t>
@@ -3029,6 +3284,7 @@
       <w:r>
         <w:rPr>
           <w:rFonts w:asciiTheme="minorHAnsi" w:eastAsiaTheme="minorHAnsi" w:hAnsiTheme="minorHAnsi"/>
+          <w:color w:val="000000" w:themeColor="text1"/>
           <w:sz w:val="24"/>
         </w:rPr>
         <w:t xml:space="preserve">  </w:t>
@@ -3036,6 +3292,7 @@
       <w:r>
         <w:rPr>
           <w:rFonts w:asciiTheme="minorHAnsi" w:eastAsiaTheme="minorHAnsi" w:hAnsiTheme="minorHAnsi" w:hint="eastAsia"/>
+          <w:color w:val="000000" w:themeColor="text1"/>
           <w:sz w:val="24"/>
         </w:rPr>
         <w:t xml:space="preserve">　　</w:t>
@@ -3043,6 +3300,7 @@
       <w:r>
         <w:rPr>
           <w:rFonts w:asciiTheme="minorHAnsi" w:eastAsiaTheme="minorHAnsi" w:hAnsiTheme="minorHAnsi" w:hint="eastAsia"/>
+          <w:color w:val="000000" w:themeColor="text1"/>
           <w:sz w:val="24"/>
         </w:rPr>
         <w:t xml:space="preserve"> </w:t>
@@ -3050,6 +3308,7 @@
       <w:r>
         <w:rPr>
           <w:rFonts w:asciiTheme="minorHAnsi" w:eastAsiaTheme="minorHAnsi" w:hAnsiTheme="minorHAnsi" w:hint="eastAsia"/>
+          <w:color w:val="000000" w:themeColor="text1"/>
           <w:sz w:val="24"/>
         </w:rPr>
         <w:t>③</w:t>
@@ -3057,6 +3316,7 @@
       <w:r>
         <w:rPr>
           <w:rFonts w:asciiTheme="minorHAnsi" w:eastAsiaTheme="minorHAnsi" w:hAnsiTheme="minorHAnsi" w:hint="eastAsia"/>
+          <w:color w:val="000000" w:themeColor="text1"/>
           <w:sz w:val="24"/>
         </w:rPr>
         <w:t>共同募金配分金(赤い羽根・歳末たすけ合い)による生活困窮世帯への</w:t>
@@ -3071,12 +3331,14 @@
         <w:ind w:rightChars="-38" w:right="-80" w:firstLineChars="550" w:firstLine="1320"/>
         <w:rPr>
           <w:rFonts w:asciiTheme="minorHAnsi" w:eastAsiaTheme="minorHAnsi" w:hAnsiTheme="minorHAnsi"/>
-          <w:sz w:val="24"/>
-        </w:rPr>
-      </w:pPr>
-      <w:r>
-        <w:rPr>
-          <w:rFonts w:asciiTheme="minorHAnsi" w:eastAsiaTheme="minorHAnsi" w:hAnsiTheme="minorHAnsi" w:hint="eastAsia"/>
+          <w:color w:val="000000" w:themeColor="text1"/>
+          <w:sz w:val="24"/>
+        </w:rPr>
+      </w:pPr>
+      <w:r>
+        <w:rPr>
+          <w:rFonts w:asciiTheme="minorHAnsi" w:eastAsiaTheme="minorHAnsi" w:hAnsiTheme="minorHAnsi" w:hint="eastAsia"/>
+          <w:color w:val="000000" w:themeColor="text1"/>
           <w:sz w:val="24"/>
         </w:rPr>
         <w:t>援護活動</w:t>
@@ -3091,6 +3353,7 @@
         <w:ind w:rightChars="-38" w:right="-80" w:firstLineChars="100" w:firstLine="240"/>
         <w:rPr>
           <w:rFonts w:asciiTheme="minorHAnsi" w:eastAsiaTheme="minorHAnsi" w:hAnsiTheme="minorHAnsi"/>
+          <w:color w:val="000000" w:themeColor="text1"/>
           <w:sz w:val="24"/>
         </w:rPr>
       </w:pPr>
@@ -3104,12 +3367,14 @@
         <w:ind w:rightChars="-38" w:right="-80" w:firstLineChars="100" w:firstLine="240"/>
         <w:rPr>
           <w:rFonts w:asciiTheme="minorHAnsi" w:eastAsiaTheme="minorHAnsi" w:hAnsiTheme="minorHAnsi"/>
-          <w:sz w:val="24"/>
-        </w:rPr>
-      </w:pPr>
-      <w:r>
-        <w:rPr>
-          <w:rFonts w:asciiTheme="minorHAnsi" w:eastAsiaTheme="minorHAnsi" w:hAnsiTheme="minorHAnsi" w:hint="eastAsia"/>
+          <w:color w:val="000000" w:themeColor="text1"/>
+          <w:sz w:val="24"/>
+        </w:rPr>
+      </w:pPr>
+      <w:r>
+        <w:rPr>
+          <w:rFonts w:asciiTheme="minorHAnsi" w:eastAsiaTheme="minorHAnsi" w:hAnsiTheme="minorHAnsi" w:hint="eastAsia"/>
+          <w:color w:val="000000" w:themeColor="text1"/>
           <w:sz w:val="24"/>
         </w:rPr>
         <w:t>（２）日常生活自立支援事業等</w:t>
@@ -3124,12 +3389,14 @@
         <w:ind w:rightChars="-38" w:right="-80" w:firstLineChars="50" w:firstLine="120"/>
         <w:rPr>
           <w:rFonts w:asciiTheme="minorHAnsi" w:eastAsiaTheme="minorHAnsi" w:hAnsiTheme="minorHAnsi"/>
-          <w:sz w:val="24"/>
-        </w:rPr>
-      </w:pPr>
-      <w:r>
-        <w:rPr>
-          <w:rFonts w:asciiTheme="minorHAnsi" w:eastAsiaTheme="minorHAnsi" w:hAnsiTheme="minorHAnsi" w:hint="eastAsia"/>
+          <w:color w:val="000000" w:themeColor="text1"/>
+          <w:sz w:val="24"/>
+        </w:rPr>
+      </w:pPr>
+      <w:r>
+        <w:rPr>
+          <w:rFonts w:asciiTheme="minorHAnsi" w:eastAsiaTheme="minorHAnsi" w:hAnsiTheme="minorHAnsi" w:hint="eastAsia"/>
+          <w:color w:val="000000" w:themeColor="text1"/>
           <w:sz w:val="24"/>
         </w:rPr>
         <w:t xml:space="preserve">　　　　①日常生活自立支援事業等の実施</w:t>
@@ -3144,12 +3411,14 @@
         <w:ind w:rightChars="-38" w:right="-80"/>
         <w:rPr>
           <w:rFonts w:asciiTheme="minorHAnsi" w:eastAsiaTheme="minorHAnsi" w:hAnsiTheme="minorHAnsi"/>
-          <w:sz w:val="24"/>
-        </w:rPr>
-      </w:pPr>
-      <w:r>
-        <w:rPr>
-          <w:rFonts w:asciiTheme="minorHAnsi" w:eastAsiaTheme="minorHAnsi" w:hAnsiTheme="minorHAnsi" w:hint="eastAsia"/>
+          <w:color w:val="000000" w:themeColor="text1"/>
+          <w:sz w:val="24"/>
+        </w:rPr>
+      </w:pPr>
+      <w:r>
+        <w:rPr>
+          <w:rFonts w:asciiTheme="minorHAnsi" w:eastAsiaTheme="minorHAnsi" w:hAnsiTheme="minorHAnsi" w:hint="eastAsia"/>
+          <w:color w:val="000000" w:themeColor="text1"/>
           <w:sz w:val="24"/>
         </w:rPr>
         <w:t xml:space="preserve">　</w:t>
@@ -3157,6 +3426,7 @@
       <w:r>
         <w:rPr>
           <w:rFonts w:asciiTheme="minorHAnsi" w:eastAsiaTheme="minorHAnsi" w:hAnsiTheme="minorHAnsi" w:hint="eastAsia"/>
+          <w:color w:val="000000" w:themeColor="text1"/>
           <w:sz w:val="24"/>
         </w:rPr>
         <w:t xml:space="preserve"> </w:t>
@@ -3164,6 +3434,7 @@
       <w:r>
         <w:rPr>
           <w:rFonts w:asciiTheme="minorHAnsi" w:eastAsiaTheme="minorHAnsi" w:hAnsiTheme="minorHAnsi" w:hint="eastAsia"/>
+          <w:color w:val="000000" w:themeColor="text1"/>
           <w:sz w:val="24"/>
         </w:rPr>
         <w:t xml:space="preserve">　　　②生活支援員の確保及び連絡調整</w:t>
@@ -3178,12 +3449,14 @@
         <w:ind w:rightChars="-38" w:right="-80"/>
         <w:rPr>
           <w:rFonts w:asciiTheme="minorHAnsi" w:eastAsiaTheme="minorHAnsi" w:hAnsiTheme="minorHAnsi"/>
-          <w:sz w:val="24"/>
-        </w:rPr>
-      </w:pPr>
-      <w:r>
-        <w:rPr>
-          <w:rFonts w:asciiTheme="minorHAnsi" w:eastAsiaTheme="minorHAnsi" w:hAnsiTheme="minorHAnsi" w:hint="eastAsia"/>
+          <w:color w:val="000000" w:themeColor="text1"/>
+          <w:sz w:val="24"/>
+        </w:rPr>
+      </w:pPr>
+      <w:r>
+        <w:rPr>
+          <w:rFonts w:asciiTheme="minorHAnsi" w:eastAsiaTheme="minorHAnsi" w:hAnsiTheme="minorHAnsi" w:hint="eastAsia"/>
+          <w:color w:val="000000" w:themeColor="text1"/>
           <w:sz w:val="24"/>
         </w:rPr>
         <w:t xml:space="preserve">　　</w:t>
@@ -3191,6 +3464,7 @@
       <w:r>
         <w:rPr>
           <w:rFonts w:asciiTheme="minorHAnsi" w:eastAsiaTheme="minorHAnsi" w:hAnsiTheme="minorHAnsi" w:hint="eastAsia"/>
+          <w:color w:val="000000" w:themeColor="text1"/>
           <w:sz w:val="24"/>
         </w:rPr>
         <w:t xml:space="preserve"> </w:t>
@@ -3198,6 +3472,7 @@
       <w:r>
         <w:rPr>
           <w:rFonts w:asciiTheme="minorHAnsi" w:eastAsiaTheme="minorHAnsi" w:hAnsiTheme="minorHAnsi" w:hint="eastAsia"/>
+          <w:color w:val="000000" w:themeColor="text1"/>
           <w:sz w:val="24"/>
         </w:rPr>
         <w:t xml:space="preserve">　　③事業の周知及び対象者の把握等</w:t>
@@ -3212,12 +3487,14 @@
         <w:ind w:rightChars="-38" w:right="-80"/>
         <w:rPr>
           <w:rFonts w:asciiTheme="minorHAnsi" w:eastAsiaTheme="minorHAnsi" w:hAnsiTheme="minorHAnsi"/>
-          <w:sz w:val="24"/>
-        </w:rPr>
-      </w:pPr>
-      <w:r>
-        <w:rPr>
-          <w:rFonts w:asciiTheme="minorHAnsi" w:eastAsiaTheme="minorHAnsi" w:hAnsiTheme="minorHAnsi" w:hint="eastAsia"/>
+          <w:color w:val="000000" w:themeColor="text1"/>
+          <w:sz w:val="24"/>
+        </w:rPr>
+      </w:pPr>
+      <w:r>
+        <w:rPr>
+          <w:rFonts w:asciiTheme="minorHAnsi" w:eastAsiaTheme="minorHAnsi" w:hAnsiTheme="minorHAnsi" w:hint="eastAsia"/>
+          <w:color w:val="000000" w:themeColor="text1"/>
           <w:sz w:val="24"/>
         </w:rPr>
         <w:t xml:space="preserve">　　　</w:t>
@@ -3225,6 +3502,7 @@
       <w:r>
         <w:rPr>
           <w:rFonts w:asciiTheme="minorHAnsi" w:eastAsiaTheme="minorHAnsi" w:hAnsiTheme="minorHAnsi" w:hint="eastAsia"/>
+          <w:color w:val="000000" w:themeColor="text1"/>
           <w:sz w:val="24"/>
         </w:rPr>
         <w:t xml:space="preserve"> </w:t>
@@ -3232,6 +3510,7 @@
       <w:r>
         <w:rPr>
           <w:rFonts w:asciiTheme="minorHAnsi" w:eastAsiaTheme="minorHAnsi" w:hAnsiTheme="minorHAnsi" w:hint="eastAsia"/>
+          <w:color w:val="000000" w:themeColor="text1"/>
           <w:sz w:val="24"/>
         </w:rPr>
         <w:t xml:space="preserve">　④日常的金銭管理</w:t>
@@ -3240,6 +3519,7 @@
       <w:r>
         <w:rPr>
           <w:rFonts w:asciiTheme="minorHAnsi" w:eastAsiaTheme="minorHAnsi" w:hAnsiTheme="minorHAnsi" w:hint="eastAsia"/>
+          <w:color w:val="000000" w:themeColor="text1"/>
           <w:sz w:val="24"/>
         </w:rPr>
         <w:t>一時預</w:t>
@@ -3248,6 +3528,7 @@
       <w:r>
         <w:rPr>
           <w:rFonts w:asciiTheme="minorHAnsi" w:eastAsiaTheme="minorHAnsi" w:hAnsiTheme="minorHAnsi" w:hint="eastAsia"/>
+          <w:color w:val="000000" w:themeColor="text1"/>
           <w:sz w:val="24"/>
         </w:rPr>
         <w:t>かり支援事業の実施</w:t>
@@ -3262,6 +3543,7 @@
         <w:ind w:rightChars="-38" w:right="-80"/>
         <w:rPr>
           <w:rFonts w:asciiTheme="minorHAnsi" w:eastAsiaTheme="minorHAnsi" w:hAnsiTheme="minorHAnsi"/>
+          <w:color w:val="000000" w:themeColor="text1"/>
           <w:sz w:val="24"/>
         </w:rPr>
       </w:pPr>
@@ -3276,12 +3558,14 @@
         <w:jc w:val="left"/>
         <w:rPr>
           <w:rFonts w:asciiTheme="minorHAnsi" w:eastAsiaTheme="minorHAnsi" w:hAnsiTheme="minorHAnsi"/>
-          <w:sz w:val="24"/>
-        </w:rPr>
-      </w:pPr>
-      <w:r>
-        <w:rPr>
-          <w:rFonts w:asciiTheme="minorHAnsi" w:eastAsiaTheme="minorHAnsi" w:hAnsiTheme="minorHAnsi" w:hint="eastAsia"/>
+          <w:color w:val="000000" w:themeColor="text1"/>
+          <w:sz w:val="24"/>
+        </w:rPr>
+      </w:pPr>
+      <w:r>
+        <w:rPr>
+          <w:rFonts w:asciiTheme="minorHAnsi" w:eastAsiaTheme="minorHAnsi" w:hAnsiTheme="minorHAnsi" w:hint="eastAsia"/>
+          <w:color w:val="000000" w:themeColor="text1"/>
           <w:sz w:val="24"/>
         </w:rPr>
         <w:t xml:space="preserve">　（３）心配ごと相談</w:t>
@@ -3297,36 +3581,17 @@
         <w:jc w:val="left"/>
         <w:rPr>
           <w:rFonts w:asciiTheme="minorHAnsi" w:eastAsiaTheme="minorHAnsi" w:hAnsiTheme="minorHAnsi"/>
-          <w:sz w:val="24"/>
-        </w:rPr>
-      </w:pPr>
-      <w:r>
-        <w:rPr>
-          <w:rFonts w:asciiTheme="minorHAnsi" w:eastAsiaTheme="minorHAnsi" w:hAnsiTheme="minorHAnsi" w:hint="eastAsia"/>
-          <w:sz w:val="24"/>
-        </w:rPr>
-        <w:t xml:space="preserve">　　　</w:t>
-      </w:r>
-      <w:r>
-        <w:rPr>
-          <w:rFonts w:asciiTheme="minorHAnsi" w:eastAsiaTheme="minorHAnsi" w:hAnsiTheme="minorHAnsi" w:hint="eastAsia"/>
-          <w:sz w:val="24"/>
-        </w:rPr>
-        <w:t>めまぐるしい社会情勢の中で起こりうるさまざまな心配ごとがある。それに対応するため、民生委員</w:t>
-      </w:r>
-      <w:r>
-        <w:rPr>
-          <w:rFonts w:asciiTheme="minorHAnsi" w:eastAsiaTheme="minorHAnsi" w:hAnsiTheme="minorHAnsi" w:hint="eastAsia"/>
-          <w:sz w:val="24"/>
-        </w:rPr>
-        <w:t>・</w:t>
-      </w:r>
-      <w:r>
-        <w:rPr>
-          <w:rFonts w:asciiTheme="minorHAnsi" w:eastAsiaTheme="minorHAnsi" w:hAnsiTheme="minorHAnsi" w:hint="eastAsia"/>
-          <w:sz w:val="24"/>
-        </w:rPr>
-        <w:t>児童委員や各関係機関と厳密に連携をとり、村民の日頃の心配ごとに随時対応する。</w:t>
+          <w:color w:val="000000" w:themeColor="text1"/>
+          <w:sz w:val="24"/>
+        </w:rPr>
+      </w:pPr>
+      <w:r>
+        <w:rPr>
+          <w:rFonts w:asciiTheme="minorHAnsi" w:eastAsiaTheme="minorHAnsi" w:hAnsiTheme="minorHAnsi" w:hint="eastAsia"/>
+          <w:color w:val="000000" w:themeColor="text1"/>
+          <w:sz w:val="24"/>
+        </w:rPr>
+        <w:t xml:space="preserve">　　　めまぐるしい社会情勢の中で起こりうるさまざまな心配ごとがある。それに対応するため、民生委員・児童委員や各関係機関と厳密に連携をとり、村民の日頃の心配ごとに随時対応する。</w:t>
       </w:r>
     </w:p>
     <w:p>
@@ -3339,6 +3604,7 @@
         <w:jc w:val="left"/>
         <w:rPr>
           <w:rFonts w:asciiTheme="minorHAnsi" w:eastAsiaTheme="minorHAnsi" w:hAnsiTheme="minorHAnsi"/>
+          <w:color w:val="000000" w:themeColor="text1"/>
           <w:sz w:val="24"/>
         </w:rPr>
       </w:pPr>
@@ -3353,6 +3619,7 @@
         <w:jc w:val="center"/>
         <w:rPr>
           <w:rFonts w:ascii="HGP創英角ｺﾞｼｯｸUB" w:eastAsia="HGP創英角ｺﾞｼｯｸUB" w:hAnsi="HGP創英角ｺﾞｼｯｸUB"/>
+          <w:color w:val="000000" w:themeColor="text1"/>
           <w:sz w:val="32"/>
           <w:szCs w:val="32"/>
         </w:rPr>
@@ -3360,6 +3627,7 @@
       <w:r>
         <w:rPr>
           <w:rFonts w:ascii="HGP創英角ｺﾞｼｯｸUB" w:eastAsia="HGP創英角ｺﾞｼｯｸUB" w:hAnsi="HGP創英角ｺﾞｼｯｸUB" w:hint="eastAsia"/>
+          <w:color w:val="000000" w:themeColor="text1"/>
           <w:sz w:val="32"/>
           <w:szCs w:val="32"/>
         </w:rPr>
@@ -3368,6 +3636,7 @@
       <w:r>
         <w:rPr>
           <w:rFonts w:ascii="HGP創英角ｺﾞｼｯｸUB" w:eastAsia="HGP創英角ｺﾞｼｯｸUB" w:hAnsi="HGP創英角ｺﾞｼｯｸUB" w:hint="eastAsia"/>
+          <w:color w:val="000000" w:themeColor="text1"/>
           <w:sz w:val="32"/>
           <w:szCs w:val="32"/>
         </w:rPr>
@@ -3384,6 +3653,7 @@
         <w:jc w:val="center"/>
         <w:rPr>
           <w:rFonts w:ascii="HGP創英角ｺﾞｼｯｸUB" w:eastAsia="HGP創英角ｺﾞｼｯｸUB" w:hAnsi="HGP創英角ｺﾞｼｯｸUB"/>
+          <w:color w:val="000000" w:themeColor="text1"/>
           <w:sz w:val="32"/>
           <w:szCs w:val="32"/>
         </w:rPr>
@@ -3400,6 +3670,7 @@
           <w:rFonts w:ascii="Yu Gothic" w:eastAsia="Yu Gothic" w:hAnsi="Yu Gothic"/>
           <w:b/>
           <w:bCs/>
+          <w:color w:val="000000" w:themeColor="text1"/>
           <w:sz w:val="24"/>
         </w:rPr>
       </w:pPr>
@@ -3408,6 +3679,7 @@
           <w:rFonts w:ascii="Yu Gothic" w:eastAsia="Yu Gothic" w:hAnsi="Yu Gothic" w:hint="eastAsia"/>
           <w:b/>
           <w:bCs/>
+          <w:color w:val="000000" w:themeColor="text1"/>
           <w:sz w:val="24"/>
         </w:rPr>
         <w:t>３－１　高齢者福祉に関する事業</w:t>
@@ -3421,6 +3693,7 @@
         <w:ind w:rightChars="-38" w:right="-80"/>
         <w:rPr>
           <w:rFonts w:asciiTheme="minorHAnsi" w:eastAsiaTheme="minorHAnsi" w:hAnsiTheme="minorHAnsi"/>
+          <w:color w:val="000000" w:themeColor="text1"/>
           <w:sz w:val="24"/>
         </w:rPr>
       </w:pPr>
@@ -3429,6 +3702,7 @@
           <w:rFonts w:ascii="Yu Gothic" w:eastAsia="Yu Gothic" w:hAnsi="Yu Gothic" w:hint="eastAsia"/>
           <w:b/>
           <w:bCs/>
+          <w:color w:val="000000" w:themeColor="text1"/>
           <w:sz w:val="24"/>
         </w:rPr>
         <w:t xml:space="preserve">　</w:t>
@@ -3438,6 +3712,7 @@
           <w:rFonts w:ascii="Yu Gothic" w:eastAsia="Yu Gothic" w:hAnsi="Yu Gothic"/>
           <w:b/>
           <w:bCs/>
+          <w:color w:val="000000" w:themeColor="text1"/>
           <w:sz w:val="24"/>
         </w:rPr>
         <w:t xml:space="preserve">  </w:t>
@@ -3445,6 +3720,7 @@
       <w:r>
         <w:rPr>
           <w:rFonts w:asciiTheme="minorHAnsi" w:eastAsiaTheme="minorHAnsi" w:hAnsiTheme="minorHAnsi" w:hint="eastAsia"/>
+          <w:color w:val="000000" w:themeColor="text1"/>
           <w:sz w:val="24"/>
         </w:rPr>
         <w:t>高齢者の福祉向上を図るため、次の事業を実施する。</w:t>
@@ -3458,12 +3734,14 @@
         <w:ind w:rightChars="-38" w:right="-80" w:firstLineChars="236" w:firstLine="566"/>
         <w:rPr>
           <w:rFonts w:ascii="游明朝" w:eastAsia="游明朝" w:hAnsi="游明朝"/>
+          <w:color w:val="000000" w:themeColor="text1"/>
           <w:sz w:val="24"/>
         </w:rPr>
       </w:pPr>
       <w:r>
         <w:rPr>
           <w:rFonts w:ascii="游明朝" w:eastAsia="游明朝" w:hAnsi="游明朝" w:hint="eastAsia"/>
+          <w:color w:val="000000" w:themeColor="text1"/>
           <w:sz w:val="24"/>
         </w:rPr>
         <w:t>（１）</w:t>
@@ -3471,6 +3749,7 @@
       <w:r>
         <w:rPr>
           <w:rFonts w:ascii="游明朝" w:eastAsia="游明朝" w:hAnsi="游明朝" w:hint="eastAsia"/>
+          <w:color w:val="000000" w:themeColor="text1"/>
           <w:sz w:val="24"/>
         </w:rPr>
         <w:t>がんじゅう教室事業</w:t>
@@ -3478,6 +3757,7 @@
       <w:r>
         <w:rPr>
           <w:rFonts w:ascii="游明朝" w:eastAsia="游明朝" w:hAnsi="游明朝" w:hint="eastAsia"/>
+          <w:color w:val="000000" w:themeColor="text1"/>
           <w:sz w:val="24"/>
         </w:rPr>
         <w:t>【介護予防普及啓発事業】</w:t>
@@ -3492,12 +3772,14 @@
         <w:ind w:rightChars="-38" w:right="-80" w:firstLineChars="236" w:firstLine="566"/>
         <w:rPr>
           <w:rFonts w:ascii="游明朝" w:eastAsia="游明朝" w:hAnsi="游明朝"/>
+          <w:color w:val="000000" w:themeColor="text1"/>
           <w:sz w:val="24"/>
         </w:rPr>
       </w:pPr>
       <w:r>
         <w:rPr>
           <w:rFonts w:ascii="游明朝" w:eastAsia="游明朝" w:hAnsi="游明朝" w:hint="eastAsia"/>
+          <w:color w:val="000000" w:themeColor="text1"/>
           <w:sz w:val="24"/>
         </w:rPr>
         <w:t>（２）くがにサロン事業</w:t>
@@ -3505,6 +3787,7 @@
       <w:r>
         <w:rPr>
           <w:rFonts w:ascii="游明朝" w:eastAsia="游明朝" w:hAnsi="游明朝" w:hint="eastAsia"/>
+          <w:color w:val="000000" w:themeColor="text1"/>
           <w:sz w:val="24"/>
         </w:rPr>
         <w:t xml:space="preserve">　【介護予防普及啓発事業】</w:t>
@@ -3519,12 +3802,14 @@
         <w:ind w:rightChars="-38" w:right="-80" w:firstLineChars="236" w:firstLine="566"/>
         <w:rPr>
           <w:rFonts w:ascii="游明朝" w:eastAsia="游明朝" w:hAnsi="游明朝"/>
+          <w:color w:val="000000" w:themeColor="text1"/>
           <w:sz w:val="24"/>
         </w:rPr>
       </w:pPr>
       <w:r>
         <w:rPr>
           <w:rFonts w:ascii="游明朝" w:eastAsia="游明朝" w:hAnsi="游明朝" w:hint="eastAsia"/>
+          <w:color w:val="000000" w:themeColor="text1"/>
           <w:sz w:val="24"/>
         </w:rPr>
         <w:t>（</w:t>
@@ -3532,6 +3817,7 @@
       <w:r>
         <w:rPr>
           <w:rFonts w:ascii="游明朝" w:eastAsia="游明朝" w:hAnsi="游明朝" w:hint="eastAsia"/>
+          <w:color w:val="000000" w:themeColor="text1"/>
           <w:sz w:val="24"/>
         </w:rPr>
         <w:t>３</w:t>
@@ -3539,6 +3825,7 @@
       <w:r>
         <w:rPr>
           <w:rFonts w:ascii="游明朝" w:eastAsia="游明朝" w:hAnsi="游明朝" w:hint="eastAsia"/>
+          <w:color w:val="000000" w:themeColor="text1"/>
           <w:sz w:val="24"/>
         </w:rPr>
         <w:t>）在宅安心カー事業</w:t>
@@ -3546,6 +3833,7 @@
       <w:r>
         <w:rPr>
           <w:rFonts w:ascii="游明朝" w:eastAsia="游明朝" w:hAnsi="游明朝" w:hint="eastAsia"/>
+          <w:color w:val="000000" w:themeColor="text1"/>
           <w:sz w:val="24"/>
         </w:rPr>
         <w:t>（移動支援）</w:t>
@@ -3560,12 +3848,14 @@
         <w:ind w:rightChars="-38" w:right="-80" w:firstLineChars="236" w:firstLine="566"/>
         <w:rPr>
           <w:rFonts w:ascii="游明朝" w:eastAsia="游明朝" w:hAnsi="游明朝"/>
+          <w:color w:val="000000" w:themeColor="text1"/>
           <w:sz w:val="24"/>
         </w:rPr>
       </w:pPr>
       <w:r>
         <w:rPr>
           <w:rFonts w:ascii="游明朝" w:eastAsia="游明朝" w:hAnsi="游明朝" w:hint="eastAsia"/>
+          <w:color w:val="000000" w:themeColor="text1"/>
           <w:sz w:val="24"/>
         </w:rPr>
         <w:t>（</w:t>
@@ -3573,6 +3863,7 @@
       <w:r>
         <w:rPr>
           <w:rFonts w:ascii="游明朝" w:eastAsia="游明朝" w:hAnsi="游明朝" w:hint="eastAsia"/>
+          <w:color w:val="000000" w:themeColor="text1"/>
           <w:sz w:val="24"/>
         </w:rPr>
         <w:t>４</w:t>
@@ -3580,6 +3871,7 @@
       <w:r>
         <w:rPr>
           <w:rFonts w:ascii="游明朝" w:eastAsia="游明朝" w:hAnsi="游明朝" w:hint="eastAsia"/>
+          <w:color w:val="000000" w:themeColor="text1"/>
           <w:sz w:val="24"/>
         </w:rPr>
         <w:t>）</w:t>
@@ -3587,6 +3879,7 @@
       <w:r>
         <w:rPr>
           <w:rFonts w:ascii="游明朝" w:eastAsia="游明朝" w:hAnsi="游明朝" w:hint="eastAsia"/>
+          <w:color w:val="000000" w:themeColor="text1"/>
           <w:sz w:val="24"/>
         </w:rPr>
         <w:t>貧困世帯へのフード</w:t>
@@ -3594,6 +3887,7 @@
       <w:r>
         <w:rPr>
           <w:rFonts w:ascii="游明朝" w:eastAsia="游明朝" w:hAnsi="游明朝" w:hint="eastAsia"/>
+          <w:color w:val="000000" w:themeColor="text1"/>
           <w:sz w:val="24"/>
         </w:rPr>
         <w:t>提供</w:t>
@@ -3608,12 +3902,14 @@
         <w:ind w:rightChars="-38" w:right="-80" w:firstLineChars="236" w:firstLine="566"/>
         <w:rPr>
           <w:rFonts w:ascii="游明朝" w:eastAsia="游明朝" w:hAnsi="游明朝"/>
-          <w:sz w:val="24"/>
-        </w:rPr>
-      </w:pPr>
-      <w:r>
-        <w:rPr>
-          <w:rFonts w:asciiTheme="minorHAnsi" w:eastAsiaTheme="minorHAnsi" w:hAnsiTheme="minorHAnsi" w:hint="eastAsia"/>
+          <w:color w:val="000000" w:themeColor="text1"/>
+          <w:sz w:val="24"/>
+        </w:rPr>
+      </w:pPr>
+      <w:r>
+        <w:rPr>
+          <w:rFonts w:asciiTheme="minorHAnsi" w:eastAsiaTheme="minorHAnsi" w:hAnsiTheme="minorHAnsi" w:hint="eastAsia"/>
+          <w:color w:val="000000" w:themeColor="text1"/>
           <w:sz w:val="24"/>
         </w:rPr>
         <w:t>（</w:t>
@@ -3621,6 +3917,7 @@
       <w:r>
         <w:rPr>
           <w:rFonts w:asciiTheme="minorHAnsi" w:eastAsiaTheme="minorHAnsi" w:hAnsiTheme="minorHAnsi" w:hint="eastAsia"/>
+          <w:color w:val="000000" w:themeColor="text1"/>
           <w:sz w:val="24"/>
         </w:rPr>
         <w:t>５</w:t>
@@ -3628,6 +3925,7 @@
       <w:r>
         <w:rPr>
           <w:rFonts w:asciiTheme="minorHAnsi" w:eastAsiaTheme="minorHAnsi" w:hAnsiTheme="minorHAnsi" w:hint="eastAsia"/>
+          <w:color w:val="000000" w:themeColor="text1"/>
           <w:sz w:val="24"/>
         </w:rPr>
         <w:t>）生活支援体制整備事業（生活支援コーディネーターの配置）</w:t>
@@ -3642,12 +3940,14 @@
         <w:ind w:rightChars="-38" w:right="-80"/>
         <w:rPr>
           <w:rFonts w:ascii="Yu Gothic" w:eastAsia="Yu Gothic" w:hAnsi="Yu Gothic"/>
+          <w:color w:val="000000" w:themeColor="text1"/>
           <w:sz w:val="24"/>
         </w:rPr>
       </w:pPr>
       <w:r>
         <w:rPr>
           <w:rFonts w:ascii="Yu Gothic" w:eastAsia="Yu Gothic" w:hAnsi="Yu Gothic" w:hint="eastAsia"/>
+          <w:color w:val="000000" w:themeColor="text1"/>
           <w:sz w:val="24"/>
         </w:rPr>
         <w:t xml:space="preserve">　</w:t>
@@ -3664,6 +3964,7 @@
           <w:rFonts w:ascii="Yu Gothic" w:eastAsia="Yu Gothic" w:hAnsi="Yu Gothic"/>
           <w:b/>
           <w:bCs/>
+          <w:color w:val="000000" w:themeColor="text1"/>
           <w:sz w:val="24"/>
         </w:rPr>
       </w:pPr>
@@ -3672,6 +3973,7 @@
           <w:rFonts w:ascii="Yu Gothic" w:eastAsia="Yu Gothic" w:hAnsi="Yu Gothic" w:hint="eastAsia"/>
           <w:b/>
           <w:bCs/>
+          <w:color w:val="000000" w:themeColor="text1"/>
           <w:sz w:val="24"/>
         </w:rPr>
         <w:t>３－２　児童福祉に関する事業</w:t>
@@ -3685,12 +3987,14 @@
         <w:ind w:leftChars="67" w:left="223" w:rightChars="-38" w:right="-80" w:hangingChars="34" w:hanging="82"/>
         <w:rPr>
           <w:rFonts w:asciiTheme="minorHAnsi" w:eastAsiaTheme="minorHAnsi" w:hAnsiTheme="minorHAnsi"/>
-          <w:sz w:val="24"/>
-        </w:rPr>
-      </w:pPr>
-      <w:r>
-        <w:rPr>
-          <w:rFonts w:asciiTheme="minorHAnsi" w:eastAsiaTheme="minorHAnsi" w:hAnsiTheme="minorHAnsi" w:hint="eastAsia"/>
+          <w:color w:val="000000" w:themeColor="text1"/>
+          <w:sz w:val="24"/>
+        </w:rPr>
+      </w:pPr>
+      <w:r>
+        <w:rPr>
+          <w:rFonts w:asciiTheme="minorHAnsi" w:eastAsiaTheme="minorHAnsi" w:hAnsiTheme="minorHAnsi" w:hint="eastAsia"/>
+          <w:color w:val="000000" w:themeColor="text1"/>
           <w:sz w:val="24"/>
         </w:rPr>
         <w:t xml:space="preserve">　</w:t>
@@ -3698,6 +4002,7 @@
       <w:r>
         <w:rPr>
           <w:rFonts w:asciiTheme="minorHAnsi" w:eastAsiaTheme="minorHAnsi" w:hAnsiTheme="minorHAnsi"/>
+          <w:color w:val="000000" w:themeColor="text1"/>
           <w:sz w:val="24"/>
         </w:rPr>
         <w:t xml:space="preserve"> </w:t>
@@ -3705,16 +4010,10 @@
       <w:r>
         <w:rPr>
           <w:rFonts w:asciiTheme="minorHAnsi" w:eastAsiaTheme="minorHAnsi" w:hAnsiTheme="minorHAnsi" w:hint="eastAsia"/>
-          <w:sz w:val="24"/>
-        </w:rPr>
-        <w:t>次代を担う子ども達が、心身ともに健やかに育ち、のびのびと成長できる地域づくりを推進す</w:t>
-      </w:r>
-      <w:r>
-        <w:rPr>
-          <w:rFonts w:asciiTheme="minorHAnsi" w:eastAsiaTheme="minorHAnsi" w:hAnsiTheme="minorHAnsi" w:hint="eastAsia"/>
-          <w:sz w:val="24"/>
-        </w:rPr>
-        <w:t>るために下記の事業を実施する。</w:t>
+          <w:color w:val="000000" w:themeColor="text1"/>
+          <w:sz w:val="24"/>
+        </w:rPr>
+        <w:t>次代を担う子ども達が、心身ともに健やかに育ち、のびのびと成長できる地域づくりを推進するために下記の事業を実施する。</w:t>
       </w:r>
     </w:p>
     <w:p>
@@ -3726,12 +4025,14 @@
         <w:ind w:rightChars="-38" w:right="-80" w:firstLineChars="236" w:firstLine="566"/>
         <w:rPr>
           <w:rFonts w:ascii="游明朝" w:eastAsia="游明朝" w:hAnsi="游明朝"/>
-          <w:sz w:val="24"/>
-        </w:rPr>
-      </w:pPr>
-      <w:r>
-        <w:rPr>
-          <w:rFonts w:asciiTheme="minorHAnsi" w:eastAsiaTheme="minorHAnsi" w:hAnsiTheme="minorHAnsi" w:hint="eastAsia"/>
+          <w:color w:val="000000" w:themeColor="text1"/>
+          <w:sz w:val="24"/>
+        </w:rPr>
+      </w:pPr>
+      <w:r>
+        <w:rPr>
+          <w:rFonts w:asciiTheme="minorHAnsi" w:eastAsiaTheme="minorHAnsi" w:hAnsiTheme="minorHAnsi" w:hint="eastAsia"/>
+          <w:color w:val="000000" w:themeColor="text1"/>
           <w:sz w:val="24"/>
         </w:rPr>
         <w:t>（１）こども</w:t>
@@ -3739,6 +4040,7 @@
       <w:r>
         <w:rPr>
           <w:rFonts w:ascii="游明朝" w:eastAsia="游明朝" w:hAnsi="游明朝" w:hint="eastAsia"/>
+          <w:color w:val="000000" w:themeColor="text1"/>
           <w:sz w:val="24"/>
         </w:rPr>
         <w:t>園、</w:t>
@@ -3746,6 +4048,7 @@
       <w:r>
         <w:rPr>
           <w:rFonts w:ascii="游明朝" w:eastAsia="游明朝" w:hAnsi="游明朝" w:hint="eastAsia"/>
+          <w:color w:val="000000" w:themeColor="text1"/>
           <w:sz w:val="24"/>
         </w:rPr>
         <w:t>小中学校との連携及び協働事業</w:t>
@@ -3760,12 +4063,14 @@
         <w:ind w:rightChars="-38" w:right="-80" w:firstLineChars="236" w:firstLine="566"/>
         <w:rPr>
           <w:rFonts w:ascii="游明朝" w:eastAsia="游明朝" w:hAnsi="游明朝"/>
+          <w:color w:val="000000" w:themeColor="text1"/>
           <w:sz w:val="24"/>
         </w:rPr>
       </w:pPr>
       <w:r>
         <w:rPr>
           <w:rFonts w:ascii="游明朝" w:eastAsia="游明朝" w:hAnsi="游明朝" w:hint="eastAsia"/>
+          <w:color w:val="000000" w:themeColor="text1"/>
           <w:sz w:val="24"/>
         </w:rPr>
         <w:t>（２）児童福祉週間</w:t>
@@ -3773,6 +4078,7 @@
       <w:r>
         <w:rPr>
           <w:rFonts w:ascii="游明朝" w:eastAsia="游明朝" w:hAnsi="游明朝" w:hint="eastAsia"/>
+          <w:color w:val="000000" w:themeColor="text1"/>
           <w:sz w:val="24"/>
         </w:rPr>
         <w:t>パレード</w:t>
@@ -3780,6 +4086,7 @@
       <w:r>
         <w:rPr>
           <w:rFonts w:ascii="游明朝" w:eastAsia="游明朝" w:hAnsi="游明朝" w:hint="eastAsia"/>
+          <w:color w:val="000000" w:themeColor="text1"/>
           <w:sz w:val="24"/>
         </w:rPr>
         <w:t>・こいのぼり掲揚式</w:t>
@@ -3794,12 +4101,14 @@
         <w:ind w:rightChars="-38" w:right="-80" w:firstLineChars="236" w:firstLine="566"/>
         <w:rPr>
           <w:rFonts w:ascii="游明朝" w:eastAsia="游明朝" w:hAnsi="游明朝"/>
+          <w:color w:val="000000" w:themeColor="text1"/>
           <w:sz w:val="24"/>
         </w:rPr>
       </w:pPr>
       <w:r>
         <w:rPr>
           <w:rFonts w:ascii="游明朝" w:eastAsia="游明朝" w:hAnsi="游明朝" w:hint="eastAsia"/>
+          <w:color w:val="000000" w:themeColor="text1"/>
           <w:sz w:val="24"/>
         </w:rPr>
         <w:t>（３）</w:t>
@@ -3807,6 +4116,7 @@
       <w:r>
         <w:rPr>
           <w:rFonts w:ascii="游明朝" w:eastAsia="游明朝" w:hAnsi="游明朝" w:hint="eastAsia"/>
+          <w:color w:val="000000" w:themeColor="text1"/>
           <w:sz w:val="24"/>
         </w:rPr>
         <w:t>関係機関による児童健全育成事業への協力</w:t>
@@ -3821,12 +4131,14 @@
         <w:ind w:rightChars="-38" w:right="-80" w:firstLineChars="236" w:firstLine="566"/>
         <w:rPr>
           <w:rFonts w:ascii="游明朝" w:eastAsia="游明朝" w:hAnsi="游明朝"/>
+          <w:color w:val="000000" w:themeColor="text1"/>
           <w:sz w:val="24"/>
         </w:rPr>
       </w:pPr>
       <w:r>
         <w:rPr>
           <w:rFonts w:ascii="游明朝" w:eastAsia="游明朝" w:hAnsi="游明朝" w:hint="eastAsia"/>
+          <w:color w:val="000000" w:themeColor="text1"/>
           <w:sz w:val="24"/>
         </w:rPr>
         <w:t>（４）新</w:t>
@@ -3834,6 +4146,7 @@
       <w:r>
         <w:rPr>
           <w:rFonts w:ascii="游明朝" w:eastAsia="游明朝" w:hAnsi="游明朝" w:hint="eastAsia"/>
+          <w:color w:val="000000" w:themeColor="text1"/>
           <w:sz w:val="24"/>
         </w:rPr>
         <w:t>小学・中学</w:t>
@@ -3841,6 +4154,7 @@
       <w:r>
         <w:rPr>
           <w:rFonts w:ascii="游明朝" w:eastAsia="游明朝" w:hAnsi="游明朝" w:hint="eastAsia"/>
+          <w:color w:val="000000" w:themeColor="text1"/>
           <w:sz w:val="24"/>
         </w:rPr>
         <w:t>一年生激励</w:t>
@@ -3848,6 +4162,7 @@
       <w:r>
         <w:rPr>
           <w:rFonts w:ascii="游明朝" w:eastAsia="游明朝" w:hAnsi="游明朝" w:hint="eastAsia"/>
+          <w:color w:val="000000" w:themeColor="text1"/>
           <w:sz w:val="24"/>
         </w:rPr>
         <w:t>事業</w:t>
@@ -3862,12 +4177,14 @@
         <w:ind w:rightChars="-38" w:right="-80" w:firstLineChars="236" w:firstLine="566"/>
         <w:rPr>
           <w:rFonts w:ascii="游明朝" w:eastAsia="游明朝" w:hAnsi="游明朝"/>
+          <w:color w:val="000000" w:themeColor="text1"/>
           <w:sz w:val="24"/>
         </w:rPr>
       </w:pPr>
       <w:r>
         <w:rPr>
           <w:rFonts w:ascii="游明朝" w:eastAsia="游明朝" w:hAnsi="游明朝" w:hint="eastAsia"/>
+          <w:color w:val="000000" w:themeColor="text1"/>
           <w:sz w:val="24"/>
         </w:rPr>
         <w:t>（５）小・中学校</w:t>
@@ -3875,6 +4192,7 @@
       <w:r>
         <w:rPr>
           <w:rFonts w:ascii="游明朝" w:eastAsia="游明朝" w:hAnsi="游明朝" w:hint="eastAsia"/>
+          <w:color w:val="000000" w:themeColor="text1"/>
           <w:sz w:val="24"/>
         </w:rPr>
         <w:t>・</w:t>
@@ -3882,6 +4200,7 @@
       <w:r>
         <w:rPr>
           <w:rFonts w:ascii="游明朝" w:eastAsia="游明朝" w:hAnsi="游明朝" w:hint="eastAsia"/>
+          <w:color w:val="000000" w:themeColor="text1"/>
           <w:sz w:val="24"/>
         </w:rPr>
         <w:t>保護者への発達相談・訪問支援</w:t>
@@ -3898,6 +4217,7 @@
           <w:rFonts w:ascii="Yu Gothic" w:eastAsia="Yu Gothic" w:hAnsi="Yu Gothic"/>
           <w:b/>
           <w:bCs/>
+          <w:color w:val="000000" w:themeColor="text1"/>
           <w:sz w:val="24"/>
         </w:rPr>
       </w:pPr>
@@ -3913,6 +4233,7 @@
           <w:rFonts w:ascii="Yu Gothic" w:eastAsia="Yu Gothic" w:hAnsi="Yu Gothic"/>
           <w:b/>
           <w:bCs/>
+          <w:color w:val="000000" w:themeColor="text1"/>
           <w:sz w:val="24"/>
         </w:rPr>
       </w:pPr>
@@ -3921,6 +4242,7 @@
           <w:rFonts w:ascii="Yu Gothic" w:eastAsia="Yu Gothic" w:hAnsi="Yu Gothic" w:hint="eastAsia"/>
           <w:b/>
           <w:bCs/>
+          <w:color w:val="000000" w:themeColor="text1"/>
           <w:sz w:val="24"/>
         </w:rPr>
         <w:t>３－３</w:t>
@@ -3930,6 +4252,7 @@
           <w:rFonts w:ascii="Yu Gothic" w:eastAsia="Yu Gothic" w:hAnsi="Yu Gothic" w:hint="eastAsia"/>
           <w:b/>
           <w:bCs/>
+          <w:color w:val="000000" w:themeColor="text1"/>
           <w:sz w:val="24"/>
         </w:rPr>
         <w:t xml:space="preserve">　</w:t>
@@ -3940,6 +4263,7 @@
           <w:rFonts w:ascii="Yu Gothic" w:eastAsia="Yu Gothic" w:hAnsi="Yu Gothic" w:hint="eastAsia"/>
           <w:b/>
           <w:bCs/>
+          <w:color w:val="000000" w:themeColor="text1"/>
           <w:sz w:val="24"/>
         </w:rPr>
         <w:t>障がい</w:t>
@@ -3950,6 +4274,7 @@
           <w:rFonts w:ascii="Yu Gothic" w:eastAsia="Yu Gothic" w:hAnsi="Yu Gothic" w:hint="eastAsia"/>
           <w:b/>
           <w:bCs/>
+          <w:color w:val="000000" w:themeColor="text1"/>
           <w:sz w:val="24"/>
         </w:rPr>
         <w:t>者（児）福祉活動</w:t>
@@ -3964,6 +4289,7 @@
         <w:ind w:leftChars="100" w:left="210" w:rightChars="-38" w:right="-80"/>
         <w:rPr>
           <w:rFonts w:asciiTheme="minorHAnsi" w:eastAsiaTheme="minorHAnsi" w:hAnsiTheme="minorHAnsi"/>
+          <w:color w:val="000000" w:themeColor="text1"/>
           <w:sz w:val="24"/>
         </w:rPr>
       </w:pPr>
@@ -3972,6 +4298,7 @@
           <w:rFonts w:ascii="Yu Gothic" w:eastAsia="Yu Gothic" w:hAnsi="Yu Gothic"/>
           <w:b/>
           <w:bCs/>
+          <w:color w:val="000000" w:themeColor="text1"/>
           <w:sz w:val="24"/>
         </w:rPr>
         <w:t xml:space="preserve">  </w:t>
@@ -3980,6 +4307,7 @@
       <w:r>
         <w:rPr>
           <w:rFonts w:asciiTheme="minorHAnsi" w:eastAsiaTheme="minorHAnsi" w:hAnsiTheme="minorHAnsi" w:hint="eastAsia"/>
+          <w:color w:val="000000" w:themeColor="text1"/>
           <w:sz w:val="24"/>
         </w:rPr>
         <w:t>障がい</w:t>
@@ -3988,6 +4316,7 @@
       <w:r>
         <w:rPr>
           <w:rFonts w:asciiTheme="minorHAnsi" w:eastAsiaTheme="minorHAnsi" w:hAnsiTheme="minorHAnsi" w:hint="eastAsia"/>
+          <w:color w:val="000000" w:themeColor="text1"/>
           <w:sz w:val="24"/>
         </w:rPr>
         <w:t>児者の福祉向上を図るための福祉サービスの提供および下記の事業を実施する。</w:t>
@@ -4004,12 +4333,14 @@
           <w:rFonts w:ascii="Yu Gothic" w:eastAsia="Yu Gothic" w:hAnsi="Yu Gothic"/>
           <w:b/>
           <w:bCs/>
+          <w:color w:val="000000" w:themeColor="text1"/>
           <w:sz w:val="24"/>
         </w:rPr>
       </w:pPr>
       <w:r>
         <w:rPr>
           <w:rFonts w:ascii="游明朝" w:eastAsia="游明朝" w:hAnsi="游明朝" w:hint="eastAsia"/>
+          <w:color w:val="000000" w:themeColor="text1"/>
           <w:sz w:val="24"/>
         </w:rPr>
         <w:t>（１）地域生活支援事業（移動支援事業）の実施</w:t>
@@ -4024,12 +4355,14 @@
         <w:ind w:rightChars="-38" w:right="-80" w:firstLineChars="236" w:firstLine="566"/>
         <w:rPr>
           <w:rFonts w:asciiTheme="minorHAnsi" w:eastAsiaTheme="minorHAnsi" w:hAnsiTheme="minorHAnsi"/>
-          <w:sz w:val="24"/>
-        </w:rPr>
-      </w:pPr>
-      <w:r>
-        <w:rPr>
-          <w:rFonts w:asciiTheme="minorHAnsi" w:eastAsiaTheme="minorHAnsi" w:hAnsiTheme="minorHAnsi" w:hint="eastAsia"/>
+          <w:color w:val="000000" w:themeColor="text1"/>
+          <w:sz w:val="24"/>
+        </w:rPr>
+      </w:pPr>
+      <w:r>
+        <w:rPr>
+          <w:rFonts w:asciiTheme="minorHAnsi" w:eastAsiaTheme="minorHAnsi" w:hAnsiTheme="minorHAnsi" w:hint="eastAsia"/>
+          <w:color w:val="000000" w:themeColor="text1"/>
           <w:sz w:val="24"/>
         </w:rPr>
         <w:t>（</w:t>
@@ -4037,6 +4370,7 @@
       <w:r>
         <w:rPr>
           <w:rFonts w:asciiTheme="minorHAnsi" w:eastAsiaTheme="minorHAnsi" w:hAnsiTheme="minorHAnsi" w:hint="eastAsia"/>
+          <w:color w:val="000000" w:themeColor="text1"/>
           <w:sz w:val="24"/>
         </w:rPr>
         <w:t>２</w:t>
@@ -4044,6 +4378,7 @@
       <w:r>
         <w:rPr>
           <w:rFonts w:asciiTheme="minorHAnsi" w:eastAsiaTheme="minorHAnsi" w:hAnsiTheme="minorHAnsi" w:hint="eastAsia"/>
+          <w:color w:val="000000" w:themeColor="text1"/>
           <w:sz w:val="24"/>
         </w:rPr>
         <w:t>）村身体障害者協会の育成</w:t>
@@ -4051,6 +4386,7 @@
       <w:r>
         <w:rPr>
           <w:rFonts w:asciiTheme="minorHAnsi" w:eastAsiaTheme="minorHAnsi" w:hAnsiTheme="minorHAnsi" w:hint="eastAsia"/>
+          <w:color w:val="000000" w:themeColor="text1"/>
           <w:sz w:val="24"/>
         </w:rPr>
         <w:t>費</w:t>
@@ -4058,6 +4394,7 @@
       <w:r>
         <w:rPr>
           <w:rFonts w:asciiTheme="minorHAnsi" w:eastAsiaTheme="minorHAnsi" w:hAnsiTheme="minorHAnsi" w:hint="eastAsia"/>
+          <w:color w:val="000000" w:themeColor="text1"/>
           <w:sz w:val="24"/>
         </w:rPr>
         <w:t>の</w:t>
@@ -4065,6 +4402,7 @@
       <w:r>
         <w:rPr>
           <w:rFonts w:asciiTheme="minorHAnsi" w:eastAsiaTheme="minorHAnsi" w:hAnsiTheme="minorHAnsi" w:hint="eastAsia"/>
+          <w:color w:val="000000" w:themeColor="text1"/>
           <w:sz w:val="24"/>
         </w:rPr>
         <w:t>助成（赤い羽根共同募金配分事業）</w:t>
@@ -4079,12 +4417,14 @@
         <w:ind w:rightChars="-38" w:right="-80" w:firstLineChars="236" w:firstLine="566"/>
         <w:rPr>
           <w:rFonts w:asciiTheme="minorHAnsi" w:eastAsiaTheme="minorHAnsi" w:hAnsiTheme="minorHAnsi"/>
-          <w:sz w:val="24"/>
-        </w:rPr>
-      </w:pPr>
-      <w:r>
-        <w:rPr>
-          <w:rFonts w:asciiTheme="minorHAnsi" w:eastAsiaTheme="minorHAnsi" w:hAnsiTheme="minorHAnsi" w:hint="eastAsia"/>
+          <w:color w:val="000000" w:themeColor="text1"/>
+          <w:sz w:val="24"/>
+        </w:rPr>
+      </w:pPr>
+      <w:r>
+        <w:rPr>
+          <w:rFonts w:asciiTheme="minorHAnsi" w:eastAsiaTheme="minorHAnsi" w:hAnsiTheme="minorHAnsi" w:hint="eastAsia"/>
+          <w:color w:val="000000" w:themeColor="text1"/>
           <w:sz w:val="24"/>
         </w:rPr>
         <w:t>（</w:t>
@@ -4092,6 +4432,7 @@
       <w:r>
         <w:rPr>
           <w:rFonts w:asciiTheme="minorHAnsi" w:eastAsiaTheme="minorHAnsi" w:hAnsiTheme="minorHAnsi" w:hint="eastAsia"/>
+          <w:color w:val="000000" w:themeColor="text1"/>
           <w:sz w:val="24"/>
         </w:rPr>
         <w:t>３</w:t>
@@ -4099,6 +4440,7 @@
       <w:r>
         <w:rPr>
           <w:rFonts w:asciiTheme="minorHAnsi" w:eastAsiaTheme="minorHAnsi" w:hAnsiTheme="minorHAnsi" w:hint="eastAsia"/>
+          <w:color w:val="000000" w:themeColor="text1"/>
           <w:sz w:val="24"/>
         </w:rPr>
         <w:t>）村心身障害児者親の会の育成</w:t>
@@ -4106,6 +4448,7 @@
       <w:r>
         <w:rPr>
           <w:rFonts w:asciiTheme="minorHAnsi" w:eastAsiaTheme="minorHAnsi" w:hAnsiTheme="minorHAnsi" w:hint="eastAsia"/>
+          <w:color w:val="000000" w:themeColor="text1"/>
           <w:sz w:val="24"/>
         </w:rPr>
         <w:t>費の助成（赤い羽根共同募金配分事業）</w:t>
@@ -4120,12 +4463,14 @@
         <w:ind w:rightChars="-38" w:right="-80" w:firstLineChars="236" w:firstLine="566"/>
         <w:rPr>
           <w:rFonts w:asciiTheme="minorHAnsi" w:eastAsiaTheme="minorHAnsi" w:hAnsiTheme="minorHAnsi"/>
-          <w:sz w:val="24"/>
-        </w:rPr>
-      </w:pPr>
-      <w:r>
-        <w:rPr>
-          <w:rFonts w:asciiTheme="minorHAnsi" w:eastAsiaTheme="minorHAnsi" w:hAnsiTheme="minorHAnsi" w:hint="eastAsia"/>
+          <w:color w:val="000000" w:themeColor="text1"/>
+          <w:sz w:val="24"/>
+        </w:rPr>
+      </w:pPr>
+      <w:r>
+        <w:rPr>
+          <w:rFonts w:asciiTheme="minorHAnsi" w:eastAsiaTheme="minorHAnsi" w:hAnsiTheme="minorHAnsi" w:hint="eastAsia"/>
+          <w:color w:val="000000" w:themeColor="text1"/>
           <w:sz w:val="24"/>
         </w:rPr>
         <w:t>（</w:t>
@@ -4133,6 +4478,7 @@
       <w:r>
         <w:rPr>
           <w:rFonts w:asciiTheme="minorHAnsi" w:eastAsiaTheme="minorHAnsi" w:hAnsiTheme="minorHAnsi" w:hint="eastAsia"/>
+          <w:color w:val="000000" w:themeColor="text1"/>
           <w:sz w:val="24"/>
         </w:rPr>
         <w:t>４</w:t>
@@ -4140,6 +4486,7 @@
       <w:r>
         <w:rPr>
           <w:rFonts w:asciiTheme="minorHAnsi" w:eastAsiaTheme="minorHAnsi" w:hAnsiTheme="minorHAnsi" w:hint="eastAsia"/>
+          <w:color w:val="000000" w:themeColor="text1"/>
           <w:sz w:val="24"/>
         </w:rPr>
         <w:t>）県</w:t>
@@ -4148,6 +4495,7 @@
       <w:r>
         <w:rPr>
           <w:rFonts w:asciiTheme="minorHAnsi" w:eastAsiaTheme="minorHAnsi" w:hAnsiTheme="minorHAnsi" w:hint="eastAsia"/>
+          <w:color w:val="000000" w:themeColor="text1"/>
           <w:sz w:val="24"/>
         </w:rPr>
         <w:t>身体障がい</w:t>
@@ -4156,6 +4504,7 @@
       <w:r>
         <w:rPr>
           <w:rFonts w:asciiTheme="minorHAnsi" w:eastAsiaTheme="minorHAnsi" w:hAnsiTheme="minorHAnsi" w:hint="eastAsia"/>
+          <w:color w:val="000000" w:themeColor="text1"/>
           <w:sz w:val="24"/>
         </w:rPr>
         <w:t>者福祉大会、スポーツ大会参加への協力</w:t>
@@ -4170,12 +4519,14 @@
         <w:ind w:rightChars="-38" w:right="-80" w:firstLineChars="236" w:firstLine="566"/>
         <w:rPr>
           <w:rFonts w:asciiTheme="minorHAnsi" w:eastAsiaTheme="minorHAnsi" w:hAnsiTheme="minorHAnsi"/>
-          <w:sz w:val="24"/>
-        </w:rPr>
-      </w:pPr>
-      <w:r>
-        <w:rPr>
-          <w:rFonts w:asciiTheme="minorHAnsi" w:eastAsiaTheme="minorHAnsi" w:hAnsiTheme="minorHAnsi" w:hint="eastAsia"/>
+          <w:color w:val="000000" w:themeColor="text1"/>
+          <w:sz w:val="24"/>
+        </w:rPr>
+      </w:pPr>
+      <w:r>
+        <w:rPr>
+          <w:rFonts w:asciiTheme="minorHAnsi" w:eastAsiaTheme="minorHAnsi" w:hAnsiTheme="minorHAnsi" w:hint="eastAsia"/>
+          <w:color w:val="000000" w:themeColor="text1"/>
           <w:sz w:val="24"/>
         </w:rPr>
         <w:t>（</w:t>
@@ -4183,6 +4534,7 @@
       <w:r>
         <w:rPr>
           <w:rFonts w:asciiTheme="minorHAnsi" w:eastAsiaTheme="minorHAnsi" w:hAnsiTheme="minorHAnsi" w:hint="eastAsia"/>
+          <w:color w:val="000000" w:themeColor="text1"/>
           <w:sz w:val="24"/>
         </w:rPr>
         <w:t>５</w:t>
@@ -4190,6 +4542,7 @@
       <w:r>
         <w:rPr>
           <w:rFonts w:asciiTheme="minorHAnsi" w:eastAsiaTheme="minorHAnsi" w:hAnsiTheme="minorHAnsi" w:hint="eastAsia"/>
+          <w:color w:val="000000" w:themeColor="text1"/>
           <w:sz w:val="24"/>
         </w:rPr>
         <w:t>）視察研修の実施</w:t>
@@ -4204,12 +4557,14 @@
         <w:ind w:rightChars="-38" w:right="-80" w:firstLineChars="236" w:firstLine="566"/>
         <w:rPr>
           <w:rFonts w:asciiTheme="minorHAnsi" w:eastAsiaTheme="minorHAnsi" w:hAnsiTheme="minorHAnsi"/>
-          <w:sz w:val="24"/>
-        </w:rPr>
-      </w:pPr>
-      <w:r>
-        <w:rPr>
-          <w:rFonts w:asciiTheme="minorHAnsi" w:eastAsiaTheme="minorHAnsi" w:hAnsiTheme="minorHAnsi" w:hint="eastAsia"/>
+          <w:color w:val="000000" w:themeColor="text1"/>
+          <w:sz w:val="24"/>
+        </w:rPr>
+      </w:pPr>
+      <w:r>
+        <w:rPr>
+          <w:rFonts w:asciiTheme="minorHAnsi" w:eastAsiaTheme="minorHAnsi" w:hAnsiTheme="minorHAnsi" w:hint="eastAsia"/>
+          <w:color w:val="000000" w:themeColor="text1"/>
           <w:sz w:val="24"/>
         </w:rPr>
         <w:t>（６）買い物支援</w:t>
@@ -4224,12 +4579,14 @@
         <w:ind w:rightChars="-38" w:right="-80" w:firstLineChars="236" w:firstLine="566"/>
         <w:rPr>
           <w:rFonts w:asciiTheme="minorHAnsi" w:eastAsiaTheme="minorHAnsi" w:hAnsiTheme="minorHAnsi"/>
-          <w:sz w:val="24"/>
-        </w:rPr>
-      </w:pPr>
-      <w:r>
-        <w:rPr>
-          <w:rFonts w:asciiTheme="minorHAnsi" w:eastAsiaTheme="minorHAnsi" w:hAnsiTheme="minorHAnsi" w:hint="eastAsia"/>
+          <w:color w:val="000000" w:themeColor="text1"/>
+          <w:sz w:val="24"/>
+        </w:rPr>
+      </w:pPr>
+      <w:r>
+        <w:rPr>
+          <w:rFonts w:asciiTheme="minorHAnsi" w:eastAsiaTheme="minorHAnsi" w:hAnsiTheme="minorHAnsi" w:hint="eastAsia"/>
+          <w:color w:val="000000" w:themeColor="text1"/>
           <w:sz w:val="24"/>
         </w:rPr>
         <w:t>（７）くに</w:t>
@@ -4238,6 +4595,7 @@
       <w:r>
         <w:rPr>
           <w:rFonts w:asciiTheme="minorHAnsi" w:eastAsiaTheme="minorHAnsi" w:hAnsiTheme="minorHAnsi" w:hint="eastAsia"/>
+          <w:color w:val="000000" w:themeColor="text1"/>
           <w:sz w:val="24"/>
         </w:rPr>
         <w:t>ぶの</w:t>
@@ -4246,6 +4604,7 @@
       <w:r>
         <w:rPr>
           <w:rFonts w:asciiTheme="minorHAnsi" w:eastAsiaTheme="minorHAnsi" w:hAnsiTheme="minorHAnsi" w:hint="eastAsia"/>
+          <w:color w:val="000000" w:themeColor="text1"/>
           <w:sz w:val="24"/>
         </w:rPr>
         <w:t>会大宜味支部への活動助成</w:t>
@@ -4260,12 +4619,14 @@
         <w:ind w:rightChars="-38" w:right="-80" w:firstLineChars="236" w:firstLine="566"/>
         <w:rPr>
           <w:rFonts w:asciiTheme="minorHAnsi" w:eastAsiaTheme="minorHAnsi" w:hAnsiTheme="minorHAnsi"/>
-          <w:sz w:val="24"/>
-        </w:rPr>
-      </w:pPr>
-      <w:r>
-        <w:rPr>
-          <w:rFonts w:asciiTheme="minorHAnsi" w:eastAsiaTheme="minorHAnsi" w:hAnsiTheme="minorHAnsi" w:hint="eastAsia"/>
+          <w:color w:val="000000" w:themeColor="text1"/>
+          <w:sz w:val="24"/>
+        </w:rPr>
+      </w:pPr>
+      <w:r>
+        <w:rPr>
+          <w:rFonts w:asciiTheme="minorHAnsi" w:eastAsiaTheme="minorHAnsi" w:hAnsiTheme="minorHAnsi" w:hint="eastAsia"/>
+          <w:color w:val="000000" w:themeColor="text1"/>
           <w:sz w:val="24"/>
         </w:rPr>
         <w:t>（８）</w:t>
@@ -4274,6 +4635,7 @@
       <w:r>
         <w:rPr>
           <w:rFonts w:asciiTheme="minorHAnsi" w:eastAsiaTheme="minorHAnsi" w:hAnsiTheme="minorHAnsi" w:hint="eastAsia"/>
+          <w:color w:val="000000" w:themeColor="text1"/>
           <w:sz w:val="24"/>
         </w:rPr>
         <w:t>精神障がい</w:t>
@@ -4282,6 +4644,7 @@
       <w:r>
         <w:rPr>
           <w:rFonts w:asciiTheme="minorHAnsi" w:eastAsiaTheme="minorHAnsi" w:hAnsiTheme="minorHAnsi" w:hint="eastAsia"/>
+          <w:color w:val="000000" w:themeColor="text1"/>
           <w:sz w:val="24"/>
         </w:rPr>
         <w:t>者・</w:t>
@@ -4290,6 +4653,7 @@
       <w:r>
         <w:rPr>
           <w:rFonts w:asciiTheme="minorHAnsi" w:eastAsiaTheme="minorHAnsi" w:hAnsiTheme="minorHAnsi" w:hint="eastAsia"/>
+          <w:color w:val="000000" w:themeColor="text1"/>
           <w:sz w:val="24"/>
         </w:rPr>
         <w:t>身体障がい</w:t>
@@ -4298,6 +4662,7 @@
       <w:r>
         <w:rPr>
           <w:rFonts w:asciiTheme="minorHAnsi" w:eastAsiaTheme="minorHAnsi" w:hAnsiTheme="minorHAnsi" w:hint="eastAsia"/>
+          <w:color w:val="000000" w:themeColor="text1"/>
           <w:sz w:val="24"/>
         </w:rPr>
         <w:t>者</w:t>
@@ -4305,6 +4670,7 @@
       <w:r>
         <w:rPr>
           <w:rFonts w:asciiTheme="minorHAnsi" w:eastAsiaTheme="minorHAnsi" w:hAnsiTheme="minorHAnsi" w:hint="eastAsia"/>
+          <w:color w:val="000000" w:themeColor="text1"/>
           <w:sz w:val="24"/>
         </w:rPr>
         <w:t>の</w:t>
@@ -4312,6 +4678,7 @@
       <w:r>
         <w:rPr>
           <w:rFonts w:asciiTheme="minorHAnsi" w:eastAsiaTheme="minorHAnsi" w:hAnsiTheme="minorHAnsi" w:hint="eastAsia"/>
+          <w:color w:val="000000" w:themeColor="text1"/>
           <w:sz w:val="24"/>
         </w:rPr>
         <w:t>相談支援</w:t>
@@ -4328,6 +4695,7 @@
           <w:rFonts w:ascii="Yu Gothic" w:eastAsia="Yu Gothic" w:hAnsi="Yu Gothic"/>
           <w:b/>
           <w:bCs/>
+          <w:color w:val="000000" w:themeColor="text1"/>
           <w:sz w:val="24"/>
         </w:rPr>
       </w:pPr>
@@ -4336,6 +4704,7 @@
           <w:rFonts w:ascii="Yu Gothic" w:eastAsia="Yu Gothic" w:hAnsi="Yu Gothic" w:hint="eastAsia"/>
           <w:b/>
           <w:bCs/>
+          <w:color w:val="000000" w:themeColor="text1"/>
           <w:sz w:val="24"/>
         </w:rPr>
         <w:lastRenderedPageBreak/>
@@ -4346,6 +4715,7 @@
           <w:rFonts w:ascii="Yu Gothic" w:eastAsia="Yu Gothic" w:hAnsi="Yu Gothic" w:hint="eastAsia"/>
           <w:b/>
           <w:bCs/>
+          <w:color w:val="000000" w:themeColor="text1"/>
           <w:sz w:val="24"/>
         </w:rPr>
         <w:t>父子</w:t>
@@ -4355,6 +4725,7 @@
           <w:rFonts w:ascii="Yu Gothic" w:eastAsia="Yu Gothic" w:hAnsi="Yu Gothic" w:hint="eastAsia"/>
           <w:b/>
           <w:bCs/>
+          <w:color w:val="000000" w:themeColor="text1"/>
           <w:sz w:val="24"/>
         </w:rPr>
         <w:t>福祉活動</w:t>
@@ -4369,6 +4740,7 @@
         <w:ind w:rightChars="-38" w:right="-80" w:firstLineChars="100" w:firstLine="240"/>
         <w:rPr>
           <w:rFonts w:asciiTheme="minorHAnsi" w:eastAsiaTheme="minorHAnsi" w:hAnsiTheme="minorHAnsi"/>
+          <w:color w:val="000000" w:themeColor="text1"/>
           <w:sz w:val="24"/>
         </w:rPr>
       </w:pPr>
@@ -4377,6 +4749,7 @@
           <w:rFonts w:ascii="Yu Gothic" w:eastAsia="Yu Gothic" w:hAnsi="Yu Gothic" w:hint="eastAsia"/>
           <w:b/>
           <w:bCs/>
+          <w:color w:val="000000" w:themeColor="text1"/>
           <w:sz w:val="24"/>
         </w:rPr>
         <w:t xml:space="preserve">　</w:t>
@@ -4384,33 +4757,29 @@
       <w:r>
         <w:rPr>
           <w:rFonts w:asciiTheme="minorHAnsi" w:eastAsiaTheme="minorHAnsi" w:hAnsiTheme="minorHAnsi" w:hint="eastAsia"/>
-          <w:sz w:val="24"/>
-        </w:rPr>
-        <w:t>母子父子世帯の福祉向上を図るため、次の事業を実施する</w:t>
-      </w:r>
-      <w:r>
-        <w:rPr>
-          <w:rFonts w:asciiTheme="minorHAnsi" w:eastAsiaTheme="minorHAnsi" w:hAnsiTheme="minorHAnsi" w:hint="eastAsia"/>
-          <w:sz w:val="24"/>
-        </w:rPr>
-        <w:t>。</w:t>
-      </w:r>
-    </w:p>
-    <w:p>
-      <w:pPr>
-        <w:tabs>
-          <w:tab w:val="left" w:pos="0"/>
-        </w:tabs>
-        <w:spacing w:line="300" w:lineRule="exact"/>
-        <w:ind w:rightChars="-38" w:right="-80"/>
-        <w:rPr>
-          <w:rFonts w:asciiTheme="minorHAnsi" w:eastAsiaTheme="minorHAnsi" w:hAnsiTheme="minorHAnsi"/>
+          <w:color w:val="000000" w:themeColor="text1"/>
+          <w:sz w:val="24"/>
+        </w:rPr>
+        <w:t>母子父子世帯の福祉向上を図るため、次の事業を実施する。</w:t>
+      </w:r>
+    </w:p>
+    <w:p>
+      <w:pPr>
+        <w:tabs>
+          <w:tab w:val="left" w:pos="0"/>
+        </w:tabs>
+        <w:spacing w:line="300" w:lineRule="exact"/>
+        <w:ind w:rightChars="-38" w:right="-80"/>
+        <w:rPr>
+          <w:rFonts w:asciiTheme="minorHAnsi" w:eastAsiaTheme="minorHAnsi" w:hAnsiTheme="minorHAnsi"/>
+          <w:color w:val="000000" w:themeColor="text1"/>
           <w:sz w:val="24"/>
         </w:rPr>
       </w:pPr>
       <w:r>
         <w:rPr>
           <w:rFonts w:ascii="Yu Gothic" w:eastAsia="Yu Gothic" w:hAnsi="Yu Gothic" w:hint="eastAsia"/>
+          <w:color w:val="000000" w:themeColor="text1"/>
           <w:sz w:val="24"/>
         </w:rPr>
         <w:t xml:space="preserve">　　</w:t>
@@ -4418,6 +4787,7 @@
       <w:r>
         <w:rPr>
           <w:rFonts w:asciiTheme="minorHAnsi" w:eastAsiaTheme="minorHAnsi" w:hAnsiTheme="minorHAnsi" w:hint="eastAsia"/>
+          <w:color w:val="000000" w:themeColor="text1"/>
           <w:sz w:val="24"/>
         </w:rPr>
         <w:t>（１）</w:t>
@@ -4425,6 +4795,7 @@
       <w:r>
         <w:rPr>
           <w:rFonts w:asciiTheme="minorHAnsi" w:eastAsiaTheme="minorHAnsi" w:hAnsiTheme="minorHAnsi" w:hint="eastAsia"/>
+          <w:color w:val="000000" w:themeColor="text1"/>
           <w:sz w:val="24"/>
         </w:rPr>
         <w:t>村</w:t>
@@ -4432,6 +4803,7 @@
       <w:r>
         <w:rPr>
           <w:rFonts w:asciiTheme="minorHAnsi" w:eastAsiaTheme="minorHAnsi" w:hAnsiTheme="minorHAnsi" w:hint="eastAsia"/>
+          <w:color w:val="000000" w:themeColor="text1"/>
           <w:sz w:val="24"/>
         </w:rPr>
         <w:t>母子寡婦</w:t>
@@ -4439,6 +4811,7 @@
       <w:r>
         <w:rPr>
           <w:rFonts w:asciiTheme="minorHAnsi" w:eastAsiaTheme="minorHAnsi" w:hAnsiTheme="minorHAnsi" w:hint="eastAsia"/>
+          <w:color w:val="000000" w:themeColor="text1"/>
           <w:sz w:val="24"/>
         </w:rPr>
         <w:t>福祉会</w:t>
@@ -4446,6 +4819,7 @@
       <w:r>
         <w:rPr>
           <w:rFonts w:asciiTheme="minorHAnsi" w:eastAsiaTheme="minorHAnsi" w:hAnsiTheme="minorHAnsi" w:hint="eastAsia"/>
+          <w:color w:val="000000" w:themeColor="text1"/>
           <w:sz w:val="24"/>
         </w:rPr>
         <w:t>の育成及び</w:t>
@@ -4453,6 +4827,7 @@
       <w:r>
         <w:rPr>
           <w:rFonts w:asciiTheme="minorHAnsi" w:eastAsiaTheme="minorHAnsi" w:hAnsiTheme="minorHAnsi" w:hint="eastAsia"/>
+          <w:color w:val="000000" w:themeColor="text1"/>
           <w:sz w:val="24"/>
         </w:rPr>
         <w:t>活動</w:t>
@@ -4460,6 +4835,7 @@
       <w:r>
         <w:rPr>
           <w:rFonts w:asciiTheme="minorHAnsi" w:eastAsiaTheme="minorHAnsi" w:hAnsiTheme="minorHAnsi" w:hint="eastAsia"/>
+          <w:color w:val="000000" w:themeColor="text1"/>
           <w:sz w:val="24"/>
         </w:rPr>
         <w:t>助成</w:t>
@@ -4474,12 +4850,14 @@
         <w:ind w:rightChars="-38" w:right="-80"/>
         <w:rPr>
           <w:rFonts w:asciiTheme="minorHAnsi" w:eastAsiaTheme="minorHAnsi" w:hAnsiTheme="minorHAnsi"/>
-          <w:sz w:val="24"/>
-        </w:rPr>
-      </w:pPr>
-      <w:r>
-        <w:rPr>
-          <w:rFonts w:asciiTheme="minorHAnsi" w:eastAsiaTheme="minorHAnsi" w:hAnsiTheme="minorHAnsi" w:hint="eastAsia"/>
+          <w:color w:val="000000" w:themeColor="text1"/>
+          <w:sz w:val="24"/>
+        </w:rPr>
+      </w:pPr>
+      <w:r>
+        <w:rPr>
+          <w:rFonts w:asciiTheme="minorHAnsi" w:eastAsiaTheme="minorHAnsi" w:hAnsiTheme="minorHAnsi" w:hint="eastAsia"/>
+          <w:color w:val="000000" w:themeColor="text1"/>
           <w:sz w:val="24"/>
         </w:rPr>
         <w:t xml:space="preserve">　　（２）激励ピクニックの実施</w:t>
@@ -4494,12 +4872,14 @@
         <w:ind w:rightChars="-38" w:right="-80"/>
         <w:rPr>
           <w:rFonts w:asciiTheme="minorHAnsi" w:eastAsiaTheme="minorHAnsi" w:hAnsiTheme="minorHAnsi"/>
-          <w:sz w:val="24"/>
-        </w:rPr>
-      </w:pPr>
-      <w:r>
-        <w:rPr>
-          <w:rFonts w:asciiTheme="minorHAnsi" w:eastAsiaTheme="minorHAnsi" w:hAnsiTheme="minorHAnsi" w:hint="eastAsia"/>
+          <w:color w:val="000000" w:themeColor="text1"/>
+          <w:sz w:val="24"/>
+        </w:rPr>
+      </w:pPr>
+      <w:r>
+        <w:rPr>
+          <w:rFonts w:asciiTheme="minorHAnsi" w:eastAsiaTheme="minorHAnsi" w:hAnsiTheme="minorHAnsi" w:hint="eastAsia"/>
+          <w:color w:val="000000" w:themeColor="text1"/>
           <w:sz w:val="24"/>
         </w:rPr>
         <w:t xml:space="preserve">　　（３）</w:t>
@@ -4507,6 +4887,7 @@
       <w:r>
         <w:rPr>
           <w:rFonts w:asciiTheme="minorHAnsi" w:eastAsiaTheme="minorHAnsi" w:hAnsiTheme="minorHAnsi" w:hint="eastAsia"/>
+          <w:color w:val="000000" w:themeColor="text1"/>
           <w:sz w:val="24"/>
         </w:rPr>
         <w:t>中学</w:t>
@@ -4514,6 +4895,7 @@
       <w:r>
         <w:rPr>
           <w:rFonts w:asciiTheme="minorHAnsi" w:eastAsiaTheme="minorHAnsi" w:hAnsiTheme="minorHAnsi" w:hint="eastAsia"/>
+          <w:color w:val="000000" w:themeColor="text1"/>
           <w:sz w:val="24"/>
         </w:rPr>
         <w:t>入学祝品支給（</w:t>
@@ -4521,6 +4903,7 @@
       <w:r>
         <w:rPr>
           <w:rFonts w:asciiTheme="minorHAnsi" w:eastAsiaTheme="minorHAnsi" w:hAnsiTheme="minorHAnsi" w:hint="eastAsia"/>
+          <w:color w:val="000000" w:themeColor="text1"/>
           <w:sz w:val="24"/>
         </w:rPr>
         <w:t>赤い羽根共同募金配分事業）</w:t>
@@ -4535,12 +4918,14 @@
         <w:ind w:rightChars="-38" w:right="-80"/>
         <w:rPr>
           <w:rFonts w:asciiTheme="minorEastAsia" w:eastAsiaTheme="minorEastAsia" w:hAnsiTheme="minorEastAsia"/>
+          <w:color w:val="000000" w:themeColor="text1"/>
           <w:sz w:val="24"/>
         </w:rPr>
       </w:pPr>
       <w:r>
         <w:rPr>
           <w:rFonts w:asciiTheme="minorEastAsia" w:eastAsiaTheme="minorEastAsia" w:hAnsiTheme="minorEastAsia" w:hint="eastAsia"/>
+          <w:color w:val="000000" w:themeColor="text1"/>
           <w:sz w:val="24"/>
         </w:rPr>
         <w:t xml:space="preserve">　　（４）ランドセル支給</w:t>
@@ -4555,12 +4940,14 @@
         <w:ind w:rightChars="-38" w:right="-80"/>
         <w:rPr>
           <w:rFonts w:asciiTheme="minorEastAsia" w:eastAsiaTheme="minorEastAsia" w:hAnsiTheme="minorEastAsia"/>
+          <w:color w:val="000000" w:themeColor="text1"/>
           <w:sz w:val="24"/>
         </w:rPr>
       </w:pPr>
       <w:r>
         <w:rPr>
           <w:rFonts w:asciiTheme="minorEastAsia" w:eastAsiaTheme="minorEastAsia" w:hAnsiTheme="minorEastAsia" w:hint="eastAsia"/>
+          <w:color w:val="000000" w:themeColor="text1"/>
           <w:sz w:val="24"/>
         </w:rPr>
         <w:t xml:space="preserve">　　（５）子育て応援</w:t>
@@ -4568,6 +4955,7 @@
       <w:r>
         <w:rPr>
           <w:rFonts w:asciiTheme="minorEastAsia" w:eastAsiaTheme="minorEastAsia" w:hAnsiTheme="minorEastAsia" w:hint="eastAsia"/>
+          <w:color w:val="000000" w:themeColor="text1"/>
           <w:sz w:val="24"/>
         </w:rPr>
         <w:t>フード支援</w:t>
@@ -4582,12 +4970,14 @@
         <w:ind w:rightChars="-38" w:right="-80" w:firstLineChars="50" w:firstLine="120"/>
         <w:rPr>
           <w:rFonts w:asciiTheme="minorEastAsia" w:eastAsiaTheme="minorEastAsia" w:hAnsiTheme="minorEastAsia"/>
+          <w:color w:val="000000" w:themeColor="text1"/>
           <w:sz w:val="24"/>
         </w:rPr>
       </w:pPr>
       <w:r>
         <w:rPr>
           <w:rFonts w:asciiTheme="minorEastAsia" w:eastAsiaTheme="minorEastAsia" w:hAnsiTheme="minorEastAsia" w:hint="eastAsia"/>
+          <w:color w:val="000000" w:themeColor="text1"/>
           <w:sz w:val="24"/>
         </w:rPr>
         <w:t xml:space="preserve">　</w:t>
@@ -4806,6 +5196,7 @@
         <w:ind w:rightChars="-38" w:right="-80"/>
         <w:rPr>
           <w:rFonts w:asciiTheme="minorEastAsia" w:eastAsiaTheme="minorEastAsia" w:hAnsiTheme="minorEastAsia"/>
+          <w:color w:val="000000" w:themeColor="text1"/>
           <w:sz w:val="24"/>
         </w:rPr>
       </w:pPr>
@@ -4819,6 +5210,7 @@
         <w:ind w:rightChars="-38" w:right="-80"/>
         <w:rPr>
           <w:rFonts w:asciiTheme="minorEastAsia" w:eastAsiaTheme="minorEastAsia" w:hAnsiTheme="minorEastAsia"/>
+          <w:color w:val="000000" w:themeColor="text1"/>
           <w:sz w:val="24"/>
         </w:rPr>
       </w:pPr>
@@ -4833,6 +5225,7 @@
         <w:jc w:val="center"/>
         <w:rPr>
           <w:rFonts w:ascii="HGP創英角ｺﾞｼｯｸUB" w:eastAsia="HGP創英角ｺﾞｼｯｸUB" w:hAnsi="HGP創英角ｺﾞｼｯｸUB"/>
+          <w:color w:val="000000" w:themeColor="text1"/>
           <w:sz w:val="32"/>
           <w:szCs w:val="32"/>
         </w:rPr>
@@ -4840,6 +5233,7 @@
       <w:r>
         <w:rPr>
           <w:rFonts w:ascii="HGP創英角ｺﾞｼｯｸUB" w:eastAsia="HGP創英角ｺﾞｼｯｸUB" w:hAnsi="HGP創英角ｺﾞｼｯｸUB" w:hint="eastAsia"/>
+          <w:color w:val="000000" w:themeColor="text1"/>
           <w:sz w:val="32"/>
           <w:szCs w:val="32"/>
         </w:rPr>
@@ -4856,6 +5250,7 @@
         <w:jc w:val="center"/>
         <w:rPr>
           <w:rFonts w:ascii="HGP創英角ｺﾞｼｯｸUB" w:eastAsia="HGP創英角ｺﾞｼｯｸUB" w:hAnsi="HGP創英角ｺﾞｼｯｸUB"/>
+          <w:color w:val="000000" w:themeColor="text1"/>
           <w:sz w:val="32"/>
           <w:szCs w:val="32"/>
         </w:rPr>
@@ -4871,6 +5266,7 @@
           <w:rFonts w:ascii="Yu Gothic" w:eastAsia="Yu Gothic" w:hAnsi="Yu Gothic"/>
           <w:b/>
           <w:bCs/>
+          <w:color w:val="000000" w:themeColor="text1"/>
           <w:sz w:val="24"/>
         </w:rPr>
       </w:pPr>
@@ -4879,27 +5275,459 @@
           <w:rFonts w:ascii="Yu Gothic" w:eastAsia="Yu Gothic" w:hAnsi="Yu Gothic" w:hint="eastAsia"/>
           <w:b/>
           <w:bCs/>
-          <w:sz w:val="24"/>
-        </w:rPr>
-        <w:t>４－</w:t>
-      </w:r>
+          <w:color w:val="000000" w:themeColor="text1"/>
+          <w:sz w:val="24"/>
+        </w:rPr>
+        <w:t>４－１　災害支援活動</w:t>
+      </w:r>
+    </w:p>
+    <w:p>
+      <w:pPr>
+        <w:tabs>
+          <w:tab w:val="left" w:pos="0"/>
+        </w:tabs>
+        <w:ind w:rightChars="-38" w:right="-80" w:firstLineChars="100" w:firstLine="240"/>
+        <w:rPr>
+          <w:rFonts w:asciiTheme="minorHAnsi" w:eastAsiaTheme="minorHAnsi" w:hAnsiTheme="minorHAnsi"/>
+          <w:color w:val="000000" w:themeColor="text1"/>
+          <w:sz w:val="24"/>
+        </w:rPr>
+      </w:pPr>
+      <w:r>
+        <w:rPr>
+          <w:rFonts w:asciiTheme="minorHAnsi" w:eastAsiaTheme="minorHAnsi" w:hAnsiTheme="minorHAnsi" w:hint="eastAsia"/>
+          <w:color w:val="000000" w:themeColor="text1"/>
+          <w:sz w:val="24"/>
+        </w:rPr>
+        <w:t xml:space="preserve">　　発災および大規模災害に備え、災害支援活動の推進を図る。</w:t>
+      </w:r>
+    </w:p>
+    <w:p>
+      <w:pPr>
+        <w:tabs>
+          <w:tab w:val="left" w:pos="0"/>
+        </w:tabs>
+        <w:ind w:rightChars="-38" w:right="-80" w:firstLineChars="118" w:firstLine="283"/>
+        <w:rPr>
+          <w:rFonts w:asciiTheme="minorEastAsia" w:eastAsiaTheme="minorEastAsia" w:hAnsiTheme="minorEastAsia"/>
+          <w:color w:val="000000" w:themeColor="text1"/>
+          <w:sz w:val="24"/>
+        </w:rPr>
+      </w:pPr>
+      <w:r>
+        <w:rPr>
+          <w:rFonts w:asciiTheme="minorHAnsi" w:eastAsiaTheme="minorHAnsi" w:hAnsiTheme="minorHAnsi" w:hint="eastAsia"/>
+          <w:color w:val="000000" w:themeColor="text1"/>
+          <w:sz w:val="24"/>
+        </w:rPr>
+        <w:t xml:space="preserve">　</w:t>
+      </w:r>
+      <w:r>
+        <w:rPr>
+          <w:rFonts w:asciiTheme="minorEastAsia" w:eastAsiaTheme="minorEastAsia" w:hAnsiTheme="minorEastAsia" w:hint="eastAsia"/>
+          <w:color w:val="000000" w:themeColor="text1"/>
+          <w:sz w:val="24"/>
+        </w:rPr>
+        <w:t>（１）村防災本部への協力及び連携</w:t>
+      </w:r>
+    </w:p>
+    <w:p>
+      <w:pPr>
+        <w:tabs>
+          <w:tab w:val="left" w:pos="0"/>
+        </w:tabs>
+        <w:spacing w:line="300" w:lineRule="exact"/>
+        <w:ind w:rightChars="-38" w:right="-80" w:firstLineChars="118" w:firstLine="283"/>
+        <w:rPr>
+          <w:rFonts w:asciiTheme="minorEastAsia" w:eastAsiaTheme="minorEastAsia" w:hAnsiTheme="minorEastAsia"/>
+          <w:color w:val="000000" w:themeColor="text1"/>
+          <w:sz w:val="24"/>
+        </w:rPr>
+      </w:pPr>
+      <w:r>
+        <w:rPr>
+          <w:rFonts w:asciiTheme="minorEastAsia" w:eastAsiaTheme="minorEastAsia" w:hAnsiTheme="minorEastAsia" w:hint="eastAsia"/>
+          <w:color w:val="000000" w:themeColor="text1"/>
+          <w:sz w:val="24"/>
+        </w:rPr>
+        <w:t xml:space="preserve">　（２）災害福祉マップの更新（関係機関・団体との協働）</w:t>
+      </w:r>
+    </w:p>
+    <w:p>
+      <w:pPr>
+        <w:tabs>
+          <w:tab w:val="left" w:pos="0"/>
+        </w:tabs>
+        <w:spacing w:line="300" w:lineRule="exact"/>
+        <w:ind w:rightChars="-38" w:right="-80" w:firstLineChars="118" w:firstLine="283"/>
+        <w:rPr>
+          <w:rFonts w:asciiTheme="minorEastAsia" w:eastAsiaTheme="minorEastAsia" w:hAnsiTheme="minorEastAsia"/>
+          <w:color w:val="000000" w:themeColor="text1"/>
+          <w:sz w:val="24"/>
+        </w:rPr>
+      </w:pPr>
+      <w:r>
+        <w:rPr>
+          <w:rFonts w:asciiTheme="minorEastAsia" w:eastAsiaTheme="minorEastAsia" w:hAnsiTheme="minorEastAsia" w:hint="eastAsia"/>
+          <w:color w:val="000000" w:themeColor="text1"/>
+          <w:sz w:val="24"/>
+        </w:rPr>
+        <w:t xml:space="preserve">　（３）関係機関・団体との連携、協働による要援護者の支援・避難誘導活動</w:t>
+      </w:r>
+    </w:p>
+    <w:p>
+      <w:pPr>
+        <w:tabs>
+          <w:tab w:val="left" w:pos="0"/>
+        </w:tabs>
+        <w:spacing w:line="300" w:lineRule="exact"/>
+        <w:ind w:rightChars="-38" w:right="-80" w:firstLineChars="118" w:firstLine="283"/>
+        <w:rPr>
+          <w:rFonts w:asciiTheme="minorEastAsia" w:eastAsiaTheme="minorEastAsia" w:hAnsiTheme="minorEastAsia"/>
+          <w:color w:val="000000" w:themeColor="text1"/>
+          <w:sz w:val="24"/>
+        </w:rPr>
+      </w:pPr>
+      <w:r>
+        <w:rPr>
+          <w:rFonts w:asciiTheme="minorEastAsia" w:eastAsiaTheme="minorEastAsia" w:hAnsiTheme="minorEastAsia" w:hint="eastAsia"/>
+          <w:color w:val="000000" w:themeColor="text1"/>
+          <w:sz w:val="24"/>
+        </w:rPr>
+        <w:t xml:space="preserve">　（４）要援護者のニーズ把握及びサービス提供の手配</w:t>
+      </w:r>
+    </w:p>
+    <w:p>
+      <w:pPr>
+        <w:tabs>
+          <w:tab w:val="left" w:pos="0"/>
+        </w:tabs>
+        <w:spacing w:line="300" w:lineRule="exact"/>
+        <w:ind w:rightChars="-38" w:right="-80" w:firstLineChars="218" w:firstLine="523"/>
+        <w:rPr>
+          <w:rFonts w:asciiTheme="minorEastAsia" w:eastAsiaTheme="minorEastAsia" w:hAnsiTheme="minorEastAsia"/>
+          <w:color w:val="000000" w:themeColor="text1"/>
+          <w:sz w:val="24"/>
+        </w:rPr>
+      </w:pPr>
+      <w:r>
+        <w:rPr>
+          <w:rFonts w:asciiTheme="minorEastAsia" w:eastAsiaTheme="minorEastAsia" w:hAnsiTheme="minorEastAsia" w:hint="eastAsia"/>
+          <w:color w:val="000000" w:themeColor="text1"/>
+          <w:sz w:val="24"/>
+        </w:rPr>
+        <w:t>（５）大規模災害時のボランティアセンター設置</w:t>
+      </w:r>
+      <w:r>
+        <w:rPr>
+          <w:rFonts w:asciiTheme="minorEastAsia" w:eastAsiaTheme="minorEastAsia" w:hAnsiTheme="minorEastAsia" w:hint="eastAsia"/>
+          <w:color w:val="000000" w:themeColor="text1"/>
+          <w:sz w:val="24"/>
+        </w:rPr>
+        <w:t>運営</w:t>
+      </w:r>
+      <w:r>
+        <w:rPr>
+          <w:rFonts w:asciiTheme="minorEastAsia" w:eastAsiaTheme="minorEastAsia" w:hAnsiTheme="minorEastAsia" w:hint="eastAsia"/>
+          <w:color w:val="000000" w:themeColor="text1"/>
+          <w:sz w:val="24"/>
+        </w:rPr>
+        <w:t>に関する調整1</w:t>
+      </w:r>
+    </w:p>
+    <w:p>
+      <w:pPr>
+        <w:tabs>
+          <w:tab w:val="left" w:pos="0"/>
+        </w:tabs>
+        <w:spacing w:line="300" w:lineRule="exact"/>
+        <w:ind w:rightChars="-38" w:right="-80"/>
+        <w:rPr>
+          <w:rFonts w:ascii="Yu Gothic" w:eastAsia="Yu Gothic" w:hAnsi="Yu Gothic"/>
+          <w:b/>
+          <w:bCs/>
+          <w:color w:val="000000" w:themeColor="text1"/>
+          <w:sz w:val="24"/>
+        </w:rPr>
+      </w:pPr>
+    </w:p>
+    <w:p>
+      <w:pPr>
+        <w:tabs>
+          <w:tab w:val="left" w:pos="0"/>
+          <w:tab w:val="left" w:pos="142"/>
+        </w:tabs>
+        <w:spacing w:line="300" w:lineRule="exact"/>
+        <w:ind w:rightChars="-38" w:right="-80" w:firstLineChars="59" w:firstLine="142"/>
+        <w:rPr>
+          <w:rFonts w:ascii="Yu Gothic" w:eastAsia="Yu Gothic" w:hAnsi="Yu Gothic"/>
+          <w:b/>
+          <w:bCs/>
+          <w:color w:val="000000" w:themeColor="text1"/>
+          <w:sz w:val="24"/>
+        </w:rPr>
+      </w:pPr>
       <w:r>
         <w:rPr>
           <w:rFonts w:ascii="Yu Gothic" w:eastAsia="Yu Gothic" w:hAnsi="Yu Gothic" w:hint="eastAsia"/>
           <w:b/>
           <w:bCs/>
-          <w:sz w:val="24"/>
-        </w:rPr>
-        <w:t>１</w:t>
+          <w:color w:val="000000" w:themeColor="text1"/>
+          <w:sz w:val="24"/>
+        </w:rPr>
+        <w:t>４－</w:t>
       </w:r>
       <w:r>
         <w:rPr>
           <w:rFonts w:ascii="Yu Gothic" w:eastAsia="Yu Gothic" w:hAnsi="Yu Gothic" w:hint="eastAsia"/>
           <w:b/>
           <w:bCs/>
-          <w:sz w:val="24"/>
-        </w:rPr>
-        <w:t xml:space="preserve">　災害支援活動</w:t>
+          <w:color w:val="000000" w:themeColor="text1"/>
+          <w:sz w:val="24"/>
+        </w:rPr>
+        <w:t>２</w:t>
+      </w:r>
+      <w:r>
+        <w:rPr>
+          <w:rFonts w:ascii="Yu Gothic" w:eastAsia="Yu Gothic" w:hAnsi="Yu Gothic" w:hint="eastAsia"/>
+          <w:b/>
+          <w:bCs/>
+          <w:color w:val="000000" w:themeColor="text1"/>
+          <w:sz w:val="24"/>
+        </w:rPr>
+        <w:t xml:space="preserve">　</w:t>
+      </w:r>
+      <w:r>
+        <w:rPr>
+          <w:rFonts w:ascii="Yu Gothic" w:eastAsia="Yu Gothic" w:hAnsi="Yu Gothic" w:hint="eastAsia"/>
+          <w:b/>
+          <w:bCs/>
+          <w:color w:val="000000" w:themeColor="text1"/>
+          <w:sz w:val="24"/>
+        </w:rPr>
+        <w:t>福祉</w:t>
+      </w:r>
+      <w:r>
+        <w:rPr>
+          <w:rFonts w:ascii="Yu Gothic" w:eastAsia="Yu Gothic" w:hAnsi="Yu Gothic" w:hint="eastAsia"/>
+          <w:b/>
+          <w:bCs/>
+          <w:color w:val="000000" w:themeColor="text1"/>
+          <w:sz w:val="24"/>
+        </w:rPr>
+        <w:t>団体の活動支援（事務局</w:t>
+      </w:r>
+      <w:r>
+        <w:rPr>
+          <w:rFonts w:ascii="Yu Gothic" w:eastAsia="Yu Gothic" w:hAnsi="Yu Gothic" w:hint="eastAsia"/>
+          <w:b/>
+          <w:bCs/>
+          <w:color w:val="000000" w:themeColor="text1"/>
+          <w:sz w:val="24"/>
+        </w:rPr>
+        <w:t>等</w:t>
+      </w:r>
+      <w:r>
+        <w:rPr>
+          <w:rFonts w:ascii="Yu Gothic" w:eastAsia="Yu Gothic" w:hAnsi="Yu Gothic" w:hint="eastAsia"/>
+          <w:b/>
+          <w:bCs/>
+          <w:color w:val="000000" w:themeColor="text1"/>
+          <w:sz w:val="24"/>
+        </w:rPr>
+        <w:t>）</w:t>
+      </w:r>
+    </w:p>
+    <w:p>
+      <w:pPr>
+        <w:tabs>
+          <w:tab w:val="left" w:pos="0"/>
+        </w:tabs>
+        <w:spacing w:line="300" w:lineRule="exact"/>
+        <w:ind w:rightChars="-38" w:right="-80"/>
+        <w:rPr>
+          <w:rFonts w:ascii="游明朝" w:eastAsia="游明朝" w:hAnsi="游明朝"/>
+          <w:color w:val="000000" w:themeColor="text1"/>
+          <w:sz w:val="24"/>
+        </w:rPr>
+      </w:pPr>
+      <w:r>
+        <w:rPr>
+          <w:rFonts w:ascii="Yu Gothic" w:eastAsia="Yu Gothic" w:hAnsi="Yu Gothic" w:hint="eastAsia"/>
+          <w:b/>
+          <w:bCs/>
+          <w:color w:val="000000" w:themeColor="text1"/>
+          <w:sz w:val="24"/>
+        </w:rPr>
+        <w:t xml:space="preserve">　</w:t>
+      </w:r>
+      <w:r>
+        <w:rPr>
+          <w:rFonts w:ascii="游明朝" w:eastAsia="游明朝" w:hAnsi="游明朝" w:hint="eastAsia"/>
+          <w:color w:val="000000" w:themeColor="text1"/>
+          <w:sz w:val="24"/>
+        </w:rPr>
+        <w:t xml:space="preserve">　（１）大宜味村民生委員児童委員協議会</w:t>
+      </w:r>
+    </w:p>
+    <w:p>
+      <w:pPr>
+        <w:tabs>
+          <w:tab w:val="left" w:pos="0"/>
+        </w:tabs>
+        <w:spacing w:line="300" w:lineRule="exact"/>
+        <w:ind w:rightChars="-38" w:right="-80"/>
+        <w:rPr>
+          <w:rFonts w:ascii="游明朝" w:eastAsia="游明朝" w:hAnsi="游明朝"/>
+          <w:color w:val="000000" w:themeColor="text1"/>
+          <w:sz w:val="24"/>
+        </w:rPr>
+      </w:pPr>
+      <w:r>
+        <w:rPr>
+          <w:rFonts w:ascii="游明朝" w:eastAsia="游明朝" w:hAnsi="游明朝" w:hint="eastAsia"/>
+          <w:color w:val="000000" w:themeColor="text1"/>
+          <w:sz w:val="24"/>
+        </w:rPr>
+        <w:t xml:space="preserve">　　（２）大宜味村老人クラブ連合会</w:t>
+      </w:r>
+    </w:p>
+    <w:p>
+      <w:pPr>
+        <w:tabs>
+          <w:tab w:val="left" w:pos="0"/>
+        </w:tabs>
+        <w:spacing w:line="300" w:lineRule="exact"/>
+        <w:ind w:rightChars="-38" w:right="-80"/>
+        <w:rPr>
+          <w:rFonts w:ascii="游明朝" w:eastAsia="游明朝" w:hAnsi="游明朝"/>
+          <w:color w:val="000000" w:themeColor="text1"/>
+          <w:sz w:val="24"/>
+        </w:rPr>
+      </w:pPr>
+      <w:r>
+        <w:rPr>
+          <w:rFonts w:ascii="游明朝" w:eastAsia="游明朝" w:hAnsi="游明朝" w:hint="eastAsia"/>
+          <w:color w:val="000000" w:themeColor="text1"/>
+          <w:sz w:val="24"/>
+        </w:rPr>
+        <w:t xml:space="preserve">　　（３）大宜味村母子寡婦福祉会</w:t>
+      </w:r>
+    </w:p>
+    <w:p>
+      <w:pPr>
+        <w:tabs>
+          <w:tab w:val="left" w:pos="0"/>
+        </w:tabs>
+        <w:spacing w:line="300" w:lineRule="exact"/>
+        <w:ind w:rightChars="-38" w:right="-80"/>
+        <w:rPr>
+          <w:rFonts w:ascii="游明朝" w:eastAsia="游明朝" w:hAnsi="游明朝"/>
+          <w:color w:val="000000" w:themeColor="text1"/>
+          <w:sz w:val="24"/>
+        </w:rPr>
+      </w:pPr>
+      <w:r>
+        <w:rPr>
+          <w:rFonts w:ascii="游明朝" w:eastAsia="游明朝" w:hAnsi="游明朝" w:hint="eastAsia"/>
+          <w:color w:val="000000" w:themeColor="text1"/>
+          <w:sz w:val="24"/>
+        </w:rPr>
+        <w:t xml:space="preserve">　　（４）大宜味村身体障害者協会</w:t>
+      </w:r>
+    </w:p>
+    <w:p>
+      <w:pPr>
+        <w:tabs>
+          <w:tab w:val="left" w:pos="0"/>
+        </w:tabs>
+        <w:spacing w:line="300" w:lineRule="exact"/>
+        <w:ind w:rightChars="-38" w:right="-80"/>
+        <w:rPr>
+          <w:rFonts w:ascii="游明朝" w:eastAsia="游明朝" w:hAnsi="游明朝"/>
+          <w:color w:val="000000" w:themeColor="text1"/>
+          <w:sz w:val="24"/>
+        </w:rPr>
+      </w:pPr>
+      <w:r>
+        <w:rPr>
+          <w:rFonts w:ascii="游明朝" w:eastAsia="游明朝" w:hAnsi="游明朝" w:hint="eastAsia"/>
+          <w:color w:val="000000" w:themeColor="text1"/>
+          <w:sz w:val="24"/>
+        </w:rPr>
+        <w:t xml:space="preserve">　　（５）大宜味村</w:t>
+      </w:r>
+      <w:r>
+        <w:rPr>
+          <w:rFonts w:ascii="游明朝" w:eastAsia="游明朝" w:hAnsi="游明朝" w:hint="eastAsia"/>
+          <w:color w:val="000000" w:themeColor="text1"/>
+          <w:sz w:val="24"/>
+        </w:rPr>
+        <w:t>心身</w:t>
+      </w:r>
+      <w:r>
+        <w:rPr>
+          <w:rFonts w:ascii="游明朝" w:eastAsia="游明朝" w:hAnsi="游明朝" w:hint="eastAsia"/>
+          <w:color w:val="000000" w:themeColor="text1"/>
+          <w:sz w:val="24"/>
+        </w:rPr>
+        <w:t>障害者（児）親の会</w:t>
+      </w:r>
+    </w:p>
+    <w:p>
+      <w:pPr>
+        <w:tabs>
+          <w:tab w:val="left" w:pos="0"/>
+        </w:tabs>
+        <w:spacing w:line="300" w:lineRule="exact"/>
+        <w:ind w:rightChars="-38" w:right="-80"/>
+        <w:rPr>
+          <w:rFonts w:ascii="游明朝" w:eastAsia="游明朝" w:hAnsi="游明朝"/>
+          <w:color w:val="000000" w:themeColor="text1"/>
+          <w:sz w:val="24"/>
+        </w:rPr>
+      </w:pPr>
+      <w:r>
+        <w:rPr>
+          <w:rFonts w:ascii="游明朝" w:eastAsia="游明朝" w:hAnsi="游明朝" w:hint="eastAsia"/>
+          <w:color w:val="000000" w:themeColor="text1"/>
+          <w:sz w:val="24"/>
+        </w:rPr>
+        <w:t xml:space="preserve"> </w:t>
+      </w:r>
+      <w:r>
+        <w:rPr>
+          <w:rFonts w:ascii="游明朝" w:eastAsia="游明朝" w:hAnsi="游明朝"/>
+          <w:color w:val="000000" w:themeColor="text1"/>
+          <w:sz w:val="24"/>
+        </w:rPr>
+        <w:t xml:space="preserve">   </w:t>
+      </w:r>
+      <w:r>
+        <w:rPr>
+          <w:rFonts w:ascii="游明朝" w:eastAsia="游明朝" w:hAnsi="游明朝" w:hint="eastAsia"/>
+          <w:color w:val="000000" w:themeColor="text1"/>
+          <w:sz w:val="24"/>
+        </w:rPr>
+        <w:t>（６）地域住民グループ「たん</w:t>
+      </w:r>
+      <w:proofErr w:type="gramStart"/>
+      <w:r>
+        <w:rPr>
+          <w:rFonts w:ascii="游明朝" w:eastAsia="游明朝" w:hAnsi="游明朝" w:hint="eastAsia"/>
+          <w:color w:val="000000" w:themeColor="text1"/>
+          <w:sz w:val="24"/>
+        </w:rPr>
+        <w:t>ぽぽの</w:t>
+      </w:r>
+      <w:proofErr w:type="gramEnd"/>
+      <w:r>
+        <w:rPr>
+          <w:rFonts w:ascii="游明朝" w:eastAsia="游明朝" w:hAnsi="游明朝" w:hint="eastAsia"/>
+          <w:color w:val="000000" w:themeColor="text1"/>
+          <w:sz w:val="24"/>
+        </w:rPr>
+        <w:t>会」</w:t>
       </w:r>
     </w:p>
     <w:p>
@@ -4908,234 +5736,11 @@
           <w:tab w:val="left" w:pos="0"/>
         </w:tabs>
         <w:ind w:rightChars="-38" w:right="-80" w:firstLineChars="100" w:firstLine="240"/>
-        <w:rPr>
-          <w:rFonts w:asciiTheme="minorHAnsi" w:eastAsiaTheme="minorHAnsi" w:hAnsiTheme="minorHAnsi"/>
-          <w:sz w:val="24"/>
-        </w:rPr>
-      </w:pPr>
-      <w:r>
-        <w:rPr>
-          <w:rFonts w:asciiTheme="minorHAnsi" w:eastAsiaTheme="minorHAnsi" w:hAnsiTheme="minorHAnsi" w:hint="eastAsia"/>
-          <w:sz w:val="24"/>
-        </w:rPr>
-        <w:t xml:space="preserve">　</w:t>
-      </w:r>
-      <w:r>
-        <w:rPr>
-          <w:rFonts w:asciiTheme="minorHAnsi" w:eastAsiaTheme="minorHAnsi" w:hAnsiTheme="minorHAnsi" w:hint="eastAsia"/>
-          <w:sz w:val="24"/>
-        </w:rPr>
-        <w:t xml:space="preserve">　</w:t>
-      </w:r>
-      <w:r>
-        <w:rPr>
-          <w:rFonts w:asciiTheme="minorHAnsi" w:eastAsiaTheme="minorHAnsi" w:hAnsiTheme="minorHAnsi" w:hint="eastAsia"/>
-          <w:sz w:val="24"/>
-        </w:rPr>
-        <w:t>発災</w:t>
-      </w:r>
-      <w:r>
-        <w:rPr>
-          <w:rFonts w:asciiTheme="minorHAnsi" w:eastAsiaTheme="minorHAnsi" w:hAnsiTheme="minorHAnsi" w:hint="eastAsia"/>
-          <w:sz w:val="24"/>
-        </w:rPr>
-        <w:t>および大規模災害</w:t>
-      </w:r>
-      <w:r>
-        <w:rPr>
-          <w:rFonts w:asciiTheme="minorHAnsi" w:eastAsiaTheme="minorHAnsi" w:hAnsiTheme="minorHAnsi" w:hint="eastAsia"/>
-          <w:sz w:val="24"/>
-        </w:rPr>
-        <w:t>に</w:t>
-      </w:r>
-      <w:r>
-        <w:rPr>
-          <w:rFonts w:asciiTheme="minorHAnsi" w:eastAsiaTheme="minorHAnsi" w:hAnsiTheme="minorHAnsi" w:hint="eastAsia"/>
-          <w:sz w:val="24"/>
-        </w:rPr>
-        <w:t>備え、災害支援活動の推進を図る</w:t>
-      </w:r>
-      <w:r>
-        <w:rPr>
-          <w:rFonts w:asciiTheme="minorHAnsi" w:eastAsiaTheme="minorHAnsi" w:hAnsiTheme="minorHAnsi" w:hint="eastAsia"/>
-          <w:sz w:val="24"/>
-        </w:rPr>
-        <w:t>。</w:t>
-      </w:r>
-    </w:p>
-    <w:p>
-      <w:pPr>
-        <w:tabs>
-          <w:tab w:val="left" w:pos="0"/>
-        </w:tabs>
-        <w:ind w:rightChars="-38" w:right="-80" w:firstLineChars="118" w:firstLine="283"/>
-        <w:rPr>
-          <w:rFonts w:asciiTheme="minorEastAsia" w:eastAsiaTheme="minorEastAsia" w:hAnsiTheme="minorEastAsia"/>
-          <w:sz w:val="24"/>
-        </w:rPr>
-      </w:pPr>
-      <w:r>
-        <w:rPr>
-          <w:rFonts w:asciiTheme="minorHAnsi" w:eastAsiaTheme="minorHAnsi" w:hAnsiTheme="minorHAnsi" w:hint="eastAsia"/>
-          <w:sz w:val="24"/>
-        </w:rPr>
-        <w:t xml:space="preserve">　</w:t>
-      </w:r>
-      <w:r>
-        <w:rPr>
-          <w:rFonts w:asciiTheme="minorEastAsia" w:eastAsiaTheme="minorEastAsia" w:hAnsiTheme="minorEastAsia" w:hint="eastAsia"/>
-          <w:sz w:val="24"/>
-        </w:rPr>
-        <w:t>（１）村防災本部への協力及び連携</w:t>
-      </w:r>
-    </w:p>
-    <w:p>
-      <w:pPr>
-        <w:tabs>
-          <w:tab w:val="left" w:pos="0"/>
-        </w:tabs>
-        <w:spacing w:line="300" w:lineRule="exact"/>
-        <w:ind w:rightChars="-38" w:right="-80" w:firstLineChars="118" w:firstLine="283"/>
-        <w:rPr>
-          <w:rFonts w:asciiTheme="minorEastAsia" w:eastAsiaTheme="minorEastAsia" w:hAnsiTheme="minorEastAsia"/>
-          <w:sz w:val="24"/>
-        </w:rPr>
-      </w:pPr>
-      <w:r>
-        <w:rPr>
-          <w:rFonts w:asciiTheme="minorEastAsia" w:eastAsiaTheme="minorEastAsia" w:hAnsiTheme="minorEastAsia" w:hint="eastAsia"/>
-          <w:sz w:val="24"/>
-        </w:rPr>
-        <w:t xml:space="preserve">　（２）災害福祉マップの</w:t>
-      </w:r>
-      <w:r>
-        <w:rPr>
-          <w:rFonts w:asciiTheme="minorEastAsia" w:eastAsiaTheme="minorEastAsia" w:hAnsiTheme="minorEastAsia" w:hint="eastAsia"/>
-          <w:sz w:val="24"/>
-        </w:rPr>
-        <w:t>更新</w:t>
-      </w:r>
-      <w:r>
-        <w:rPr>
-          <w:rFonts w:asciiTheme="minorEastAsia" w:eastAsiaTheme="minorEastAsia" w:hAnsiTheme="minorEastAsia" w:hint="eastAsia"/>
-          <w:sz w:val="24"/>
-        </w:rPr>
-        <w:t>（関係機関・団体との協働）</w:t>
-      </w:r>
-    </w:p>
-    <w:p>
-      <w:pPr>
-        <w:tabs>
-          <w:tab w:val="left" w:pos="0"/>
-        </w:tabs>
-        <w:spacing w:line="300" w:lineRule="exact"/>
-        <w:ind w:rightChars="-38" w:right="-80" w:firstLineChars="118" w:firstLine="283"/>
-        <w:rPr>
-          <w:rFonts w:asciiTheme="minorEastAsia" w:eastAsiaTheme="minorEastAsia" w:hAnsiTheme="minorEastAsia"/>
-          <w:sz w:val="24"/>
-        </w:rPr>
-      </w:pPr>
-      <w:r>
-        <w:rPr>
-          <w:rFonts w:asciiTheme="minorEastAsia" w:eastAsiaTheme="minorEastAsia" w:hAnsiTheme="minorEastAsia" w:hint="eastAsia"/>
-          <w:sz w:val="24"/>
-        </w:rPr>
-        <w:t xml:space="preserve">　（３）関係機関・団体との連携、協働による要援護者の支援・避難誘導活動</w:t>
-      </w:r>
-    </w:p>
-    <w:p>
-      <w:pPr>
-        <w:tabs>
-          <w:tab w:val="left" w:pos="0"/>
-        </w:tabs>
-        <w:spacing w:line="300" w:lineRule="exact"/>
-        <w:ind w:rightChars="-38" w:right="-80" w:firstLineChars="118" w:firstLine="283"/>
-        <w:rPr>
-          <w:rFonts w:asciiTheme="minorEastAsia" w:eastAsiaTheme="minorEastAsia" w:hAnsiTheme="minorEastAsia"/>
-          <w:sz w:val="24"/>
-        </w:rPr>
-      </w:pPr>
-      <w:r>
-        <w:rPr>
-          <w:rFonts w:asciiTheme="minorEastAsia" w:eastAsiaTheme="minorEastAsia" w:hAnsiTheme="minorEastAsia" w:hint="eastAsia"/>
-          <w:sz w:val="24"/>
-        </w:rPr>
-        <w:t xml:space="preserve">　（</w:t>
-      </w:r>
-      <w:r>
-        <w:rPr>
-          <w:rFonts w:asciiTheme="minorEastAsia" w:eastAsiaTheme="minorEastAsia" w:hAnsiTheme="minorEastAsia" w:hint="eastAsia"/>
-          <w:sz w:val="24"/>
-        </w:rPr>
-        <w:t>４</w:t>
-      </w:r>
-      <w:r>
-        <w:rPr>
-          <w:rFonts w:asciiTheme="minorEastAsia" w:eastAsiaTheme="minorEastAsia" w:hAnsiTheme="minorEastAsia" w:hint="eastAsia"/>
-          <w:sz w:val="24"/>
-        </w:rPr>
-        <w:t>）要援護者のニーズ把握及びサービス提供の手配</w:t>
-      </w:r>
-    </w:p>
-    <w:p>
-      <w:pPr>
-        <w:tabs>
-          <w:tab w:val="left" w:pos="0"/>
-        </w:tabs>
-        <w:spacing w:line="300" w:lineRule="exact"/>
-        <w:ind w:rightChars="-38" w:right="-80" w:firstLineChars="218" w:firstLine="523"/>
-        <w:rPr>
-          <w:rFonts w:asciiTheme="minorEastAsia" w:eastAsiaTheme="minorEastAsia" w:hAnsiTheme="minorEastAsia"/>
-          <w:sz w:val="24"/>
-        </w:rPr>
-      </w:pPr>
-      <w:r>
-        <w:rPr>
-          <w:rFonts w:asciiTheme="minorEastAsia" w:eastAsiaTheme="minorEastAsia" w:hAnsiTheme="minorEastAsia" w:hint="eastAsia"/>
-          <w:sz w:val="24"/>
-        </w:rPr>
-        <w:t>（</w:t>
-      </w:r>
-      <w:r>
-        <w:rPr>
-          <w:rFonts w:asciiTheme="minorEastAsia" w:eastAsiaTheme="minorEastAsia" w:hAnsiTheme="minorEastAsia" w:hint="eastAsia"/>
-          <w:sz w:val="24"/>
-        </w:rPr>
-        <w:t>５</w:t>
-      </w:r>
-      <w:r>
-        <w:rPr>
-          <w:rFonts w:asciiTheme="minorEastAsia" w:eastAsiaTheme="minorEastAsia" w:hAnsiTheme="minorEastAsia" w:hint="eastAsia"/>
-          <w:sz w:val="24"/>
-        </w:rPr>
-        <w:t>）大規模災害時のボランティアセンター設置</w:t>
-      </w:r>
-      <w:r>
-        <w:rPr>
-          <w:rFonts w:asciiTheme="minorEastAsia" w:eastAsiaTheme="minorEastAsia" w:hAnsiTheme="minorEastAsia" w:hint="eastAsia"/>
-          <w:sz w:val="24"/>
-        </w:rPr>
-        <w:t>運営</w:t>
-      </w:r>
-      <w:r>
-        <w:rPr>
-          <w:rFonts w:asciiTheme="minorEastAsia" w:eastAsiaTheme="minorEastAsia" w:hAnsiTheme="minorEastAsia" w:hint="eastAsia"/>
-          <w:sz w:val="24"/>
-        </w:rPr>
-        <w:t>に関する調整1</w:t>
-      </w:r>
-    </w:p>
-    <w:p>
-      <w:pPr>
-        <w:tabs>
-          <w:tab w:val="left" w:pos="0"/>
-        </w:tabs>
-        <w:spacing w:line="300" w:lineRule="exact"/>
-        <w:ind w:rightChars="-38" w:right="-80"/>
         <w:rPr>
           <w:rFonts w:ascii="Yu Gothic" w:eastAsia="Yu Gothic" w:hAnsi="Yu Gothic"/>
           <w:b/>
           <w:bCs/>
+          <w:color w:val="000000" w:themeColor="text1"/>
           <w:sz w:val="24"/>
         </w:rPr>
       </w:pPr>
@@ -5146,12 +5751,12 @@
           <w:tab w:val="left" w:pos="0"/>
           <w:tab w:val="left" w:pos="142"/>
         </w:tabs>
-        <w:spacing w:line="300" w:lineRule="exact"/>
         <w:ind w:rightChars="-38" w:right="-80" w:firstLineChars="59" w:firstLine="142"/>
         <w:rPr>
           <w:rFonts w:ascii="Yu Gothic" w:eastAsia="Yu Gothic" w:hAnsi="Yu Gothic"/>
           <w:b/>
           <w:bCs/>
+          <w:color w:val="000000" w:themeColor="text1"/>
           <w:sz w:val="24"/>
         </w:rPr>
       </w:pPr>
@@ -5160,6 +5765,7 @@
           <w:rFonts w:ascii="Yu Gothic" w:eastAsia="Yu Gothic" w:hAnsi="Yu Gothic" w:hint="eastAsia"/>
           <w:b/>
           <w:bCs/>
+          <w:color w:val="000000" w:themeColor="text1"/>
           <w:sz w:val="24"/>
         </w:rPr>
         <w:t>４－</w:t>
@@ -5169,254 +5775,509 @@
           <w:rFonts w:ascii="Yu Gothic" w:eastAsia="Yu Gothic" w:hAnsi="Yu Gothic" w:hint="eastAsia"/>
           <w:b/>
           <w:bCs/>
-          <w:sz w:val="24"/>
-        </w:rPr>
-        <w:t>２</w:t>
+          <w:color w:val="000000" w:themeColor="text1"/>
+          <w:sz w:val="24"/>
+        </w:rPr>
+        <w:t>３</w:t>
       </w:r>
       <w:r>
         <w:rPr>
           <w:rFonts w:ascii="Yu Gothic" w:eastAsia="Yu Gothic" w:hAnsi="Yu Gothic" w:hint="eastAsia"/>
           <w:b/>
           <w:bCs/>
+          <w:color w:val="000000" w:themeColor="text1"/>
+          <w:sz w:val="24"/>
+        </w:rPr>
+        <w:t xml:space="preserve">　赤い羽根共同募金及び歳末たすけあい運動の推進</w:t>
+      </w:r>
+    </w:p>
+    <w:p>
+      <w:pPr>
+        <w:tabs>
+          <w:tab w:val="left" w:pos="0"/>
+        </w:tabs>
+        <w:spacing w:line="300" w:lineRule="exact"/>
+        <w:ind w:rightChars="-38" w:right="-80" w:firstLineChars="100" w:firstLine="240"/>
+        <w:rPr>
+          <w:rFonts w:asciiTheme="minorEastAsia" w:eastAsiaTheme="minorEastAsia" w:hAnsiTheme="minorEastAsia"/>
+          <w:color w:val="000000" w:themeColor="text1"/>
+          <w:sz w:val="24"/>
+        </w:rPr>
+      </w:pPr>
+      <w:r>
+        <w:rPr>
+          <w:rFonts w:hint="eastAsia"/>
+          <w:color w:val="000000" w:themeColor="text1"/>
           <w:sz w:val="24"/>
         </w:rPr>
         <w:t xml:space="preserve">　</w:t>
       </w:r>
+      <w:r>
+        <w:rPr>
+          <w:rFonts w:asciiTheme="minorEastAsia" w:eastAsiaTheme="minorEastAsia" w:hAnsiTheme="minorEastAsia" w:hint="eastAsia"/>
+          <w:color w:val="000000" w:themeColor="text1"/>
+          <w:sz w:val="24"/>
+        </w:rPr>
+        <w:t>（１）募金運動の啓発拡充説明会及び実施</w:t>
+      </w:r>
+    </w:p>
+    <w:p>
+      <w:pPr>
+        <w:tabs>
+          <w:tab w:val="left" w:pos="0"/>
+        </w:tabs>
+        <w:spacing w:line="300" w:lineRule="exact"/>
+        <w:ind w:rightChars="-38" w:right="-80" w:firstLineChars="100" w:firstLine="240"/>
+        <w:rPr>
+          <w:rFonts w:asciiTheme="minorEastAsia" w:eastAsiaTheme="minorEastAsia" w:hAnsiTheme="minorEastAsia"/>
+          <w:color w:val="000000" w:themeColor="text1"/>
+          <w:sz w:val="24"/>
+        </w:rPr>
+      </w:pPr>
+      <w:r>
+        <w:rPr>
+          <w:rFonts w:asciiTheme="minorEastAsia" w:eastAsiaTheme="minorEastAsia" w:hAnsiTheme="minorEastAsia" w:hint="eastAsia"/>
+          <w:color w:val="000000" w:themeColor="text1"/>
+          <w:sz w:val="24"/>
+        </w:rPr>
+        <w:t xml:space="preserve">　（２）チラシ、ポスターの発行</w:t>
+      </w:r>
+    </w:p>
+    <w:p>
+      <w:pPr>
+        <w:tabs>
+          <w:tab w:val="left" w:pos="0"/>
+        </w:tabs>
+        <w:spacing w:line="300" w:lineRule="exact"/>
+        <w:ind w:rightChars="-38" w:right="-80" w:firstLineChars="100" w:firstLine="240"/>
+        <w:rPr>
+          <w:rFonts w:asciiTheme="minorEastAsia" w:eastAsiaTheme="minorEastAsia" w:hAnsiTheme="minorEastAsia"/>
+          <w:color w:val="000000" w:themeColor="text1"/>
+          <w:sz w:val="24"/>
+        </w:rPr>
+      </w:pPr>
+      <w:r>
+        <w:rPr>
+          <w:rFonts w:asciiTheme="minorEastAsia" w:eastAsiaTheme="minorEastAsia" w:hAnsiTheme="minorEastAsia" w:hint="eastAsia"/>
+          <w:color w:val="000000" w:themeColor="text1"/>
+          <w:sz w:val="24"/>
+        </w:rPr>
+        <w:t xml:space="preserve">　（３）歳末たすけあい対象者調査</w:t>
+      </w:r>
+    </w:p>
+    <w:p>
+      <w:pPr>
+        <w:tabs>
+          <w:tab w:val="left" w:pos="0"/>
+        </w:tabs>
+        <w:spacing w:line="300" w:lineRule="exact"/>
+        <w:ind w:rightChars="-38" w:right="-80" w:firstLineChars="100" w:firstLine="240"/>
+        <w:rPr>
+          <w:rFonts w:asciiTheme="minorEastAsia" w:eastAsiaTheme="minorEastAsia" w:hAnsiTheme="minorEastAsia"/>
+          <w:color w:val="000000" w:themeColor="text1"/>
+          <w:sz w:val="24"/>
+        </w:rPr>
+      </w:pPr>
+      <w:r>
+        <w:rPr>
+          <w:rFonts w:asciiTheme="minorEastAsia" w:eastAsiaTheme="minorEastAsia" w:hAnsiTheme="minorEastAsia" w:hint="eastAsia"/>
+          <w:color w:val="000000" w:themeColor="text1"/>
+          <w:sz w:val="24"/>
+        </w:rPr>
+        <w:t xml:space="preserve">　（４）民生委員</w:t>
+      </w:r>
+      <w:r>
+        <w:rPr>
+          <w:rFonts w:asciiTheme="minorEastAsia" w:eastAsiaTheme="minorEastAsia" w:hAnsiTheme="minorEastAsia" w:hint="eastAsia"/>
+          <w:color w:val="000000" w:themeColor="text1"/>
+          <w:sz w:val="24"/>
+        </w:rPr>
+        <w:t>・児童委員</w:t>
+      </w:r>
+      <w:r>
+        <w:rPr>
+          <w:rFonts w:asciiTheme="minorEastAsia" w:eastAsiaTheme="minorEastAsia" w:hAnsiTheme="minorEastAsia" w:hint="eastAsia"/>
+          <w:color w:val="000000" w:themeColor="text1"/>
+          <w:sz w:val="24"/>
+        </w:rPr>
+        <w:t>への募金運動協力依頼</w:t>
+      </w:r>
+    </w:p>
+    <w:p>
+      <w:pPr>
+        <w:tabs>
+          <w:tab w:val="left" w:pos="0"/>
+        </w:tabs>
+        <w:spacing w:line="300" w:lineRule="exact"/>
+        <w:ind w:rightChars="-38" w:right="-80" w:firstLineChars="100" w:firstLine="240"/>
+        <w:rPr>
+          <w:color w:val="000000" w:themeColor="text1"/>
+          <w:sz w:val="24"/>
+        </w:rPr>
+      </w:pPr>
+      <w:r>
+        <w:rPr>
+          <w:rFonts w:asciiTheme="minorEastAsia" w:eastAsiaTheme="minorEastAsia" w:hAnsiTheme="minorEastAsia" w:hint="eastAsia"/>
+          <w:color w:val="000000" w:themeColor="text1"/>
+          <w:sz w:val="24"/>
+        </w:rPr>
+        <w:t xml:space="preserve">　（５）配分金使途の情報公開（チラシ・社協だより・はねっと</w:t>
+      </w:r>
+      <w:r>
+        <w:rPr>
+          <w:rFonts w:asciiTheme="minorEastAsia" w:eastAsiaTheme="minorEastAsia" w:hAnsiTheme="minorEastAsia" w:hint="eastAsia"/>
+          <w:color w:val="000000" w:themeColor="text1"/>
+          <w:sz w:val="24"/>
+        </w:rPr>
+        <w:t>・ホームページ</w:t>
+      </w:r>
+      <w:r>
+        <w:rPr>
+          <w:rFonts w:hint="eastAsia"/>
+          <w:color w:val="000000" w:themeColor="text1"/>
+          <w:sz w:val="24"/>
+        </w:rPr>
+        <w:t>）</w:t>
+      </w:r>
+    </w:p>
+    <w:p>
+      <w:pPr>
+        <w:tabs>
+          <w:tab w:val="left" w:pos="0"/>
+        </w:tabs>
+        <w:ind w:rightChars="-38" w:right="-80" w:firstLineChars="100" w:firstLine="240"/>
+        <w:rPr>
+          <w:color w:val="000000" w:themeColor="text1"/>
+          <w:sz w:val="24"/>
+        </w:rPr>
+      </w:pPr>
+    </w:p>
+    <w:p>
+      <w:pPr>
+        <w:tabs>
+          <w:tab w:val="left" w:pos="0"/>
+        </w:tabs>
+        <w:spacing w:line="300" w:lineRule="exact"/>
+        <w:ind w:rightChars="-38" w:right="-80" w:firstLineChars="100" w:firstLine="240"/>
+        <w:rPr>
+          <w:rFonts w:asciiTheme="minorEastAsia" w:eastAsiaTheme="minorEastAsia" w:hAnsiTheme="minorEastAsia"/>
+          <w:color w:val="000000" w:themeColor="text1"/>
+          <w:sz w:val="24"/>
+        </w:rPr>
+      </w:pPr>
+    </w:p>
+    <w:p>
+      <w:pPr>
+        <w:tabs>
+          <w:tab w:val="left" w:pos="0"/>
+        </w:tabs>
+        <w:ind w:rightChars="-38" w:right="-80" w:firstLineChars="59" w:firstLine="142"/>
+        <w:rPr>
+          <w:rFonts w:ascii="Yu Gothic" w:eastAsia="Yu Gothic" w:hAnsi="Yu Gothic"/>
+          <w:b/>
+          <w:bCs/>
+          <w:color w:val="000000" w:themeColor="text1"/>
+          <w:sz w:val="24"/>
+        </w:rPr>
+      </w:pPr>
       <w:r>
         <w:rPr>
           <w:rFonts w:ascii="Yu Gothic" w:eastAsia="Yu Gothic" w:hAnsi="Yu Gothic" w:hint="eastAsia"/>
           <w:b/>
           <w:bCs/>
-          <w:sz w:val="24"/>
-        </w:rPr>
-        <w:t>福祉</w:t>
+          <w:color w:val="000000" w:themeColor="text1"/>
+          <w:sz w:val="24"/>
+        </w:rPr>
+        <w:t>４－</w:t>
       </w:r>
       <w:r>
         <w:rPr>
           <w:rFonts w:ascii="Yu Gothic" w:eastAsia="Yu Gothic" w:hAnsi="Yu Gothic" w:hint="eastAsia"/>
           <w:b/>
           <w:bCs/>
-          <w:sz w:val="24"/>
-        </w:rPr>
-        <w:t>団体の活動支援（事務局</w:t>
+          <w:color w:val="000000" w:themeColor="text1"/>
+          <w:sz w:val="24"/>
+        </w:rPr>
+        <w:t>４</w:t>
       </w:r>
       <w:r>
         <w:rPr>
           <w:rFonts w:ascii="Yu Gothic" w:eastAsia="Yu Gothic" w:hAnsi="Yu Gothic" w:hint="eastAsia"/>
           <w:b/>
           <w:bCs/>
-          <w:sz w:val="24"/>
-        </w:rPr>
-        <w:t>等</w:t>
+          <w:color w:val="000000" w:themeColor="text1"/>
+          <w:sz w:val="24"/>
+        </w:rPr>
+        <w:t xml:space="preserve">　</w:t>
       </w:r>
       <w:r>
         <w:rPr>
           <w:rFonts w:ascii="Yu Gothic" w:eastAsia="Yu Gothic" w:hAnsi="Yu Gothic" w:hint="eastAsia"/>
           <w:b/>
           <w:bCs/>
-          <w:sz w:val="24"/>
-        </w:rPr>
-        <w:t>）</w:t>
-      </w:r>
-    </w:p>
-    <w:p>
-      <w:pPr>
-        <w:tabs>
-          <w:tab w:val="left" w:pos="0"/>
-        </w:tabs>
-        <w:spacing w:line="300" w:lineRule="exact"/>
-        <w:ind w:rightChars="-38" w:right="-80"/>
-        <w:rPr>
-          <w:rFonts w:ascii="游明朝" w:eastAsia="游明朝" w:hAnsi="游明朝"/>
-          <w:sz w:val="24"/>
-        </w:rPr>
-      </w:pPr>
+          <w:color w:val="000000" w:themeColor="text1"/>
+          <w:sz w:val="24"/>
+        </w:rPr>
+        <w:t>福祉教育</w:t>
+      </w:r>
       <w:r>
         <w:rPr>
           <w:rFonts w:ascii="Yu Gothic" w:eastAsia="Yu Gothic" w:hAnsi="Yu Gothic" w:hint="eastAsia"/>
           <w:b/>
           <w:bCs/>
+          <w:color w:val="000000" w:themeColor="text1"/>
+          <w:sz w:val="24"/>
+        </w:rPr>
+        <w:t>の推進</w:t>
+      </w:r>
+    </w:p>
+    <w:p>
+      <w:pPr>
+        <w:tabs>
+          <w:tab w:val="left" w:pos="0"/>
+        </w:tabs>
+        <w:ind w:rightChars="-38" w:right="-80"/>
+        <w:rPr>
+          <w:rFonts w:asciiTheme="minorHAnsi" w:eastAsiaTheme="minorHAnsi" w:hAnsiTheme="minorHAnsi"/>
+          <w:color w:val="000000" w:themeColor="text1"/>
+          <w:sz w:val="24"/>
+        </w:rPr>
+      </w:pPr>
+      <w:r>
+        <w:rPr>
+          <w:rFonts w:asciiTheme="minorHAnsi" w:eastAsiaTheme="minorHAnsi" w:hAnsiTheme="minorHAnsi" w:hint="eastAsia"/>
+          <w:b/>
+          <w:bCs/>
+          <w:color w:val="000000" w:themeColor="text1"/>
           <w:sz w:val="24"/>
         </w:rPr>
         <w:t xml:space="preserve">　</w:t>
       </w:r>
       <w:r>
         <w:rPr>
-          <w:rFonts w:ascii="游明朝" w:eastAsia="游明朝" w:hAnsi="游明朝" w:hint="eastAsia"/>
-          <w:sz w:val="24"/>
-        </w:rPr>
-        <w:t xml:space="preserve">　（１）大宜味村民生委員児童委員協議会</w:t>
-      </w:r>
-    </w:p>
-    <w:p>
-      <w:pPr>
-        <w:tabs>
-          <w:tab w:val="left" w:pos="0"/>
-        </w:tabs>
-        <w:spacing w:line="300" w:lineRule="exact"/>
-        <w:ind w:rightChars="-38" w:right="-80"/>
-        <w:rPr>
-          <w:rFonts w:ascii="游明朝" w:eastAsia="游明朝" w:hAnsi="游明朝"/>
-          <w:sz w:val="24"/>
-        </w:rPr>
-      </w:pPr>
-      <w:r>
-        <w:rPr>
-          <w:rFonts w:ascii="游明朝" w:eastAsia="游明朝" w:hAnsi="游明朝" w:hint="eastAsia"/>
-          <w:sz w:val="24"/>
-        </w:rPr>
-        <w:t xml:space="preserve">　　（２）大宜味村老人クラブ連合会</w:t>
-      </w:r>
-    </w:p>
-    <w:p>
-      <w:pPr>
-        <w:tabs>
-          <w:tab w:val="left" w:pos="0"/>
-        </w:tabs>
-        <w:spacing w:line="300" w:lineRule="exact"/>
-        <w:ind w:rightChars="-38" w:right="-80"/>
-        <w:rPr>
-          <w:rFonts w:ascii="游明朝" w:eastAsia="游明朝" w:hAnsi="游明朝"/>
-          <w:sz w:val="24"/>
-        </w:rPr>
-      </w:pPr>
-      <w:r>
-        <w:rPr>
-          <w:rFonts w:ascii="游明朝" w:eastAsia="游明朝" w:hAnsi="游明朝" w:hint="eastAsia"/>
-          <w:sz w:val="24"/>
-        </w:rPr>
-        <w:t xml:space="preserve">　　（３）大宜味村母子寡婦福祉会</w:t>
-      </w:r>
-    </w:p>
-    <w:p>
-      <w:pPr>
-        <w:tabs>
-          <w:tab w:val="left" w:pos="0"/>
-        </w:tabs>
-        <w:spacing w:line="300" w:lineRule="exact"/>
-        <w:ind w:rightChars="-38" w:right="-80"/>
-        <w:rPr>
-          <w:rFonts w:ascii="游明朝" w:eastAsia="游明朝" w:hAnsi="游明朝"/>
-          <w:sz w:val="24"/>
-        </w:rPr>
-      </w:pPr>
-      <w:r>
-        <w:rPr>
-          <w:rFonts w:ascii="游明朝" w:eastAsia="游明朝" w:hAnsi="游明朝" w:hint="eastAsia"/>
-          <w:sz w:val="24"/>
-        </w:rPr>
-        <w:t xml:space="preserve">　　（４）大宜味村身体障害者協会</w:t>
-      </w:r>
-    </w:p>
-    <w:p>
-      <w:pPr>
-        <w:tabs>
-          <w:tab w:val="left" w:pos="0"/>
-        </w:tabs>
-        <w:spacing w:line="300" w:lineRule="exact"/>
-        <w:ind w:rightChars="-38" w:right="-80"/>
-        <w:rPr>
-          <w:rFonts w:ascii="游明朝" w:eastAsia="游明朝" w:hAnsi="游明朝"/>
-          <w:sz w:val="24"/>
-        </w:rPr>
-      </w:pPr>
-      <w:r>
-        <w:rPr>
-          <w:rFonts w:ascii="游明朝" w:eastAsia="游明朝" w:hAnsi="游明朝" w:hint="eastAsia"/>
-          <w:sz w:val="24"/>
-        </w:rPr>
-        <w:t xml:space="preserve">　　（５）大宜味村</w:t>
-      </w:r>
-      <w:r>
-        <w:rPr>
-          <w:rFonts w:ascii="游明朝" w:eastAsia="游明朝" w:hAnsi="游明朝" w:hint="eastAsia"/>
-          <w:sz w:val="24"/>
-        </w:rPr>
-        <w:t>心身</w:t>
-      </w:r>
-      <w:r>
-        <w:rPr>
-          <w:rFonts w:ascii="游明朝" w:eastAsia="游明朝" w:hAnsi="游明朝" w:hint="eastAsia"/>
-          <w:sz w:val="24"/>
-        </w:rPr>
-        <w:t>障害者（児）親の会</w:t>
-      </w:r>
-    </w:p>
-    <w:p>
-      <w:pPr>
-        <w:tabs>
-          <w:tab w:val="left" w:pos="0"/>
-        </w:tabs>
-        <w:spacing w:line="300" w:lineRule="exact"/>
-        <w:ind w:rightChars="-38" w:right="-80"/>
-        <w:rPr>
-          <w:rFonts w:ascii="游明朝" w:eastAsia="游明朝" w:hAnsi="游明朝"/>
-          <w:sz w:val="24"/>
-        </w:rPr>
-      </w:pPr>
-      <w:r>
-        <w:rPr>
-          <w:rFonts w:ascii="游明朝" w:eastAsia="游明朝" w:hAnsi="游明朝" w:hint="eastAsia"/>
-          <w:sz w:val="24"/>
-        </w:rPr>
-        <w:t xml:space="preserve"> </w:t>
-      </w:r>
-      <w:r>
-        <w:rPr>
-          <w:rFonts w:ascii="游明朝" w:eastAsia="游明朝" w:hAnsi="游明朝"/>
-          <w:sz w:val="24"/>
-        </w:rPr>
-        <w:t xml:space="preserve">   </w:t>
-      </w:r>
-      <w:r>
-        <w:rPr>
-          <w:rFonts w:ascii="游明朝" w:eastAsia="游明朝" w:hAnsi="游明朝" w:hint="eastAsia"/>
-          <w:sz w:val="24"/>
-        </w:rPr>
-        <w:t>（６）地域住民グループ「たん</w:t>
-      </w:r>
-      <w:proofErr w:type="gramStart"/>
-      <w:r>
-        <w:rPr>
-          <w:rFonts w:ascii="游明朝" w:eastAsia="游明朝" w:hAnsi="游明朝" w:hint="eastAsia"/>
-          <w:sz w:val="24"/>
-        </w:rPr>
-        <w:t>ぽぽの</w:t>
-      </w:r>
-      <w:proofErr w:type="gramEnd"/>
-      <w:r>
-        <w:rPr>
-          <w:rFonts w:ascii="游明朝" w:eastAsia="游明朝" w:hAnsi="游明朝" w:hint="eastAsia"/>
-          <w:sz w:val="24"/>
-        </w:rPr>
-        <w:t>会」</w:t>
-      </w:r>
-    </w:p>
-    <w:p>
-      <w:pPr>
-        <w:tabs>
-          <w:tab w:val="left" w:pos="0"/>
-        </w:tabs>
+          <w:rFonts w:asciiTheme="minorHAnsi" w:eastAsiaTheme="minorHAnsi" w:hAnsiTheme="minorHAnsi" w:hint="eastAsia"/>
+          <w:b/>
+          <w:bCs/>
+          <w:color w:val="000000" w:themeColor="text1"/>
+          <w:sz w:val="24"/>
+        </w:rPr>
+        <w:t xml:space="preserve">　</w:t>
+      </w:r>
+      <w:r>
+        <w:rPr>
+          <w:rFonts w:asciiTheme="minorHAnsi" w:eastAsiaTheme="minorHAnsi" w:hAnsiTheme="minorHAnsi" w:hint="eastAsia"/>
+          <w:b/>
+          <w:bCs/>
+          <w:color w:val="000000" w:themeColor="text1"/>
+          <w:sz w:val="24"/>
+        </w:rPr>
+        <w:t xml:space="preserve">　</w:t>
+      </w:r>
+      <w:r>
+        <w:rPr>
+          <w:rFonts w:asciiTheme="minorHAnsi" w:eastAsiaTheme="minorHAnsi" w:hAnsiTheme="minorHAnsi"/>
+          <w:color w:val="000000" w:themeColor="text1"/>
+          <w:sz w:val="24"/>
+        </w:rPr>
+        <w:t>子どもたちの健全な育成を進めるとともに、地域住民の学びを通じて地域福祉の</w:t>
+      </w:r>
+    </w:p>
+    <w:p>
+      <w:pPr>
+        <w:tabs>
+          <w:tab w:val="left" w:pos="0"/>
+        </w:tabs>
+        <w:ind w:rightChars="-38" w:right="-80" w:firstLineChars="200" w:firstLine="480"/>
+        <w:rPr>
+          <w:rFonts w:asciiTheme="minorHAnsi" w:eastAsiaTheme="minorHAnsi" w:hAnsiTheme="minorHAnsi"/>
+          <w:color w:val="000000" w:themeColor="text1"/>
+          <w:sz w:val="24"/>
+        </w:rPr>
+      </w:pPr>
+      <w:r>
+        <w:rPr>
+          <w:rFonts w:asciiTheme="minorHAnsi" w:eastAsiaTheme="minorHAnsi" w:hAnsiTheme="minorHAnsi"/>
+          <w:color w:val="000000" w:themeColor="text1"/>
+          <w:sz w:val="24"/>
+        </w:rPr>
+        <w:lastRenderedPageBreak/>
+        <w:t>推進を図</w:t>
+      </w:r>
+      <w:r>
+        <w:rPr>
+          <w:rFonts w:asciiTheme="minorHAnsi" w:eastAsiaTheme="minorHAnsi" w:hAnsiTheme="minorHAnsi" w:hint="eastAsia"/>
+          <w:color w:val="000000" w:themeColor="text1"/>
+          <w:sz w:val="24"/>
+        </w:rPr>
+        <w:t>る</w:t>
+      </w:r>
+    </w:p>
+    <w:p>
+      <w:pPr>
+        <w:tabs>
+          <w:tab w:val="left" w:pos="0"/>
+        </w:tabs>
+        <w:spacing w:line="300" w:lineRule="exact"/>
+        <w:ind w:rightChars="-38" w:right="-80" w:firstLineChars="118" w:firstLine="283"/>
+        <w:rPr>
+          <w:rFonts w:asciiTheme="minorHAnsi" w:eastAsiaTheme="minorHAnsi" w:hAnsiTheme="minorHAnsi"/>
+          <w:color w:val="000000" w:themeColor="text1"/>
+          <w:sz w:val="24"/>
+        </w:rPr>
+      </w:pPr>
+      <w:r>
+        <w:rPr>
+          <w:rFonts w:asciiTheme="minorHAnsi" w:eastAsiaTheme="minorHAnsi" w:hAnsiTheme="minorHAnsi" w:hint="eastAsia"/>
+          <w:color w:val="000000" w:themeColor="text1"/>
+          <w:sz w:val="24"/>
+        </w:rPr>
+        <w:t xml:space="preserve">　（１）</w:t>
+      </w:r>
+      <w:r>
+        <w:rPr>
+          <w:rFonts w:asciiTheme="minorHAnsi" w:eastAsiaTheme="minorHAnsi" w:hAnsiTheme="minorHAnsi" w:hint="eastAsia"/>
+          <w:color w:val="000000" w:themeColor="text1"/>
+          <w:sz w:val="24"/>
+        </w:rPr>
+        <w:t>小中学校への</w:t>
+      </w:r>
+      <w:r>
+        <w:rPr>
+          <w:rFonts w:asciiTheme="minorHAnsi" w:eastAsiaTheme="minorHAnsi" w:hAnsiTheme="minorHAnsi" w:hint="eastAsia"/>
+          <w:color w:val="000000" w:themeColor="text1"/>
+          <w:sz w:val="24"/>
+        </w:rPr>
+        <w:t>福祉教育の</w:t>
+      </w:r>
+      <w:r>
+        <w:rPr>
+          <w:rFonts w:asciiTheme="minorHAnsi" w:eastAsiaTheme="minorHAnsi" w:hAnsiTheme="minorHAnsi" w:hint="eastAsia"/>
+          <w:color w:val="000000" w:themeColor="text1"/>
+          <w:sz w:val="24"/>
+        </w:rPr>
+        <w:t>推進及び</w:t>
+      </w:r>
+      <w:r>
+        <w:rPr>
+          <w:rFonts w:asciiTheme="minorHAnsi" w:eastAsiaTheme="minorHAnsi" w:hAnsiTheme="minorHAnsi" w:hint="eastAsia"/>
+          <w:color w:val="000000" w:themeColor="text1"/>
+          <w:sz w:val="24"/>
+        </w:rPr>
+        <w:t>学校との連携の強化</w:t>
+      </w:r>
+    </w:p>
+    <w:p>
+      <w:pPr>
+        <w:tabs>
+          <w:tab w:val="left" w:pos="0"/>
+        </w:tabs>
+        <w:spacing w:line="300" w:lineRule="exact"/>
+        <w:ind w:rightChars="-38" w:right="-80" w:firstLineChars="118" w:firstLine="283"/>
+        <w:rPr>
+          <w:rFonts w:asciiTheme="minorHAnsi" w:eastAsiaTheme="minorHAnsi" w:hAnsiTheme="minorHAnsi"/>
+          <w:color w:val="000000" w:themeColor="text1"/>
+          <w:sz w:val="24"/>
+        </w:rPr>
+      </w:pPr>
+      <w:r>
+        <w:rPr>
+          <w:rFonts w:asciiTheme="minorHAnsi" w:eastAsiaTheme="minorHAnsi" w:hAnsiTheme="minorHAnsi" w:hint="eastAsia"/>
+          <w:color w:val="000000" w:themeColor="text1"/>
+          <w:sz w:val="24"/>
+        </w:rPr>
+        <w:t xml:space="preserve">　</w:t>
+      </w:r>
+      <w:r>
+        <w:rPr>
+          <w:rFonts w:asciiTheme="minorHAnsi" w:eastAsiaTheme="minorHAnsi" w:hAnsiTheme="minorHAnsi" w:hint="eastAsia"/>
+          <w:color w:val="000000" w:themeColor="text1"/>
+          <w:sz w:val="24"/>
+        </w:rPr>
+        <w:t>（</w:t>
+      </w:r>
+      <w:r>
+        <w:rPr>
+          <w:rFonts w:asciiTheme="minorHAnsi" w:eastAsiaTheme="minorHAnsi" w:hAnsiTheme="minorHAnsi" w:hint="eastAsia"/>
+          <w:color w:val="000000" w:themeColor="text1"/>
+          <w:sz w:val="24"/>
+        </w:rPr>
+        <w:t>２</w:t>
+      </w:r>
+      <w:r>
+        <w:rPr>
+          <w:rFonts w:asciiTheme="minorHAnsi" w:eastAsiaTheme="minorHAnsi" w:hAnsiTheme="minorHAnsi" w:hint="eastAsia"/>
+          <w:color w:val="000000" w:themeColor="text1"/>
+          <w:sz w:val="24"/>
+        </w:rPr>
+        <w:t>）職場体験・実習生の受け入れ</w:t>
+      </w:r>
+    </w:p>
+    <w:p>
+      <w:pPr>
+        <w:tabs>
+          <w:tab w:val="left" w:pos="0"/>
+        </w:tabs>
+        <w:spacing w:line="300" w:lineRule="exact"/>
+        <w:ind w:rightChars="-38" w:right="-80" w:firstLineChars="118" w:firstLine="283"/>
+        <w:rPr>
+          <w:rFonts w:asciiTheme="minorHAnsi" w:eastAsiaTheme="minorHAnsi" w:hAnsiTheme="minorHAnsi"/>
+          <w:color w:val="000000" w:themeColor="text1"/>
+          <w:sz w:val="24"/>
+        </w:rPr>
+      </w:pPr>
+      <w:r>
+        <w:rPr>
+          <w:rFonts w:asciiTheme="minorHAnsi" w:eastAsiaTheme="minorHAnsi" w:hAnsiTheme="minorHAnsi" w:hint="eastAsia"/>
+          <w:b/>
+          <w:bCs/>
+          <w:color w:val="000000" w:themeColor="text1"/>
+          <w:sz w:val="24"/>
+        </w:rPr>
+        <w:t xml:space="preserve">　</w:t>
+      </w:r>
+      <w:r>
+        <w:rPr>
+          <w:rFonts w:asciiTheme="minorHAnsi" w:eastAsiaTheme="minorHAnsi" w:hAnsiTheme="minorHAnsi" w:hint="eastAsia"/>
+          <w:color w:val="000000" w:themeColor="text1"/>
+          <w:sz w:val="24"/>
+        </w:rPr>
+        <w:t>（３）地域福祉研修会の企画</w:t>
+      </w:r>
+      <w:r>
+        <w:rPr>
+          <w:rFonts w:asciiTheme="minorHAnsi" w:eastAsiaTheme="minorHAnsi" w:hAnsiTheme="minorHAnsi" w:hint="eastAsia"/>
+          <w:color w:val="000000" w:themeColor="text1"/>
+          <w:sz w:val="24"/>
+        </w:rPr>
+        <w:t>等</w:t>
+      </w:r>
+    </w:p>
+    <w:p>
+      <w:pPr>
+        <w:tabs>
+          <w:tab w:val="left" w:pos="0"/>
+        </w:tabs>
+        <w:spacing w:line="300" w:lineRule="exact"/>
+        <w:ind w:rightChars="-38" w:right="-80" w:firstLineChars="118" w:firstLine="283"/>
+        <w:rPr>
+          <w:rFonts w:ascii="Yu Gothic" w:eastAsia="Yu Gothic" w:hAnsi="Yu Gothic"/>
+          <w:color w:val="000000" w:themeColor="text1"/>
+          <w:sz w:val="24"/>
+        </w:rPr>
+      </w:pPr>
+    </w:p>
+    <w:p>
+      <w:pPr>
+        <w:tabs>
+          <w:tab w:val="left" w:pos="0"/>
+        </w:tabs>
+        <w:spacing w:line="300" w:lineRule="exact"/>
         <w:ind w:rightChars="-38" w:right="-80" w:firstLineChars="100" w:firstLine="240"/>
         <w:rPr>
           <w:rFonts w:ascii="Yu Gothic" w:eastAsia="Yu Gothic" w:hAnsi="Yu Gothic"/>
           <w:b/>
           <w:bCs/>
-          <w:sz w:val="24"/>
-        </w:rPr>
-      </w:pPr>
-    </w:p>
-    <w:p>
-      <w:pPr>
-        <w:tabs>
-          <w:tab w:val="left" w:pos="0"/>
-          <w:tab w:val="left" w:pos="142"/>
-        </w:tabs>
-        <w:ind w:rightChars="-38" w:right="-80" w:firstLineChars="59" w:firstLine="142"/>
-        <w:rPr>
-          <w:rFonts w:ascii="Yu Gothic" w:eastAsia="Yu Gothic" w:hAnsi="Yu Gothic"/>
-          <w:b/>
-          <w:bCs/>
+          <w:color w:val="000000" w:themeColor="text1"/>
           <w:sz w:val="24"/>
         </w:rPr>
       </w:pPr>
@@ -5425,197 +6286,42 @@
           <w:rFonts w:ascii="Yu Gothic" w:eastAsia="Yu Gothic" w:hAnsi="Yu Gothic" w:hint="eastAsia"/>
           <w:b/>
           <w:bCs/>
-          <w:sz w:val="24"/>
-        </w:rPr>
-        <w:t>４－</w:t>
+          <w:color w:val="000000" w:themeColor="text1"/>
+          <w:sz w:val="24"/>
+        </w:rPr>
+        <w:t>４−</w:t>
       </w:r>
       <w:r>
         <w:rPr>
           <w:rFonts w:ascii="Yu Gothic" w:eastAsia="Yu Gothic" w:hAnsi="Yu Gothic" w:hint="eastAsia"/>
           <w:b/>
           <w:bCs/>
-          <w:sz w:val="24"/>
-        </w:rPr>
-        <w:t>３</w:t>
+          <w:color w:val="000000" w:themeColor="text1"/>
+          <w:sz w:val="24"/>
+        </w:rPr>
+        <w:t>５</w:t>
       </w:r>
       <w:r>
         <w:rPr>
           <w:rFonts w:ascii="Yu Gothic" w:eastAsia="Yu Gothic" w:hAnsi="Yu Gothic" w:hint="eastAsia"/>
           <w:b/>
           <w:bCs/>
-          <w:sz w:val="24"/>
-        </w:rPr>
-        <w:t xml:space="preserve">　赤い羽根共同募金及び歳末たすけあい運動の推進</w:t>
-      </w:r>
-    </w:p>
-    <w:p>
-      <w:pPr>
-        <w:tabs>
-          <w:tab w:val="left" w:pos="0"/>
-        </w:tabs>
-        <w:spacing w:line="300" w:lineRule="exact"/>
-        <w:ind w:rightChars="-38" w:right="-80" w:firstLineChars="100" w:firstLine="240"/>
-        <w:rPr>
-          <w:rFonts w:asciiTheme="minorEastAsia" w:eastAsiaTheme="minorEastAsia" w:hAnsiTheme="minorEastAsia"/>
-          <w:sz w:val="24"/>
-        </w:rPr>
-      </w:pPr>
-      <w:r>
-        <w:rPr>
-          <w:rFonts w:hint="eastAsia"/>
-          <w:sz w:val="24"/>
-        </w:rPr>
-        <w:t xml:space="preserve">　</w:t>
-      </w:r>
-      <w:r>
-        <w:rPr>
-          <w:rFonts w:asciiTheme="minorEastAsia" w:eastAsiaTheme="minorEastAsia" w:hAnsiTheme="minorEastAsia" w:hint="eastAsia"/>
-          <w:sz w:val="24"/>
-        </w:rPr>
-        <w:t>（１）募金運動の啓発拡充説明会及び実施</w:t>
-      </w:r>
-    </w:p>
-    <w:p>
-      <w:pPr>
-        <w:tabs>
-          <w:tab w:val="left" w:pos="0"/>
-        </w:tabs>
-        <w:spacing w:line="300" w:lineRule="exact"/>
-        <w:ind w:rightChars="-38" w:right="-80" w:firstLineChars="100" w:firstLine="240"/>
-        <w:rPr>
-          <w:rFonts w:asciiTheme="minorEastAsia" w:eastAsiaTheme="minorEastAsia" w:hAnsiTheme="minorEastAsia"/>
-          <w:sz w:val="24"/>
-        </w:rPr>
-      </w:pPr>
-      <w:r>
-        <w:rPr>
-          <w:rFonts w:asciiTheme="minorEastAsia" w:eastAsiaTheme="minorEastAsia" w:hAnsiTheme="minorEastAsia" w:hint="eastAsia"/>
-          <w:sz w:val="24"/>
-        </w:rPr>
-        <w:t xml:space="preserve">　（２）チラシ、ポスターの発行</w:t>
-      </w:r>
-    </w:p>
-    <w:p>
-      <w:pPr>
-        <w:tabs>
-          <w:tab w:val="left" w:pos="0"/>
-        </w:tabs>
-        <w:spacing w:line="300" w:lineRule="exact"/>
-        <w:ind w:rightChars="-38" w:right="-80" w:firstLineChars="100" w:firstLine="240"/>
-        <w:rPr>
-          <w:rFonts w:asciiTheme="minorEastAsia" w:eastAsiaTheme="minorEastAsia" w:hAnsiTheme="minorEastAsia"/>
-          <w:sz w:val="24"/>
-        </w:rPr>
-      </w:pPr>
-      <w:r>
-        <w:rPr>
-          <w:rFonts w:asciiTheme="minorEastAsia" w:eastAsiaTheme="minorEastAsia" w:hAnsiTheme="minorEastAsia" w:hint="eastAsia"/>
-          <w:sz w:val="24"/>
-        </w:rPr>
-        <w:t xml:space="preserve">　（３）歳末たすけあい対象者調査</w:t>
-      </w:r>
-    </w:p>
-    <w:p>
-      <w:pPr>
-        <w:tabs>
-          <w:tab w:val="left" w:pos="0"/>
-        </w:tabs>
-        <w:spacing w:line="300" w:lineRule="exact"/>
-        <w:ind w:rightChars="-38" w:right="-80" w:firstLineChars="100" w:firstLine="240"/>
-        <w:rPr>
-          <w:rFonts w:asciiTheme="minorEastAsia" w:eastAsiaTheme="minorEastAsia" w:hAnsiTheme="minorEastAsia"/>
-          <w:sz w:val="24"/>
-        </w:rPr>
-      </w:pPr>
-      <w:r>
-        <w:rPr>
-          <w:rFonts w:asciiTheme="minorEastAsia" w:eastAsiaTheme="minorEastAsia" w:hAnsiTheme="minorEastAsia" w:hint="eastAsia"/>
-          <w:sz w:val="24"/>
-        </w:rPr>
-        <w:t xml:space="preserve">　（４）民生委員</w:t>
-      </w:r>
-      <w:r>
-        <w:rPr>
-          <w:rFonts w:asciiTheme="minorEastAsia" w:eastAsiaTheme="minorEastAsia" w:hAnsiTheme="minorEastAsia" w:hint="eastAsia"/>
-          <w:sz w:val="24"/>
-        </w:rPr>
-        <w:t>・児童委員</w:t>
-      </w:r>
-      <w:r>
-        <w:rPr>
-          <w:rFonts w:asciiTheme="minorEastAsia" w:eastAsiaTheme="minorEastAsia" w:hAnsiTheme="minorEastAsia" w:hint="eastAsia"/>
-          <w:sz w:val="24"/>
-        </w:rPr>
-        <w:t>への募金運動協力依頼</w:t>
-      </w:r>
-    </w:p>
-    <w:p>
-      <w:pPr>
-        <w:tabs>
-          <w:tab w:val="left" w:pos="0"/>
-        </w:tabs>
-        <w:spacing w:line="300" w:lineRule="exact"/>
-        <w:ind w:rightChars="-38" w:right="-80" w:firstLineChars="100" w:firstLine="240"/>
-        <w:rPr>
-          <w:sz w:val="24"/>
-        </w:rPr>
-      </w:pPr>
-      <w:r>
-        <w:rPr>
-          <w:rFonts w:asciiTheme="minorEastAsia" w:eastAsiaTheme="minorEastAsia" w:hAnsiTheme="minorEastAsia" w:hint="eastAsia"/>
-          <w:sz w:val="24"/>
-        </w:rPr>
-        <w:t xml:space="preserve">　（５）配分金使途の情報公開（チラシ・社協だより・はねっと</w:t>
-      </w:r>
-      <w:r>
-        <w:rPr>
-          <w:rFonts w:asciiTheme="minorEastAsia" w:eastAsiaTheme="minorEastAsia" w:hAnsiTheme="minorEastAsia" w:hint="eastAsia"/>
-          <w:sz w:val="24"/>
-        </w:rPr>
-        <w:t>・ホームページ</w:t>
-      </w:r>
-      <w:r>
-        <w:rPr>
-          <w:rFonts w:hint="eastAsia"/>
-          <w:sz w:val="24"/>
-        </w:rPr>
-        <w:t>）</w:t>
-      </w:r>
-    </w:p>
-    <w:p>
-      <w:pPr>
-        <w:tabs>
-          <w:tab w:val="left" w:pos="0"/>
-        </w:tabs>
-        <w:ind w:rightChars="-38" w:right="-80" w:firstLineChars="100" w:firstLine="240"/>
-        <w:rPr>
-          <w:sz w:val="24"/>
-        </w:rPr>
-      </w:pPr>
-    </w:p>
-    <w:p>
-      <w:pPr>
-        <w:tabs>
-          <w:tab w:val="left" w:pos="0"/>
-        </w:tabs>
-        <w:spacing w:line="300" w:lineRule="exact"/>
-        <w:ind w:rightChars="-38" w:right="-80" w:firstLineChars="100" w:firstLine="240"/>
-        <w:rPr>
-          <w:rFonts w:asciiTheme="minorEastAsia" w:eastAsiaTheme="minorEastAsia" w:hAnsiTheme="minorEastAsia"/>
-          <w:sz w:val="24"/>
-        </w:rPr>
-      </w:pPr>
-    </w:p>
-    <w:p>
-      <w:pPr>
-        <w:tabs>
-          <w:tab w:val="left" w:pos="0"/>
-        </w:tabs>
-        <w:ind w:rightChars="-38" w:right="-80" w:firstLineChars="59" w:firstLine="142"/>
-        <w:rPr>
-          <w:rFonts w:ascii="Yu Gothic" w:eastAsia="Yu Gothic" w:hAnsi="Yu Gothic"/>
-          <w:b/>
-          <w:bCs/>
+          <w:color w:val="000000" w:themeColor="text1"/>
+          <w:sz w:val="24"/>
+        </w:rPr>
+        <w:t xml:space="preserve">　ボランティア育成活動</w:t>
+      </w:r>
+    </w:p>
+    <w:p>
+      <w:pPr>
+        <w:tabs>
+          <w:tab w:val="left" w:pos="0"/>
+        </w:tabs>
+        <w:spacing w:line="300" w:lineRule="exact"/>
+        <w:ind w:rightChars="-38" w:right="-80"/>
+        <w:rPr>
+          <w:rFonts w:asciiTheme="minorHAnsi" w:eastAsiaTheme="minorHAnsi" w:hAnsiTheme="minorHAnsi"/>
+          <w:color w:val="000000" w:themeColor="text1"/>
           <w:sz w:val="24"/>
         </w:rPr>
       </w:pPr>
@@ -5624,983 +6330,626 @@
           <w:rFonts w:ascii="Yu Gothic" w:eastAsia="Yu Gothic" w:hAnsi="Yu Gothic" w:hint="eastAsia"/>
           <w:b/>
           <w:bCs/>
-          <w:sz w:val="24"/>
-        </w:rPr>
-        <w:t>４－</w:t>
+          <w:color w:val="000000" w:themeColor="text1"/>
+          <w:sz w:val="24"/>
+        </w:rPr>
+        <w:t xml:space="preserve">　</w:t>
       </w:r>
       <w:r>
         <w:rPr>
           <w:rFonts w:ascii="Yu Gothic" w:eastAsia="Yu Gothic" w:hAnsi="Yu Gothic" w:hint="eastAsia"/>
           <w:b/>
           <w:bCs/>
-          <w:sz w:val="24"/>
-        </w:rPr>
-        <w:t>４</w:t>
-      </w:r>
+          <w:color w:val="000000" w:themeColor="text1"/>
+          <w:sz w:val="24"/>
+        </w:rPr>
+        <w:t xml:space="preserve">　　</w:t>
+      </w:r>
+      <w:r>
+        <w:rPr>
+          <w:rFonts w:asciiTheme="minorHAnsi" w:eastAsiaTheme="minorHAnsi" w:hAnsiTheme="minorHAnsi" w:hint="eastAsia"/>
+          <w:color w:val="000000" w:themeColor="text1"/>
+          <w:sz w:val="24"/>
+        </w:rPr>
+        <w:t>ボランティア活動の理解と関心を深めるため、活動の発展と</w:t>
+      </w:r>
+      <w:r>
+        <w:rPr>
+          <w:rFonts w:asciiTheme="minorHAnsi" w:eastAsiaTheme="minorHAnsi" w:hAnsiTheme="minorHAnsi" w:hint="eastAsia"/>
+          <w:color w:val="000000" w:themeColor="text1"/>
+          <w:sz w:val="24"/>
+        </w:rPr>
+        <w:t>地域</w:t>
+      </w:r>
+      <w:r>
+        <w:rPr>
+          <w:rFonts w:asciiTheme="minorHAnsi" w:eastAsiaTheme="minorHAnsi" w:hAnsiTheme="minorHAnsi" w:hint="eastAsia"/>
+          <w:color w:val="000000" w:themeColor="text1"/>
+          <w:sz w:val="24"/>
+        </w:rPr>
+        <w:t>福祉の向上を推</w:t>
+      </w:r>
+    </w:p>
+    <w:p>
+      <w:pPr>
+        <w:tabs>
+          <w:tab w:val="left" w:pos="0"/>
+        </w:tabs>
+        <w:spacing w:line="300" w:lineRule="exact"/>
+        <w:ind w:rightChars="-38" w:right="-80" w:firstLineChars="200" w:firstLine="480"/>
+        <w:rPr>
+          <w:rFonts w:asciiTheme="minorHAnsi" w:eastAsiaTheme="minorHAnsi" w:hAnsiTheme="minorHAnsi"/>
+          <w:color w:val="000000" w:themeColor="text1"/>
+          <w:sz w:val="24"/>
+        </w:rPr>
+      </w:pPr>
+      <w:r>
+        <w:rPr>
+          <w:rFonts w:asciiTheme="minorHAnsi" w:eastAsiaTheme="minorHAnsi" w:hAnsiTheme="minorHAnsi" w:hint="eastAsia"/>
+          <w:color w:val="000000" w:themeColor="text1"/>
+          <w:sz w:val="24"/>
+        </w:rPr>
+        <w:t>進する</w:t>
+      </w:r>
+    </w:p>
+    <w:p>
+      <w:pPr>
+        <w:tabs>
+          <w:tab w:val="left" w:pos="0"/>
+        </w:tabs>
+        <w:spacing w:line="300" w:lineRule="exact"/>
+        <w:ind w:rightChars="-38" w:right="-80" w:firstLineChars="236" w:firstLine="566"/>
+        <w:rPr>
+          <w:rFonts w:asciiTheme="minorHAnsi" w:eastAsiaTheme="minorHAnsi" w:hAnsiTheme="minorHAnsi"/>
+          <w:color w:val="000000" w:themeColor="text1"/>
+          <w:sz w:val="24"/>
+        </w:rPr>
+      </w:pPr>
+      <w:r>
+        <w:rPr>
+          <w:rFonts w:asciiTheme="minorHAnsi" w:eastAsiaTheme="minorHAnsi" w:hAnsiTheme="minorHAnsi" w:hint="eastAsia"/>
+          <w:color w:val="000000" w:themeColor="text1"/>
+          <w:sz w:val="24"/>
+        </w:rPr>
+        <w:t>（１）ボランティア研修会の開催</w:t>
+      </w:r>
+    </w:p>
+    <w:p>
+      <w:pPr>
+        <w:tabs>
+          <w:tab w:val="left" w:pos="0"/>
+        </w:tabs>
+        <w:spacing w:line="300" w:lineRule="exact"/>
+        <w:ind w:rightChars="-38" w:right="-80" w:firstLineChars="236" w:firstLine="566"/>
+        <w:rPr>
+          <w:rFonts w:asciiTheme="minorHAnsi" w:eastAsiaTheme="minorHAnsi" w:hAnsiTheme="minorHAnsi"/>
+          <w:color w:val="000000" w:themeColor="text1"/>
+          <w:sz w:val="24"/>
+        </w:rPr>
+      </w:pPr>
+      <w:r>
+        <w:rPr>
+          <w:rFonts w:asciiTheme="minorHAnsi" w:eastAsiaTheme="minorHAnsi" w:hAnsiTheme="minorHAnsi" w:hint="eastAsia"/>
+          <w:color w:val="000000" w:themeColor="text1"/>
+          <w:sz w:val="24"/>
+        </w:rPr>
+        <w:t>（２）ボランティア団体への助成（赤い羽根共同募金事業より）</w:t>
+      </w:r>
+    </w:p>
+    <w:p>
+      <w:pPr>
+        <w:tabs>
+          <w:tab w:val="left" w:pos="0"/>
+        </w:tabs>
+        <w:spacing w:line="300" w:lineRule="exact"/>
+        <w:ind w:rightChars="-38" w:right="-80" w:firstLineChars="236" w:firstLine="566"/>
+        <w:rPr>
+          <w:rFonts w:asciiTheme="minorHAnsi" w:eastAsiaTheme="minorHAnsi" w:hAnsiTheme="minorHAnsi"/>
+          <w:color w:val="000000" w:themeColor="text1"/>
+          <w:sz w:val="24"/>
+        </w:rPr>
+      </w:pPr>
+      <w:r>
+        <w:rPr>
+          <w:rFonts w:asciiTheme="minorHAnsi" w:eastAsiaTheme="minorHAnsi" w:hAnsiTheme="minorHAnsi" w:hint="eastAsia"/>
+          <w:color w:val="000000" w:themeColor="text1"/>
+          <w:sz w:val="24"/>
+        </w:rPr>
+        <w:t xml:space="preserve">　　　　①大宜味中学校　　　　　②大宜味小学校　　　③辺土名高等学校　　　　</w:t>
+      </w:r>
+    </w:p>
+    <w:p>
+      <w:pPr>
+        <w:tabs>
+          <w:tab w:val="left" w:pos="0"/>
+        </w:tabs>
+        <w:spacing w:line="300" w:lineRule="exact"/>
+        <w:ind w:rightChars="-38" w:right="-80" w:firstLineChars="236" w:firstLine="566"/>
+        <w:rPr>
+          <w:rFonts w:asciiTheme="minorHAnsi" w:eastAsiaTheme="minorHAnsi" w:hAnsiTheme="minorHAnsi"/>
+          <w:color w:val="000000" w:themeColor="text1"/>
+          <w:sz w:val="24"/>
+        </w:rPr>
+      </w:pPr>
+      <w:r>
+        <w:rPr>
+          <w:rFonts w:asciiTheme="minorHAnsi" w:eastAsiaTheme="minorHAnsi" w:hAnsiTheme="minorHAnsi" w:hint="eastAsia"/>
+          <w:color w:val="000000" w:themeColor="text1"/>
+          <w:sz w:val="24"/>
+        </w:rPr>
+        <w:t>（３）地域住民ボランティアグループ「たん</w:t>
+      </w:r>
+      <w:proofErr w:type="gramStart"/>
+      <w:r>
+        <w:rPr>
+          <w:rFonts w:asciiTheme="minorHAnsi" w:eastAsiaTheme="minorHAnsi" w:hAnsiTheme="minorHAnsi" w:hint="eastAsia"/>
+          <w:color w:val="000000" w:themeColor="text1"/>
+          <w:sz w:val="24"/>
+        </w:rPr>
+        <w:t>ぽぽの</w:t>
+      </w:r>
+      <w:proofErr w:type="gramEnd"/>
+      <w:r>
+        <w:rPr>
+          <w:rFonts w:asciiTheme="minorHAnsi" w:eastAsiaTheme="minorHAnsi" w:hAnsiTheme="minorHAnsi" w:hint="eastAsia"/>
+          <w:color w:val="000000" w:themeColor="text1"/>
+          <w:sz w:val="24"/>
+        </w:rPr>
+        <w:t>会」の</w:t>
+      </w:r>
+      <w:r>
+        <w:rPr>
+          <w:rFonts w:asciiTheme="minorHAnsi" w:eastAsiaTheme="minorHAnsi" w:hAnsiTheme="minorHAnsi" w:hint="eastAsia"/>
+          <w:color w:val="000000" w:themeColor="text1"/>
+          <w:sz w:val="24"/>
+        </w:rPr>
+        <w:t>体制強化</w:t>
+      </w:r>
+    </w:p>
+    <w:p>
+      <w:pPr>
+        <w:tabs>
+          <w:tab w:val="left" w:pos="0"/>
+        </w:tabs>
+        <w:spacing w:line="300" w:lineRule="exact"/>
+        <w:ind w:rightChars="-38" w:right="-80" w:firstLineChars="236" w:firstLine="566"/>
+        <w:rPr>
+          <w:rFonts w:asciiTheme="minorHAnsi" w:eastAsiaTheme="minorHAnsi" w:hAnsiTheme="minorHAnsi"/>
+          <w:color w:val="000000" w:themeColor="text1"/>
+          <w:sz w:val="24"/>
+        </w:rPr>
+      </w:pPr>
+      <w:r>
+        <w:rPr>
+          <w:rFonts w:asciiTheme="minorHAnsi" w:eastAsiaTheme="minorHAnsi" w:hAnsiTheme="minorHAnsi" w:hint="eastAsia"/>
+          <w:color w:val="000000" w:themeColor="text1"/>
+          <w:sz w:val="24"/>
+        </w:rPr>
+        <w:t xml:space="preserve">　　　（活動支援およびプラットフォームづくり）</w:t>
+      </w:r>
+    </w:p>
+    <w:p>
+      <w:pPr>
+        <w:tabs>
+          <w:tab w:val="left" w:pos="0"/>
+        </w:tabs>
+        <w:spacing w:line="300" w:lineRule="exact"/>
+        <w:ind w:rightChars="-38" w:right="-80" w:firstLineChars="100" w:firstLine="240"/>
+        <w:rPr>
+          <w:rFonts w:asciiTheme="minorHAnsi" w:eastAsiaTheme="minorHAnsi" w:hAnsiTheme="minorHAnsi"/>
+          <w:color w:val="000000" w:themeColor="text1"/>
+          <w:sz w:val="24"/>
+        </w:rPr>
+      </w:pPr>
+      <w:r>
+        <w:rPr>
+          <w:rFonts w:asciiTheme="minorHAnsi" w:eastAsiaTheme="minorHAnsi" w:hAnsiTheme="minorHAnsi" w:hint="eastAsia"/>
+          <w:color w:val="000000" w:themeColor="text1"/>
+          <w:sz w:val="24"/>
+        </w:rPr>
+        <w:t xml:space="preserve">　</w:t>
+      </w:r>
+      <w:r>
+        <w:rPr>
+          <w:rFonts w:asciiTheme="minorHAnsi" w:eastAsiaTheme="minorHAnsi" w:hAnsiTheme="minorHAnsi"/>
+          <w:color w:val="000000" w:themeColor="text1"/>
+          <w:sz w:val="24"/>
+        </w:rPr>
+        <w:t xml:space="preserve"> </w:t>
+      </w:r>
+      <w:r>
+        <w:rPr>
+          <w:rFonts w:asciiTheme="minorHAnsi" w:eastAsiaTheme="minorHAnsi" w:hAnsiTheme="minorHAnsi" w:hint="eastAsia"/>
+          <w:color w:val="000000" w:themeColor="text1"/>
+          <w:sz w:val="24"/>
+        </w:rPr>
+        <w:t>（４）</w:t>
+      </w:r>
+      <w:r>
+        <w:rPr>
+          <w:rFonts w:asciiTheme="minorHAnsi" w:eastAsiaTheme="minorHAnsi" w:hAnsiTheme="minorHAnsi" w:hint="eastAsia"/>
+          <w:color w:val="000000" w:themeColor="text1"/>
+          <w:sz w:val="24"/>
+        </w:rPr>
+        <w:t>住民主体の</w:t>
+      </w:r>
+      <w:r>
+        <w:rPr>
+          <w:rFonts w:asciiTheme="minorHAnsi" w:eastAsiaTheme="minorHAnsi" w:hAnsiTheme="minorHAnsi" w:hint="eastAsia"/>
+          <w:color w:val="000000" w:themeColor="text1"/>
+          <w:sz w:val="24"/>
+        </w:rPr>
+        <w:t>有償ボランティア</w:t>
+      </w:r>
+      <w:r>
+        <w:rPr>
+          <w:rFonts w:asciiTheme="minorHAnsi" w:eastAsiaTheme="minorHAnsi" w:hAnsiTheme="minorHAnsi" w:hint="eastAsia"/>
+          <w:color w:val="000000" w:themeColor="text1"/>
+          <w:sz w:val="24"/>
+        </w:rPr>
+        <w:t>団体の推進および立ち上げ支援</w:t>
+      </w:r>
+    </w:p>
+    <w:p>
+      <w:pPr>
+        <w:tabs>
+          <w:tab w:val="left" w:pos="0"/>
+        </w:tabs>
+        <w:spacing w:line="300" w:lineRule="exact"/>
+        <w:ind w:rightChars="-38" w:right="-80" w:firstLineChars="250" w:firstLine="600"/>
+        <w:rPr>
+          <w:rFonts w:asciiTheme="minorHAnsi" w:eastAsiaTheme="minorHAnsi" w:hAnsiTheme="minorHAnsi"/>
+          <w:color w:val="000000" w:themeColor="text1"/>
+          <w:sz w:val="24"/>
+        </w:rPr>
+      </w:pPr>
+      <w:r>
+        <w:rPr>
+          <w:rFonts w:asciiTheme="minorHAnsi" w:eastAsiaTheme="minorHAnsi" w:hAnsiTheme="minorHAnsi"/>
+          <w:color w:val="000000" w:themeColor="text1"/>
+          <w:sz w:val="24"/>
+        </w:rPr>
+        <w:t>（５）共同店を拠点とした住民ボランティア活動の促進</w:t>
+      </w:r>
+    </w:p>
+    <w:p>
+      <w:pPr>
+        <w:tabs>
+          <w:tab w:val="left" w:pos="0"/>
+        </w:tabs>
+        <w:spacing w:line="300" w:lineRule="exact"/>
+        <w:ind w:rightChars="-38" w:right="-80" w:firstLineChars="100" w:firstLine="240"/>
+        <w:rPr>
+          <w:rFonts w:asciiTheme="minorHAnsi" w:eastAsiaTheme="minorHAnsi" w:hAnsiTheme="minorHAnsi"/>
+          <w:color w:val="000000" w:themeColor="text1"/>
+          <w:sz w:val="24"/>
+        </w:rPr>
+      </w:pPr>
+      <w:r>
+        <w:rPr>
+          <w:rFonts w:asciiTheme="minorHAnsi" w:eastAsiaTheme="minorHAnsi" w:hAnsiTheme="minorHAnsi"/>
+          <w:color w:val="000000" w:themeColor="text1"/>
+          <w:sz w:val="24"/>
+        </w:rPr>
+        <w:t xml:space="preserve">      </w:t>
+      </w:r>
+      <w:r>
+        <w:rPr>
+          <w:rFonts w:asciiTheme="minorHAnsi" w:eastAsiaTheme="minorHAnsi" w:hAnsiTheme="minorHAnsi" w:hint="eastAsia"/>
+          <w:color w:val="000000" w:themeColor="text1"/>
+          <w:sz w:val="24"/>
+        </w:rPr>
+        <w:t xml:space="preserve">　　①買</w:t>
+      </w:r>
+      <w:r>
+        <w:rPr>
+          <w:rFonts w:asciiTheme="minorHAnsi" w:eastAsiaTheme="minorHAnsi" w:hAnsiTheme="minorHAnsi"/>
+          <w:color w:val="000000" w:themeColor="text1"/>
+          <w:sz w:val="24"/>
+        </w:rPr>
+        <w:t>い物支援、見守り活動の拡充</w:t>
+      </w:r>
+    </w:p>
+    <w:p>
+      <w:pPr>
+        <w:tabs>
+          <w:tab w:val="left" w:pos="0"/>
+        </w:tabs>
+        <w:spacing w:line="300" w:lineRule="exact"/>
+        <w:ind w:rightChars="-38" w:right="-80" w:firstLineChars="100" w:firstLine="240"/>
+        <w:rPr>
+          <w:rFonts w:asciiTheme="minorHAnsi" w:eastAsiaTheme="minorHAnsi" w:hAnsiTheme="minorHAnsi"/>
+          <w:color w:val="000000" w:themeColor="text1"/>
+          <w:sz w:val="24"/>
+        </w:rPr>
+      </w:pPr>
+      <w:r>
+        <w:rPr>
+          <w:rFonts w:asciiTheme="minorHAnsi" w:eastAsiaTheme="minorHAnsi" w:hAnsiTheme="minorHAnsi"/>
+          <w:color w:val="000000" w:themeColor="text1"/>
+          <w:sz w:val="24"/>
+        </w:rPr>
+        <w:t xml:space="preserve">      </w:t>
+      </w:r>
+      <w:r>
+        <w:rPr>
+          <w:rFonts w:asciiTheme="minorHAnsi" w:eastAsiaTheme="minorHAnsi" w:hAnsiTheme="minorHAnsi" w:hint="eastAsia"/>
+          <w:color w:val="000000" w:themeColor="text1"/>
+          <w:sz w:val="24"/>
+        </w:rPr>
+        <w:t xml:space="preserve">　　②</w:t>
+      </w:r>
+      <w:r>
+        <w:rPr>
+          <w:rFonts w:asciiTheme="minorHAnsi" w:eastAsiaTheme="minorHAnsi" w:hAnsiTheme="minorHAnsi"/>
+          <w:color w:val="000000" w:themeColor="text1"/>
+          <w:sz w:val="24"/>
+        </w:rPr>
+        <w:t>住民主体の支え合いネットワークづくり</w:t>
+      </w:r>
+    </w:p>
+    <w:p>
+      <w:pPr>
+        <w:tabs>
+          <w:tab w:val="left" w:pos="0"/>
+        </w:tabs>
+        <w:spacing w:line="300" w:lineRule="exact"/>
+        <w:ind w:rightChars="-38" w:right="-80" w:firstLineChars="100" w:firstLine="240"/>
+        <w:rPr>
+          <w:rFonts w:asciiTheme="minorHAnsi" w:eastAsiaTheme="minorHAnsi" w:hAnsiTheme="minorHAnsi"/>
+          <w:color w:val="000000" w:themeColor="text1"/>
+          <w:sz w:val="24"/>
+        </w:rPr>
+      </w:pPr>
+      <w:r>
+        <w:rPr>
+          <w:rFonts w:asciiTheme="minorHAnsi" w:eastAsiaTheme="minorHAnsi" w:hAnsiTheme="minorHAnsi" w:hint="eastAsia"/>
+          <w:color w:val="000000" w:themeColor="text1"/>
+          <w:sz w:val="24"/>
+        </w:rPr>
+        <w:t xml:space="preserve">　</w:t>
+      </w:r>
+      <w:r>
+        <w:rPr>
+          <w:rFonts w:asciiTheme="minorHAnsi" w:eastAsiaTheme="minorHAnsi" w:hAnsiTheme="minorHAnsi"/>
+          <w:color w:val="000000" w:themeColor="text1"/>
+          <w:sz w:val="24"/>
+        </w:rPr>
+        <w:t xml:space="preserve"> </w:t>
+      </w:r>
+      <w:r>
+        <w:rPr>
+          <w:rFonts w:asciiTheme="minorHAnsi" w:eastAsiaTheme="minorHAnsi" w:hAnsiTheme="minorHAnsi" w:hint="eastAsia"/>
+          <w:color w:val="000000" w:themeColor="text1"/>
+          <w:sz w:val="24"/>
+        </w:rPr>
+        <w:t>（６）</w:t>
+      </w:r>
+      <w:r>
+        <w:rPr>
+          <w:rFonts w:asciiTheme="minorHAnsi" w:eastAsiaTheme="minorHAnsi" w:hAnsiTheme="minorHAnsi"/>
+          <w:color w:val="000000" w:themeColor="text1"/>
+          <w:sz w:val="24"/>
+        </w:rPr>
+        <w:t>ボランティアポイント「おいぽ（</w:t>
+      </w:r>
+      <w:r>
+        <w:rPr>
+          <w:rFonts w:asciiTheme="minorHAnsi" w:eastAsiaTheme="minorHAnsi" w:hAnsiTheme="minorHAnsi"/>
+          <w:color w:val="000000" w:themeColor="text1"/>
+          <w:w w:val="80"/>
+          <w:sz w:val="24"/>
+        </w:rPr>
+        <w:t>おおぎみいー</w:t>
+      </w:r>
+      <w:proofErr w:type="gramStart"/>
+      <w:r>
+        <w:rPr>
+          <w:rFonts w:asciiTheme="minorHAnsi" w:eastAsiaTheme="minorHAnsi" w:hAnsiTheme="minorHAnsi"/>
+          <w:color w:val="000000" w:themeColor="text1"/>
+          <w:w w:val="80"/>
+          <w:sz w:val="24"/>
+        </w:rPr>
+        <w:t>ま</w:t>
+      </w:r>
+      <w:proofErr w:type="gramEnd"/>
+      <w:r>
+        <w:rPr>
+          <w:rFonts w:asciiTheme="minorHAnsi" w:eastAsiaTheme="minorHAnsi" w:hAnsiTheme="minorHAnsi"/>
+          <w:color w:val="000000" w:themeColor="text1"/>
+          <w:w w:val="80"/>
+          <w:sz w:val="24"/>
+        </w:rPr>
+        <w:t>ー</w:t>
+      </w:r>
+      <w:proofErr w:type="gramStart"/>
+      <w:r>
+        <w:rPr>
+          <w:rFonts w:asciiTheme="minorHAnsi" w:eastAsiaTheme="minorHAnsi" w:hAnsiTheme="minorHAnsi"/>
+          <w:color w:val="000000" w:themeColor="text1"/>
+          <w:w w:val="80"/>
+          <w:sz w:val="24"/>
+        </w:rPr>
+        <w:t>る</w:t>
+      </w:r>
+      <w:proofErr w:type="gramEnd"/>
+      <w:r>
+        <w:rPr>
+          <w:rFonts w:asciiTheme="minorHAnsi" w:eastAsiaTheme="minorHAnsi" w:hAnsiTheme="minorHAnsi"/>
+          <w:color w:val="000000" w:themeColor="text1"/>
+          <w:w w:val="80"/>
+          <w:sz w:val="24"/>
+        </w:rPr>
+        <w:t>ポイント</w:t>
+      </w:r>
+      <w:r>
+        <w:rPr>
+          <w:rFonts w:asciiTheme="minorHAnsi" w:eastAsiaTheme="minorHAnsi" w:hAnsiTheme="minorHAnsi"/>
+          <w:color w:val="000000" w:themeColor="text1"/>
+          <w:sz w:val="24"/>
+        </w:rPr>
+        <w:t>）」の導入に向けた取組</w:t>
+      </w:r>
+    </w:p>
+    <w:p>
+      <w:pPr>
+        <w:tabs>
+          <w:tab w:val="left" w:pos="0"/>
+        </w:tabs>
+        <w:spacing w:line="300" w:lineRule="exact"/>
+        <w:ind w:rightChars="-38" w:right="-80" w:firstLineChars="100" w:firstLine="240"/>
+        <w:rPr>
+          <w:rFonts w:asciiTheme="minorHAnsi" w:eastAsiaTheme="minorHAnsi" w:hAnsiTheme="minorHAnsi"/>
+          <w:color w:val="000000" w:themeColor="text1"/>
+          <w:sz w:val="24"/>
+        </w:rPr>
+      </w:pPr>
+      <w:r>
+        <w:rPr>
+          <w:rFonts w:asciiTheme="minorHAnsi" w:eastAsiaTheme="minorHAnsi" w:hAnsiTheme="minorHAnsi" w:hint="eastAsia"/>
+          <w:color w:val="000000" w:themeColor="text1"/>
+          <w:sz w:val="24"/>
+        </w:rPr>
+        <w:t xml:space="preserve">　　　　　①目的：</w:t>
+      </w:r>
+      <w:r>
+        <w:rPr>
+          <w:rFonts w:asciiTheme="minorHAnsi" w:eastAsiaTheme="minorHAnsi" w:hAnsiTheme="minorHAnsi"/>
+          <w:color w:val="000000" w:themeColor="text1"/>
+          <w:sz w:val="24"/>
+        </w:rPr>
+        <w:t>ボランティア活動への参加促進および継続的な関わりづくり</w:t>
+      </w:r>
+    </w:p>
+    <w:p>
+      <w:pPr>
+        <w:tabs>
+          <w:tab w:val="left" w:pos="0"/>
+        </w:tabs>
+        <w:spacing w:line="300" w:lineRule="exact"/>
+        <w:ind w:rightChars="-38" w:right="-80" w:firstLineChars="100" w:firstLine="240"/>
+        <w:rPr>
+          <w:rFonts w:asciiTheme="minorHAnsi" w:eastAsiaTheme="minorHAnsi" w:hAnsiTheme="minorHAnsi"/>
+          <w:color w:val="000000" w:themeColor="text1"/>
+          <w:sz w:val="24"/>
+        </w:rPr>
+      </w:pPr>
+      <w:r>
+        <w:rPr>
+          <w:rFonts w:asciiTheme="minorHAnsi" w:eastAsiaTheme="minorHAnsi" w:hAnsiTheme="minorHAnsi" w:hint="eastAsia"/>
+          <w:color w:val="000000" w:themeColor="text1"/>
+          <w:sz w:val="24"/>
+        </w:rPr>
+        <w:t xml:space="preserve">　　　　　②</w:t>
+      </w:r>
+      <w:r>
+        <w:rPr>
+          <w:rFonts w:asciiTheme="minorHAnsi" w:eastAsiaTheme="minorHAnsi" w:hAnsiTheme="minorHAnsi" w:hint="eastAsia"/>
+          <w:color w:val="000000" w:themeColor="text1"/>
+          <w:sz w:val="24"/>
+        </w:rPr>
+        <w:t>「おいぽ」</w:t>
+      </w:r>
+      <w:r>
+        <w:rPr>
+          <w:rFonts w:asciiTheme="minorHAnsi" w:eastAsiaTheme="minorHAnsi" w:hAnsiTheme="minorHAnsi"/>
+          <w:color w:val="000000" w:themeColor="text1"/>
+          <w:sz w:val="24"/>
+        </w:rPr>
+        <w:t>の導入に向けた検討を行う。</w:t>
+      </w:r>
+    </w:p>
+    <w:p>
+      <w:pPr>
+        <w:tabs>
+          <w:tab w:val="left" w:pos="0"/>
+        </w:tabs>
+        <w:spacing w:line="300" w:lineRule="exact"/>
+        <w:ind w:rightChars="-38" w:right="-80" w:firstLineChars="600" w:firstLine="1440"/>
+        <w:rPr>
+          <w:rFonts w:asciiTheme="minorHAnsi" w:eastAsiaTheme="minorHAnsi" w:hAnsiTheme="minorHAnsi"/>
+          <w:color w:val="000000" w:themeColor="text1"/>
+          <w:sz w:val="24"/>
+        </w:rPr>
+      </w:pPr>
+      <w:r>
+        <w:rPr>
+          <w:rFonts w:asciiTheme="minorHAnsi" w:eastAsiaTheme="minorHAnsi" w:hAnsiTheme="minorHAnsi" w:hint="eastAsia"/>
+          <w:color w:val="000000" w:themeColor="text1"/>
+          <w:sz w:val="24"/>
+        </w:rPr>
+        <w:t>③</w:t>
+      </w:r>
+      <w:r>
+        <w:rPr>
+          <w:rFonts w:asciiTheme="minorHAnsi" w:eastAsiaTheme="minorHAnsi" w:hAnsiTheme="minorHAnsi"/>
+          <w:color w:val="000000" w:themeColor="text1"/>
+          <w:sz w:val="24"/>
+        </w:rPr>
+        <w:t>既存のボランティア活動や共同店を拠点とした取組との連携を</w:t>
+      </w:r>
+      <w:r>
+        <w:rPr>
+          <w:rFonts w:asciiTheme="minorHAnsi" w:eastAsiaTheme="minorHAnsi" w:hAnsiTheme="minorHAnsi" w:hint="eastAsia"/>
+          <w:color w:val="000000" w:themeColor="text1"/>
+          <w:sz w:val="24"/>
+        </w:rPr>
+        <w:t>図る。</w:t>
+      </w:r>
+    </w:p>
+    <w:p>
+      <w:pPr>
+        <w:tabs>
+          <w:tab w:val="left" w:pos="0"/>
+        </w:tabs>
+        <w:spacing w:line="300" w:lineRule="exact"/>
+        <w:ind w:rightChars="-38" w:right="-80" w:firstLineChars="100" w:firstLine="240"/>
+        <w:rPr>
+          <w:rFonts w:asciiTheme="minorHAnsi" w:eastAsiaTheme="minorHAnsi" w:hAnsiTheme="minorHAnsi"/>
+          <w:color w:val="000000" w:themeColor="text1"/>
+          <w:sz w:val="24"/>
+        </w:rPr>
+      </w:pPr>
+    </w:p>
+    <w:p>
+      <w:pPr>
+        <w:tabs>
+          <w:tab w:val="left" w:pos="0"/>
+        </w:tabs>
+        <w:spacing w:line="300" w:lineRule="exact"/>
+        <w:ind w:rightChars="-38" w:right="-80" w:firstLineChars="100" w:firstLine="240"/>
+        <w:rPr>
+          <w:rFonts w:ascii="游ゴシック Medium" w:eastAsia="游ゴシック Medium" w:hAnsiTheme="minorHAnsi"/>
+          <w:color w:val="000000" w:themeColor="text1"/>
+          <w:sz w:val="24"/>
+        </w:rPr>
+      </w:pPr>
       <w:r>
         <w:rPr>
           <w:rFonts w:ascii="Yu Gothic" w:eastAsia="Yu Gothic" w:hAnsi="Yu Gothic" w:hint="eastAsia"/>
           <w:b/>
           <w:bCs/>
-          <w:sz w:val="24"/>
-        </w:rPr>
-        <w:t xml:space="preserve">　</w:t>
+          <w:color w:val="000000" w:themeColor="text1"/>
+          <w:sz w:val="24"/>
+        </w:rPr>
+        <w:t>４－</w:t>
       </w:r>
       <w:r>
         <w:rPr>
           <w:rFonts w:ascii="Yu Gothic" w:eastAsia="Yu Gothic" w:hAnsi="Yu Gothic" w:hint="eastAsia"/>
           <w:b/>
           <w:bCs/>
-          <w:sz w:val="24"/>
-        </w:rPr>
-        <w:t>福祉教育</w:t>
+          <w:color w:val="000000" w:themeColor="text1"/>
+          <w:sz w:val="24"/>
+        </w:rPr>
+        <w:t>６</w:t>
       </w:r>
       <w:r>
         <w:rPr>
           <w:rFonts w:ascii="Yu Gothic" w:eastAsia="Yu Gothic" w:hAnsi="Yu Gothic" w:hint="eastAsia"/>
           <w:b/>
           <w:bCs/>
-          <w:sz w:val="24"/>
-        </w:rPr>
-        <w:t>の推進</w:t>
-      </w:r>
-    </w:p>
-    <w:p>
-      <w:pPr>
-        <w:tabs>
-          <w:tab w:val="left" w:pos="0"/>
-        </w:tabs>
-        <w:ind w:rightChars="-38" w:right="-80"/>
-        <w:rPr>
-          <w:rFonts w:asciiTheme="minorHAnsi" w:eastAsiaTheme="minorHAnsi" w:hAnsiTheme="minorHAnsi"/>
-          <w:sz w:val="24"/>
-        </w:rPr>
-      </w:pPr>
-      <w:r>
-        <w:rPr>
-          <w:rFonts w:asciiTheme="minorHAnsi" w:eastAsiaTheme="minorHAnsi" w:hAnsiTheme="minorHAnsi" w:hint="eastAsia"/>
-          <w:b/>
-          <w:bCs/>
-          <w:sz w:val="24"/>
-        </w:rPr>
-        <w:t xml:space="preserve">　</w:t>
-      </w:r>
-      <w:r>
-        <w:rPr>
-          <w:rFonts w:asciiTheme="minorHAnsi" w:eastAsiaTheme="minorHAnsi" w:hAnsiTheme="minorHAnsi" w:hint="eastAsia"/>
-          <w:b/>
-          <w:bCs/>
-          <w:sz w:val="24"/>
-        </w:rPr>
-        <w:t xml:space="preserve">　</w:t>
-      </w:r>
-      <w:r>
-        <w:rPr>
-          <w:rFonts w:asciiTheme="minorHAnsi" w:eastAsiaTheme="minorHAnsi" w:hAnsiTheme="minorHAnsi" w:hint="eastAsia"/>
-          <w:b/>
-          <w:bCs/>
-          <w:sz w:val="24"/>
-        </w:rPr>
-        <w:t xml:space="preserve">　</w:t>
-      </w:r>
-      <w:r>
-        <w:rPr>
-          <w:rFonts w:asciiTheme="minorHAnsi" w:eastAsiaTheme="minorHAnsi" w:hAnsiTheme="minorHAnsi"/>
-          <w:sz w:val="24"/>
-        </w:rPr>
-        <w:t>子どもたちの健全な育成を進めるとともに、地域住民の学びを通じて地域福祉の</w:t>
-      </w:r>
-    </w:p>
-    <w:p>
-      <w:pPr>
-        <w:tabs>
-          <w:tab w:val="left" w:pos="0"/>
-        </w:tabs>
-        <w:ind w:rightChars="-38" w:right="-80" w:firstLineChars="200" w:firstLine="480"/>
-        <w:rPr>
-          <w:rFonts w:asciiTheme="minorHAnsi" w:eastAsiaTheme="minorHAnsi" w:hAnsiTheme="minorHAnsi"/>
-          <w:sz w:val="24"/>
-        </w:rPr>
-      </w:pPr>
-      <w:r>
-        <w:rPr>
-          <w:rFonts w:asciiTheme="minorHAnsi" w:eastAsiaTheme="minorHAnsi" w:hAnsiTheme="minorHAnsi"/>
-          <w:sz w:val="24"/>
-        </w:rPr>
-        <w:lastRenderedPageBreak/>
-        <w:t>推進を図</w:t>
-      </w:r>
-      <w:r>
-        <w:rPr>
-          <w:rFonts w:asciiTheme="minorHAnsi" w:eastAsiaTheme="minorHAnsi" w:hAnsiTheme="minorHAnsi" w:hint="eastAsia"/>
-          <w:sz w:val="24"/>
-        </w:rPr>
-        <w:t>る</w:t>
-      </w:r>
-    </w:p>
-    <w:p>
-      <w:pPr>
-        <w:tabs>
-          <w:tab w:val="left" w:pos="0"/>
-        </w:tabs>
-        <w:spacing w:line="300" w:lineRule="exact"/>
-        <w:ind w:rightChars="-38" w:right="-80" w:firstLineChars="118" w:firstLine="283"/>
-        <w:rPr>
-          <w:rFonts w:asciiTheme="minorHAnsi" w:eastAsiaTheme="minorHAnsi" w:hAnsiTheme="minorHAnsi"/>
-          <w:sz w:val="24"/>
-        </w:rPr>
-      </w:pPr>
-      <w:r>
-        <w:rPr>
-          <w:rFonts w:asciiTheme="minorHAnsi" w:eastAsiaTheme="minorHAnsi" w:hAnsiTheme="minorHAnsi" w:hint="eastAsia"/>
-          <w:sz w:val="24"/>
-        </w:rPr>
-        <w:t xml:space="preserve">　（１）</w:t>
-      </w:r>
-      <w:r>
-        <w:rPr>
-          <w:rFonts w:asciiTheme="minorHAnsi" w:eastAsiaTheme="minorHAnsi" w:hAnsiTheme="minorHAnsi" w:hint="eastAsia"/>
-          <w:sz w:val="24"/>
-        </w:rPr>
-        <w:t>小中学校への</w:t>
-      </w:r>
-      <w:r>
-        <w:rPr>
-          <w:rFonts w:asciiTheme="minorHAnsi" w:eastAsiaTheme="minorHAnsi" w:hAnsiTheme="minorHAnsi" w:hint="eastAsia"/>
-          <w:sz w:val="24"/>
-        </w:rPr>
-        <w:t>福祉教育の</w:t>
-      </w:r>
-      <w:r>
-        <w:rPr>
-          <w:rFonts w:asciiTheme="minorHAnsi" w:eastAsiaTheme="minorHAnsi" w:hAnsiTheme="minorHAnsi" w:hint="eastAsia"/>
-          <w:sz w:val="24"/>
-        </w:rPr>
-        <w:t>推進及び</w:t>
-      </w:r>
-      <w:r>
-        <w:rPr>
-          <w:rFonts w:asciiTheme="minorHAnsi" w:eastAsiaTheme="minorHAnsi" w:hAnsiTheme="minorHAnsi" w:hint="eastAsia"/>
-          <w:sz w:val="24"/>
-        </w:rPr>
-        <w:t>学校との連携の強化</w:t>
-      </w:r>
-    </w:p>
-    <w:p>
-      <w:pPr>
-        <w:tabs>
-          <w:tab w:val="left" w:pos="0"/>
-        </w:tabs>
-        <w:spacing w:line="300" w:lineRule="exact"/>
-        <w:ind w:rightChars="-38" w:right="-80" w:firstLineChars="118" w:firstLine="283"/>
-        <w:rPr>
-          <w:rFonts w:asciiTheme="minorHAnsi" w:eastAsiaTheme="minorHAnsi" w:hAnsiTheme="minorHAnsi"/>
-          <w:sz w:val="24"/>
-        </w:rPr>
-      </w:pPr>
-      <w:r>
-        <w:rPr>
-          <w:rFonts w:asciiTheme="minorHAnsi" w:eastAsiaTheme="minorHAnsi" w:hAnsiTheme="minorHAnsi" w:hint="eastAsia"/>
-          <w:sz w:val="24"/>
-        </w:rPr>
-        <w:t xml:space="preserve">　</w:t>
-      </w:r>
-      <w:r>
-        <w:rPr>
-          <w:rFonts w:asciiTheme="minorHAnsi" w:eastAsiaTheme="minorHAnsi" w:hAnsiTheme="minorHAnsi" w:hint="eastAsia"/>
-          <w:sz w:val="24"/>
-        </w:rPr>
-        <w:t>（</w:t>
-      </w:r>
-      <w:r>
-        <w:rPr>
-          <w:rFonts w:asciiTheme="minorHAnsi" w:eastAsiaTheme="minorHAnsi" w:hAnsiTheme="minorHAnsi" w:hint="eastAsia"/>
-          <w:sz w:val="24"/>
-        </w:rPr>
-        <w:t>２</w:t>
-      </w:r>
-      <w:r>
-        <w:rPr>
-          <w:rFonts w:asciiTheme="minorHAnsi" w:eastAsiaTheme="minorHAnsi" w:hAnsiTheme="minorHAnsi" w:hint="eastAsia"/>
-          <w:sz w:val="24"/>
-        </w:rPr>
-        <w:t>）職場体験・実習生の受け入れ</w:t>
-      </w:r>
-    </w:p>
-    <w:p>
-      <w:pPr>
-        <w:tabs>
-          <w:tab w:val="left" w:pos="0"/>
-        </w:tabs>
-        <w:spacing w:line="300" w:lineRule="exact"/>
-        <w:ind w:rightChars="-38" w:right="-80" w:firstLineChars="118" w:firstLine="283"/>
-        <w:rPr>
-          <w:rFonts w:asciiTheme="minorHAnsi" w:eastAsiaTheme="minorHAnsi" w:hAnsiTheme="minorHAnsi"/>
-          <w:sz w:val="24"/>
-        </w:rPr>
-      </w:pPr>
-      <w:r>
-        <w:rPr>
-          <w:rFonts w:asciiTheme="minorHAnsi" w:eastAsiaTheme="minorHAnsi" w:hAnsiTheme="minorHAnsi" w:hint="eastAsia"/>
-          <w:b/>
-          <w:bCs/>
-          <w:sz w:val="24"/>
-        </w:rPr>
-        <w:t xml:space="preserve">　</w:t>
-      </w:r>
-      <w:r>
-        <w:rPr>
-          <w:rFonts w:asciiTheme="minorHAnsi" w:eastAsiaTheme="minorHAnsi" w:hAnsiTheme="minorHAnsi" w:hint="eastAsia"/>
-          <w:sz w:val="24"/>
-        </w:rPr>
-        <w:t>（３）</w:t>
-      </w:r>
-      <w:r>
-        <w:rPr>
-          <w:rFonts w:asciiTheme="minorHAnsi" w:eastAsiaTheme="minorHAnsi" w:hAnsiTheme="minorHAnsi" w:hint="eastAsia"/>
-          <w:sz w:val="24"/>
-        </w:rPr>
-        <w:t>地域福祉研修会の企画</w:t>
-      </w:r>
-      <w:r>
-        <w:rPr>
-          <w:rFonts w:asciiTheme="minorHAnsi" w:eastAsiaTheme="minorHAnsi" w:hAnsiTheme="minorHAnsi" w:hint="eastAsia"/>
-          <w:sz w:val="24"/>
-        </w:rPr>
-        <w:t>等</w:t>
-      </w:r>
-    </w:p>
-    <w:p>
-      <w:pPr>
-        <w:tabs>
-          <w:tab w:val="left" w:pos="0"/>
-        </w:tabs>
-        <w:spacing w:line="300" w:lineRule="exact"/>
-        <w:ind w:rightChars="-38" w:right="-80" w:firstLineChars="118" w:firstLine="283"/>
-        <w:rPr>
-          <w:rFonts w:ascii="Yu Gothic" w:eastAsia="Yu Gothic" w:hAnsi="Yu Gothic"/>
-          <w:sz w:val="24"/>
-        </w:rPr>
-      </w:pPr>
-    </w:p>
-    <w:p>
-      <w:pPr>
-        <w:tabs>
-          <w:tab w:val="left" w:pos="0"/>
-        </w:tabs>
-        <w:spacing w:line="300" w:lineRule="exact"/>
-        <w:ind w:rightChars="-38" w:right="-80" w:firstLineChars="100" w:firstLine="240"/>
-        <w:rPr>
-          <w:rFonts w:ascii="Yu Gothic" w:eastAsia="Yu Gothic" w:hAnsi="Yu Gothic"/>
-          <w:b/>
-          <w:bCs/>
-          <w:sz w:val="24"/>
-        </w:rPr>
-      </w:pPr>
-      <w:r>
-        <w:rPr>
-          <w:rFonts w:ascii="Yu Gothic" w:eastAsia="Yu Gothic" w:hAnsi="Yu Gothic" w:hint="eastAsia"/>
-          <w:b/>
-          <w:bCs/>
-          <w:sz w:val="24"/>
-        </w:rPr>
-        <w:t>４−</w:t>
-      </w:r>
-      <w:r>
-        <w:rPr>
-          <w:rFonts w:ascii="Yu Gothic" w:eastAsia="Yu Gothic" w:hAnsi="Yu Gothic" w:hint="eastAsia"/>
-          <w:b/>
-          <w:bCs/>
-          <w:sz w:val="24"/>
-        </w:rPr>
-        <w:t>５</w:t>
-      </w:r>
-      <w:r>
-        <w:rPr>
-          <w:rFonts w:ascii="Yu Gothic" w:eastAsia="Yu Gothic" w:hAnsi="Yu Gothic" w:hint="eastAsia"/>
-          <w:b/>
-          <w:bCs/>
-          <w:sz w:val="24"/>
-        </w:rPr>
-        <w:t xml:space="preserve">　ボ</w:t>
-      </w:r>
-      <w:r>
-        <w:rPr>
-          <w:rFonts w:ascii="Yu Gothic" w:eastAsia="Yu Gothic" w:hAnsi="Yu Gothic" w:hint="eastAsia"/>
-          <w:b/>
-          <w:bCs/>
-          <w:sz w:val="24"/>
-        </w:rPr>
-        <w:t>ランティア育成活動</w:t>
-      </w:r>
-    </w:p>
-    <w:p>
-      <w:pPr>
-        <w:tabs>
-          <w:tab w:val="left" w:pos="0"/>
-        </w:tabs>
-        <w:spacing w:line="300" w:lineRule="exact"/>
-        <w:ind w:rightChars="-38" w:right="-80"/>
-        <w:rPr>
-          <w:rFonts w:asciiTheme="minorHAnsi" w:eastAsiaTheme="minorHAnsi" w:hAnsiTheme="minorHAnsi"/>
-          <w:sz w:val="24"/>
-        </w:rPr>
-      </w:pPr>
-      <w:r>
-        <w:rPr>
-          <w:rFonts w:ascii="Yu Gothic" w:eastAsia="Yu Gothic" w:hAnsi="Yu Gothic" w:hint="eastAsia"/>
-          <w:b/>
-          <w:bCs/>
-          <w:sz w:val="24"/>
-        </w:rPr>
-        <w:t xml:space="preserve">　</w:t>
-      </w:r>
-      <w:r>
-        <w:rPr>
-          <w:rFonts w:ascii="Yu Gothic" w:eastAsia="Yu Gothic" w:hAnsi="Yu Gothic" w:hint="eastAsia"/>
-          <w:b/>
-          <w:bCs/>
-          <w:sz w:val="24"/>
-        </w:rPr>
-        <w:t xml:space="preserve">　　</w:t>
-      </w:r>
-      <w:r>
-        <w:rPr>
-          <w:rFonts w:asciiTheme="minorHAnsi" w:eastAsiaTheme="minorHAnsi" w:hAnsiTheme="minorHAnsi" w:hint="eastAsia"/>
-          <w:sz w:val="24"/>
-        </w:rPr>
-        <w:t>ボランティア活動の理解と関心を深めるため、活動の発展と</w:t>
-      </w:r>
-      <w:r>
-        <w:rPr>
-          <w:rFonts w:asciiTheme="minorHAnsi" w:eastAsiaTheme="minorHAnsi" w:hAnsiTheme="minorHAnsi" w:hint="eastAsia"/>
-          <w:sz w:val="24"/>
-        </w:rPr>
-        <w:t>地域</w:t>
-      </w:r>
-      <w:r>
-        <w:rPr>
-          <w:rFonts w:asciiTheme="minorHAnsi" w:eastAsiaTheme="minorHAnsi" w:hAnsiTheme="minorHAnsi" w:hint="eastAsia"/>
-          <w:sz w:val="24"/>
-        </w:rPr>
-        <w:t>福祉の向上を推</w:t>
-      </w:r>
-    </w:p>
-    <w:p>
-      <w:pPr>
-        <w:tabs>
-          <w:tab w:val="left" w:pos="0"/>
-        </w:tabs>
-        <w:spacing w:line="300" w:lineRule="exact"/>
-        <w:ind w:rightChars="-38" w:right="-80" w:firstLineChars="200" w:firstLine="480"/>
-        <w:rPr>
-          <w:rFonts w:asciiTheme="minorHAnsi" w:eastAsiaTheme="minorHAnsi" w:hAnsiTheme="minorHAnsi"/>
-          <w:sz w:val="24"/>
-        </w:rPr>
-      </w:pPr>
-      <w:r>
-        <w:rPr>
-          <w:rFonts w:asciiTheme="minorHAnsi" w:eastAsiaTheme="minorHAnsi" w:hAnsiTheme="minorHAnsi" w:hint="eastAsia"/>
-          <w:sz w:val="24"/>
-        </w:rPr>
-        <w:t>進する</w:t>
-      </w:r>
-    </w:p>
-    <w:p>
-      <w:pPr>
-        <w:tabs>
-          <w:tab w:val="left" w:pos="0"/>
-        </w:tabs>
-        <w:spacing w:line="300" w:lineRule="exact"/>
-        <w:ind w:rightChars="-38" w:right="-80" w:firstLineChars="236" w:firstLine="566"/>
-        <w:rPr>
-          <w:rFonts w:asciiTheme="minorHAnsi" w:eastAsiaTheme="minorHAnsi" w:hAnsiTheme="minorHAnsi"/>
-          <w:sz w:val="24"/>
-        </w:rPr>
-      </w:pPr>
-      <w:r>
-        <w:rPr>
-          <w:rFonts w:asciiTheme="minorHAnsi" w:eastAsiaTheme="minorHAnsi" w:hAnsiTheme="minorHAnsi" w:hint="eastAsia"/>
-          <w:sz w:val="24"/>
-        </w:rPr>
-        <w:t>（</w:t>
-      </w:r>
-      <w:r>
-        <w:rPr>
-          <w:rFonts w:asciiTheme="minorHAnsi" w:eastAsiaTheme="minorHAnsi" w:hAnsiTheme="minorHAnsi" w:hint="eastAsia"/>
-          <w:sz w:val="24"/>
-        </w:rPr>
-        <w:t>１</w:t>
-      </w:r>
-      <w:r>
-        <w:rPr>
-          <w:rFonts w:asciiTheme="minorHAnsi" w:eastAsiaTheme="minorHAnsi" w:hAnsiTheme="minorHAnsi" w:hint="eastAsia"/>
-          <w:sz w:val="24"/>
-        </w:rPr>
-        <w:t>）ボランティア研修会の開催</w:t>
-      </w:r>
-    </w:p>
-    <w:p>
-      <w:pPr>
-        <w:tabs>
-          <w:tab w:val="left" w:pos="0"/>
-        </w:tabs>
-        <w:spacing w:line="300" w:lineRule="exact"/>
-        <w:ind w:rightChars="-38" w:right="-80" w:firstLineChars="236" w:firstLine="566"/>
-        <w:rPr>
-          <w:rFonts w:asciiTheme="minorHAnsi" w:eastAsiaTheme="minorHAnsi" w:hAnsiTheme="minorHAnsi"/>
-          <w:sz w:val="24"/>
-        </w:rPr>
-      </w:pPr>
-      <w:r>
-        <w:rPr>
-          <w:rFonts w:asciiTheme="minorHAnsi" w:eastAsiaTheme="minorHAnsi" w:hAnsiTheme="minorHAnsi" w:hint="eastAsia"/>
-          <w:sz w:val="24"/>
-        </w:rPr>
-        <w:t>（</w:t>
-      </w:r>
-      <w:r>
-        <w:rPr>
-          <w:rFonts w:asciiTheme="minorHAnsi" w:eastAsiaTheme="minorHAnsi" w:hAnsiTheme="minorHAnsi" w:hint="eastAsia"/>
-          <w:sz w:val="24"/>
-        </w:rPr>
-        <w:t>２</w:t>
-      </w:r>
-      <w:r>
-        <w:rPr>
-          <w:rFonts w:asciiTheme="minorHAnsi" w:eastAsiaTheme="minorHAnsi" w:hAnsiTheme="minorHAnsi" w:hint="eastAsia"/>
-          <w:sz w:val="24"/>
-        </w:rPr>
-        <w:t>）ボランティア団体への助成（赤い羽根共同募金事業より）</w:t>
-      </w:r>
-    </w:p>
-    <w:p>
-      <w:pPr>
-        <w:tabs>
-          <w:tab w:val="left" w:pos="0"/>
-        </w:tabs>
-        <w:spacing w:line="300" w:lineRule="exact"/>
-        <w:ind w:rightChars="-38" w:right="-80" w:firstLineChars="236" w:firstLine="566"/>
-        <w:rPr>
-          <w:rFonts w:asciiTheme="minorHAnsi" w:eastAsiaTheme="minorHAnsi" w:hAnsiTheme="minorHAnsi"/>
-          <w:sz w:val="24"/>
-        </w:rPr>
-      </w:pPr>
-      <w:r>
-        <w:rPr>
-          <w:rFonts w:asciiTheme="minorHAnsi" w:eastAsiaTheme="minorHAnsi" w:hAnsiTheme="minorHAnsi" w:hint="eastAsia"/>
-          <w:sz w:val="24"/>
-        </w:rPr>
-        <w:t xml:space="preserve">　　　　①大宜味中学校　　　　　②大宜味小学校　　　③辺土名高等学校　　　　</w:t>
-      </w:r>
-    </w:p>
-    <w:p>
-      <w:pPr>
-        <w:tabs>
-          <w:tab w:val="left" w:pos="0"/>
-        </w:tabs>
-        <w:spacing w:line="300" w:lineRule="exact"/>
-        <w:ind w:rightChars="-38" w:right="-80" w:firstLineChars="236" w:firstLine="566"/>
-        <w:rPr>
-          <w:rFonts w:asciiTheme="minorHAnsi" w:eastAsiaTheme="minorHAnsi" w:hAnsiTheme="minorHAnsi"/>
-          <w:sz w:val="24"/>
-        </w:rPr>
-      </w:pPr>
-      <w:r>
-        <w:rPr>
-          <w:rFonts w:asciiTheme="minorHAnsi" w:eastAsiaTheme="minorHAnsi" w:hAnsiTheme="minorHAnsi" w:hint="eastAsia"/>
-          <w:sz w:val="24"/>
-        </w:rPr>
-        <w:t>（</w:t>
-      </w:r>
-      <w:r>
-        <w:rPr>
-          <w:rFonts w:asciiTheme="minorHAnsi" w:eastAsiaTheme="minorHAnsi" w:hAnsiTheme="minorHAnsi" w:hint="eastAsia"/>
-          <w:sz w:val="24"/>
-        </w:rPr>
-        <w:t>３</w:t>
-      </w:r>
-      <w:r>
-        <w:rPr>
-          <w:rFonts w:asciiTheme="minorHAnsi" w:eastAsiaTheme="minorHAnsi" w:hAnsiTheme="minorHAnsi" w:hint="eastAsia"/>
-          <w:sz w:val="24"/>
-        </w:rPr>
-        <w:t>）地域住民ボランティアグループ「たん</w:t>
-      </w:r>
-      <w:proofErr w:type="gramStart"/>
-      <w:r>
-        <w:rPr>
-          <w:rFonts w:asciiTheme="minorHAnsi" w:eastAsiaTheme="minorHAnsi" w:hAnsiTheme="minorHAnsi" w:hint="eastAsia"/>
-          <w:sz w:val="24"/>
-        </w:rPr>
-        <w:t>ぽぽの</w:t>
-      </w:r>
-      <w:proofErr w:type="gramEnd"/>
-      <w:r>
-        <w:rPr>
-          <w:rFonts w:asciiTheme="minorHAnsi" w:eastAsiaTheme="minorHAnsi" w:hAnsiTheme="minorHAnsi" w:hint="eastAsia"/>
-          <w:sz w:val="24"/>
-        </w:rPr>
-        <w:t>会」</w:t>
-      </w:r>
-      <w:r>
-        <w:rPr>
-          <w:rFonts w:asciiTheme="minorHAnsi" w:eastAsiaTheme="minorHAnsi" w:hAnsiTheme="minorHAnsi" w:hint="eastAsia"/>
-          <w:sz w:val="24"/>
-        </w:rPr>
-        <w:t>の</w:t>
-      </w:r>
-      <w:r>
-        <w:rPr>
-          <w:rFonts w:asciiTheme="minorHAnsi" w:eastAsiaTheme="minorHAnsi" w:hAnsiTheme="minorHAnsi" w:hint="eastAsia"/>
-          <w:sz w:val="24"/>
-        </w:rPr>
-        <w:t>体制強化</w:t>
-      </w:r>
-    </w:p>
-    <w:p>
-      <w:pPr>
-        <w:tabs>
-          <w:tab w:val="left" w:pos="0"/>
-        </w:tabs>
-        <w:spacing w:line="300" w:lineRule="exact"/>
-        <w:ind w:rightChars="-38" w:right="-80" w:firstLineChars="236" w:firstLine="566"/>
-        <w:rPr>
-          <w:rFonts w:asciiTheme="minorHAnsi" w:eastAsiaTheme="minorHAnsi" w:hAnsiTheme="minorHAnsi"/>
-          <w:sz w:val="24"/>
-        </w:rPr>
-      </w:pPr>
-      <w:r>
-        <w:rPr>
-          <w:rFonts w:asciiTheme="minorHAnsi" w:eastAsiaTheme="minorHAnsi" w:hAnsiTheme="minorHAnsi" w:hint="eastAsia"/>
-          <w:sz w:val="24"/>
-        </w:rPr>
-        <w:t xml:space="preserve">　　　（活動支援およびプラットフォームづくり）</w:t>
-      </w:r>
-    </w:p>
-    <w:p>
-      <w:pPr>
-        <w:tabs>
-          <w:tab w:val="left" w:pos="0"/>
-        </w:tabs>
-        <w:spacing w:line="300" w:lineRule="exact"/>
-        <w:ind w:rightChars="-38" w:right="-80" w:firstLineChars="100" w:firstLine="240"/>
-        <w:rPr>
-          <w:rFonts w:asciiTheme="minorHAnsi" w:eastAsiaTheme="minorHAnsi" w:hAnsiTheme="minorHAnsi"/>
-          <w:color w:val="000000" w:themeColor="text1"/>
-          <w:sz w:val="24"/>
-        </w:rPr>
-      </w:pPr>
-      <w:r>
-        <w:rPr>
-          <w:rFonts w:asciiTheme="minorHAnsi" w:eastAsiaTheme="minorHAnsi" w:hAnsiTheme="minorHAnsi" w:hint="eastAsia"/>
-          <w:sz w:val="24"/>
-        </w:rPr>
-        <w:t xml:space="preserve">　</w:t>
-      </w:r>
-      <w:r>
-        <w:rPr>
-          <w:rFonts w:asciiTheme="minorHAnsi" w:eastAsiaTheme="minorHAnsi" w:hAnsiTheme="minorHAnsi"/>
-          <w:sz w:val="24"/>
-        </w:rPr>
-        <w:t xml:space="preserve"> </w:t>
-      </w:r>
-      <w:r>
-        <w:rPr>
-          <w:rFonts w:asciiTheme="minorHAnsi" w:eastAsiaTheme="minorHAnsi" w:hAnsiTheme="minorHAnsi" w:hint="eastAsia"/>
-          <w:color w:val="000000" w:themeColor="text1"/>
-          <w:sz w:val="24"/>
-        </w:rPr>
-        <w:t>（４）</w:t>
-      </w:r>
-      <w:r>
-        <w:rPr>
-          <w:rFonts w:asciiTheme="minorHAnsi" w:eastAsiaTheme="minorHAnsi" w:hAnsiTheme="minorHAnsi" w:hint="eastAsia"/>
-          <w:color w:val="000000" w:themeColor="text1"/>
-          <w:sz w:val="24"/>
-        </w:rPr>
-        <w:t>住民主体の</w:t>
-      </w:r>
-      <w:r>
-        <w:rPr>
-          <w:rFonts w:asciiTheme="minorHAnsi" w:eastAsiaTheme="minorHAnsi" w:hAnsiTheme="minorHAnsi" w:hint="eastAsia"/>
-          <w:color w:val="000000" w:themeColor="text1"/>
-          <w:sz w:val="24"/>
-        </w:rPr>
-        <w:t>有償ボランティア</w:t>
-      </w:r>
-      <w:r>
-        <w:rPr>
-          <w:rFonts w:asciiTheme="minorHAnsi" w:eastAsiaTheme="minorHAnsi" w:hAnsiTheme="minorHAnsi" w:hint="eastAsia"/>
-          <w:color w:val="000000" w:themeColor="text1"/>
-          <w:sz w:val="24"/>
-        </w:rPr>
-        <w:t>団体の推進および立ち上げ支援</w:t>
-      </w:r>
-    </w:p>
-    <w:p>
-      <w:pPr>
-        <w:tabs>
-          <w:tab w:val="left" w:pos="0"/>
-        </w:tabs>
-        <w:spacing w:line="300" w:lineRule="exact"/>
-        <w:ind w:rightChars="-38" w:right="-80" w:firstLineChars="250" w:firstLine="600"/>
-        <w:rPr>
-          <w:rFonts w:asciiTheme="minorHAnsi" w:eastAsiaTheme="minorHAnsi" w:hAnsiTheme="minorHAnsi"/>
-          <w:color w:val="000000" w:themeColor="text1"/>
-          <w:sz w:val="24"/>
-        </w:rPr>
-      </w:pPr>
-      <w:r>
-        <w:rPr>
-          <w:rFonts w:asciiTheme="minorHAnsi" w:eastAsiaTheme="minorHAnsi" w:hAnsiTheme="minorHAnsi"/>
-          <w:color w:val="000000" w:themeColor="text1"/>
-          <w:sz w:val="24"/>
-        </w:rPr>
-        <w:t>（５）共同店を拠点とした住民ボランティア活動の促進</w:t>
-      </w:r>
-    </w:p>
-    <w:p>
-      <w:pPr>
-        <w:tabs>
-          <w:tab w:val="left" w:pos="0"/>
-        </w:tabs>
-        <w:spacing w:line="300" w:lineRule="exact"/>
-        <w:ind w:rightChars="-38" w:right="-80" w:firstLineChars="100" w:firstLine="240"/>
-        <w:rPr>
-          <w:rFonts w:asciiTheme="minorHAnsi" w:eastAsiaTheme="minorHAnsi" w:hAnsiTheme="minorHAnsi"/>
-          <w:color w:val="000000" w:themeColor="text1"/>
-          <w:sz w:val="24"/>
-        </w:rPr>
-      </w:pPr>
-      <w:r>
-        <w:rPr>
-          <w:rFonts w:asciiTheme="minorHAnsi" w:eastAsiaTheme="minorHAnsi" w:hAnsiTheme="minorHAnsi"/>
-          <w:color w:val="FF0000"/>
-          <w:sz w:val="24"/>
-        </w:rPr>
-        <w:t xml:space="preserve">      </w:t>
-      </w:r>
-      <w:r>
-        <w:rPr>
-          <w:rFonts w:asciiTheme="minorHAnsi" w:eastAsiaTheme="minorHAnsi" w:hAnsiTheme="minorHAnsi" w:hint="eastAsia"/>
-          <w:color w:val="FF0000"/>
-          <w:sz w:val="24"/>
-        </w:rPr>
-        <w:t xml:space="preserve">　　</w:t>
-      </w:r>
-      <w:r>
-        <w:rPr>
-          <w:rFonts w:asciiTheme="minorHAnsi" w:eastAsiaTheme="minorHAnsi" w:hAnsiTheme="minorHAnsi" w:hint="eastAsia"/>
-          <w:color w:val="000000" w:themeColor="text1"/>
-          <w:sz w:val="24"/>
-        </w:rPr>
-        <w:t>①買</w:t>
-      </w:r>
-      <w:r>
-        <w:rPr>
-          <w:rFonts w:asciiTheme="minorHAnsi" w:eastAsiaTheme="minorHAnsi" w:hAnsiTheme="minorHAnsi"/>
-          <w:color w:val="000000" w:themeColor="text1"/>
-          <w:sz w:val="24"/>
-        </w:rPr>
-        <w:t>い物支援、見守り活動の拡充</w:t>
-      </w:r>
-    </w:p>
-    <w:p>
-      <w:pPr>
-        <w:tabs>
-          <w:tab w:val="left" w:pos="0"/>
-        </w:tabs>
-        <w:spacing w:line="300" w:lineRule="exact"/>
-        <w:ind w:rightChars="-38" w:right="-80" w:firstLineChars="100" w:firstLine="240"/>
-        <w:rPr>
-          <w:rFonts w:asciiTheme="minorHAnsi" w:eastAsiaTheme="minorHAnsi" w:hAnsiTheme="minorHAnsi"/>
-          <w:color w:val="000000" w:themeColor="text1"/>
-          <w:sz w:val="24"/>
-        </w:rPr>
-      </w:pPr>
-      <w:r>
-        <w:rPr>
-          <w:rFonts w:asciiTheme="minorHAnsi" w:eastAsiaTheme="minorHAnsi" w:hAnsiTheme="minorHAnsi"/>
-          <w:color w:val="000000" w:themeColor="text1"/>
-          <w:sz w:val="24"/>
-        </w:rPr>
-        <w:t xml:space="preserve">      </w:t>
-      </w:r>
-      <w:r>
-        <w:rPr>
-          <w:rFonts w:asciiTheme="minorHAnsi" w:eastAsiaTheme="minorHAnsi" w:hAnsiTheme="minorHAnsi" w:hint="eastAsia"/>
-          <w:color w:val="000000" w:themeColor="text1"/>
-          <w:sz w:val="24"/>
-        </w:rPr>
-        <w:t xml:space="preserve">　　②</w:t>
-      </w:r>
-      <w:r>
-        <w:rPr>
-          <w:rFonts w:asciiTheme="minorHAnsi" w:eastAsiaTheme="minorHAnsi" w:hAnsiTheme="minorHAnsi"/>
-          <w:color w:val="000000" w:themeColor="text1"/>
-          <w:sz w:val="24"/>
-        </w:rPr>
-        <w:t>住民主体の支え合いネットワークづくり</w:t>
-      </w:r>
-    </w:p>
-    <w:p>
-      <w:pPr>
-        <w:tabs>
-          <w:tab w:val="left" w:pos="0"/>
-        </w:tabs>
-        <w:spacing w:line="300" w:lineRule="exact"/>
-        <w:ind w:rightChars="-38" w:right="-80" w:firstLineChars="100" w:firstLine="240"/>
-        <w:rPr>
-          <w:rFonts w:asciiTheme="minorHAnsi" w:eastAsiaTheme="minorHAnsi" w:hAnsiTheme="minorHAnsi"/>
-          <w:color w:val="EE0000"/>
-          <w:sz w:val="24"/>
-        </w:rPr>
-      </w:pPr>
-      <w:r>
-        <w:rPr>
-          <w:rFonts w:asciiTheme="minorHAnsi" w:eastAsiaTheme="minorHAnsi" w:hAnsiTheme="minorHAnsi" w:hint="eastAsia"/>
-          <w:color w:val="EE0000"/>
-          <w:sz w:val="24"/>
-        </w:rPr>
-        <w:t xml:space="preserve">　</w:t>
-      </w:r>
-      <w:r>
-        <w:rPr>
-          <w:rFonts w:asciiTheme="minorHAnsi" w:eastAsiaTheme="minorHAnsi" w:hAnsiTheme="minorHAnsi"/>
-          <w:color w:val="EE0000"/>
-          <w:sz w:val="24"/>
-        </w:rPr>
-        <w:t xml:space="preserve"> </w:t>
-      </w:r>
-      <w:r>
-        <w:rPr>
-          <w:rFonts w:asciiTheme="minorHAnsi" w:eastAsiaTheme="minorHAnsi" w:hAnsiTheme="minorHAnsi" w:hint="eastAsia"/>
-          <w:color w:val="EE0000"/>
-          <w:sz w:val="24"/>
-        </w:rPr>
-        <w:t>（６）</w:t>
-      </w:r>
-      <w:r>
-        <w:rPr>
-          <w:rFonts w:asciiTheme="minorHAnsi" w:eastAsiaTheme="minorHAnsi" w:hAnsiTheme="minorHAnsi"/>
-          <w:color w:val="EE0000"/>
-          <w:sz w:val="24"/>
-        </w:rPr>
-        <w:t>ボランティアポイント「おいぽ（</w:t>
-      </w:r>
-      <w:r>
-        <w:rPr>
-          <w:rFonts w:asciiTheme="minorHAnsi" w:eastAsiaTheme="minorHAnsi" w:hAnsiTheme="minorHAnsi"/>
-          <w:color w:val="EE0000"/>
-          <w:w w:val="80"/>
-          <w:sz w:val="24"/>
-        </w:rPr>
-        <w:t>おおぎみいー</w:t>
-      </w:r>
-      <w:proofErr w:type="gramStart"/>
-      <w:r>
-        <w:rPr>
-          <w:rFonts w:asciiTheme="minorHAnsi" w:eastAsiaTheme="minorHAnsi" w:hAnsiTheme="minorHAnsi"/>
-          <w:color w:val="EE0000"/>
-          <w:w w:val="80"/>
-          <w:sz w:val="24"/>
-        </w:rPr>
-        <w:t>ま</w:t>
-      </w:r>
-      <w:proofErr w:type="gramEnd"/>
-      <w:r>
-        <w:rPr>
-          <w:rFonts w:asciiTheme="minorHAnsi" w:eastAsiaTheme="minorHAnsi" w:hAnsiTheme="minorHAnsi"/>
-          <w:color w:val="EE0000"/>
-          <w:w w:val="80"/>
-          <w:sz w:val="24"/>
-        </w:rPr>
-        <w:t>ー</w:t>
-      </w:r>
-      <w:proofErr w:type="gramStart"/>
-      <w:r>
-        <w:rPr>
-          <w:rFonts w:asciiTheme="minorHAnsi" w:eastAsiaTheme="minorHAnsi" w:hAnsiTheme="minorHAnsi"/>
-          <w:color w:val="EE0000"/>
-          <w:w w:val="80"/>
-          <w:sz w:val="24"/>
-        </w:rPr>
-        <w:t>る</w:t>
-      </w:r>
-      <w:proofErr w:type="gramEnd"/>
-      <w:r>
-        <w:rPr>
-          <w:rFonts w:asciiTheme="minorHAnsi" w:eastAsiaTheme="minorHAnsi" w:hAnsiTheme="minorHAnsi"/>
-          <w:color w:val="EE0000"/>
-          <w:w w:val="80"/>
-          <w:sz w:val="24"/>
-        </w:rPr>
-        <w:t>ポイント</w:t>
-      </w:r>
-      <w:r>
-        <w:rPr>
-          <w:rFonts w:asciiTheme="minorHAnsi" w:eastAsiaTheme="minorHAnsi" w:hAnsiTheme="minorHAnsi"/>
-          <w:color w:val="EE0000"/>
-          <w:sz w:val="24"/>
-        </w:rPr>
-        <w:t>）」の導入に向けた取組</w:t>
-      </w:r>
-    </w:p>
-    <w:p>
-      <w:pPr>
-        <w:tabs>
-          <w:tab w:val="left" w:pos="0"/>
-        </w:tabs>
-        <w:spacing w:line="300" w:lineRule="exact"/>
-        <w:ind w:rightChars="-38" w:right="-80" w:firstLineChars="100" w:firstLine="240"/>
-        <w:rPr>
-          <w:rFonts w:asciiTheme="minorHAnsi" w:eastAsiaTheme="minorHAnsi" w:hAnsiTheme="minorHAnsi"/>
-          <w:color w:val="EE0000"/>
-          <w:sz w:val="24"/>
-        </w:rPr>
-      </w:pPr>
-      <w:r>
-        <w:rPr>
-          <w:rFonts w:asciiTheme="minorHAnsi" w:eastAsiaTheme="minorHAnsi" w:hAnsiTheme="minorHAnsi" w:hint="eastAsia"/>
-          <w:color w:val="EE0000"/>
-          <w:sz w:val="24"/>
-        </w:rPr>
-        <w:t xml:space="preserve">　　　　　①目的：</w:t>
-      </w:r>
-      <w:r>
-        <w:rPr>
-          <w:rFonts w:asciiTheme="minorHAnsi" w:eastAsiaTheme="minorHAnsi" w:hAnsiTheme="minorHAnsi"/>
-          <w:color w:val="EE0000"/>
-          <w:sz w:val="24"/>
-        </w:rPr>
-        <w:t>ボランティア活動への参加促進および継続的な関わりづくり</w:t>
-      </w:r>
-    </w:p>
-    <w:p>
-      <w:pPr>
-        <w:tabs>
-          <w:tab w:val="left" w:pos="0"/>
-        </w:tabs>
-        <w:spacing w:line="300" w:lineRule="exact"/>
-        <w:ind w:rightChars="-38" w:right="-80" w:firstLineChars="100" w:firstLine="240"/>
-        <w:rPr>
-          <w:rFonts w:asciiTheme="minorHAnsi" w:eastAsiaTheme="minorHAnsi" w:hAnsiTheme="minorHAnsi"/>
-          <w:color w:val="EE0000"/>
-          <w:sz w:val="24"/>
-        </w:rPr>
-      </w:pPr>
-      <w:r>
-        <w:rPr>
-          <w:rFonts w:asciiTheme="minorHAnsi" w:eastAsiaTheme="minorHAnsi" w:hAnsiTheme="minorHAnsi" w:hint="eastAsia"/>
-          <w:color w:val="EE0000"/>
-          <w:sz w:val="24"/>
-        </w:rPr>
-        <w:t xml:space="preserve">　　　　　②</w:t>
-      </w:r>
-      <w:r>
-        <w:rPr>
-          <w:rFonts w:asciiTheme="minorHAnsi" w:eastAsiaTheme="minorHAnsi" w:hAnsiTheme="minorHAnsi" w:hint="eastAsia"/>
-          <w:color w:val="EE0000"/>
-          <w:sz w:val="24"/>
-        </w:rPr>
-        <w:t>「おいぽ」</w:t>
-      </w:r>
-      <w:r>
-        <w:rPr>
-          <w:rFonts w:asciiTheme="minorHAnsi" w:eastAsiaTheme="minorHAnsi" w:hAnsiTheme="minorHAnsi"/>
-          <w:color w:val="EE0000"/>
-          <w:sz w:val="24"/>
-        </w:rPr>
-        <w:t>の導入に向けた検討を行う。</w:t>
-      </w:r>
-    </w:p>
-    <w:p>
-      <w:pPr>
-        <w:tabs>
-          <w:tab w:val="left" w:pos="0"/>
-        </w:tabs>
-        <w:spacing w:line="300" w:lineRule="exact"/>
-        <w:ind w:rightChars="-38" w:right="-80" w:firstLineChars="600" w:firstLine="1440"/>
-        <w:rPr>
-          <w:rFonts w:asciiTheme="minorHAnsi" w:eastAsiaTheme="minorHAnsi" w:hAnsiTheme="minorHAnsi"/>
-          <w:color w:val="EE0000"/>
-          <w:sz w:val="24"/>
-        </w:rPr>
-      </w:pPr>
-      <w:r>
-        <w:rPr>
-          <w:rFonts w:asciiTheme="minorHAnsi" w:eastAsiaTheme="minorHAnsi" w:hAnsiTheme="minorHAnsi" w:hint="eastAsia"/>
-          <w:color w:val="EE0000"/>
-          <w:sz w:val="24"/>
-        </w:rPr>
-        <w:t>③</w:t>
-      </w:r>
-      <w:r>
-        <w:rPr>
-          <w:rFonts w:asciiTheme="minorHAnsi" w:eastAsiaTheme="minorHAnsi" w:hAnsiTheme="minorHAnsi"/>
-          <w:color w:val="EE0000"/>
-          <w:sz w:val="24"/>
-        </w:rPr>
-        <w:t>既存のボランティア活動や共同店を拠点とした取組との連携を</w:t>
-      </w:r>
-      <w:r>
-        <w:rPr>
-          <w:rFonts w:asciiTheme="minorHAnsi" w:eastAsiaTheme="minorHAnsi" w:hAnsiTheme="minorHAnsi" w:hint="eastAsia"/>
-          <w:color w:val="EE0000"/>
-          <w:sz w:val="24"/>
-        </w:rPr>
-        <w:t>図る。</w:t>
-      </w:r>
-    </w:p>
-    <w:p>
-      <w:pPr>
-        <w:tabs>
-          <w:tab w:val="left" w:pos="0"/>
-        </w:tabs>
-        <w:spacing w:line="300" w:lineRule="exact"/>
-        <w:ind w:rightChars="-38" w:right="-80" w:firstLineChars="100" w:firstLine="240"/>
-        <w:rPr>
-          <w:rFonts w:asciiTheme="minorHAnsi" w:eastAsiaTheme="minorHAnsi" w:hAnsiTheme="minorHAnsi"/>
-          <w:sz w:val="24"/>
-        </w:rPr>
-      </w:pPr>
-    </w:p>
-    <w:p>
-      <w:pPr>
-        <w:tabs>
-          <w:tab w:val="left" w:pos="0"/>
-        </w:tabs>
-        <w:spacing w:line="300" w:lineRule="exact"/>
-        <w:ind w:rightChars="-38" w:right="-80" w:firstLineChars="100" w:firstLine="240"/>
-        <w:rPr>
-          <w:rFonts w:ascii="游ゴシック Medium" w:eastAsia="游ゴシック Medium" w:hAnsiTheme="minorHAnsi"/>
-          <w:sz w:val="24"/>
-        </w:rPr>
-      </w:pPr>
-      <w:r>
-        <w:rPr>
-          <w:rFonts w:ascii="Yu Gothic" w:eastAsia="Yu Gothic" w:hAnsi="Yu Gothic" w:hint="eastAsia"/>
-          <w:b/>
-          <w:bCs/>
-          <w:sz w:val="24"/>
-        </w:rPr>
-        <w:t>４－</w:t>
-      </w:r>
-      <w:r>
-        <w:rPr>
-          <w:rFonts w:ascii="Yu Gothic" w:eastAsia="Yu Gothic" w:hAnsi="Yu Gothic" w:hint="eastAsia"/>
-          <w:b/>
-          <w:bCs/>
-          <w:sz w:val="24"/>
-        </w:rPr>
-        <w:t>６</w:t>
-      </w:r>
-      <w:r>
-        <w:rPr>
-          <w:rFonts w:ascii="Yu Gothic" w:eastAsia="Yu Gothic" w:hAnsi="Yu Gothic" w:hint="eastAsia"/>
-          <w:b/>
-          <w:bCs/>
+          <w:color w:val="000000" w:themeColor="text1"/>
           <w:sz w:val="24"/>
         </w:rPr>
         <w:t xml:space="preserve">　</w:t>
@@ -6610,6 +6959,7 @@
           <w:rFonts w:ascii="游ゴシック Medium" w:eastAsia="游ゴシック Medium" w:hAnsiTheme="majorEastAsia" w:hint="eastAsia"/>
           <w:b/>
           <w:bCs/>
+          <w:color w:val="000000" w:themeColor="text1"/>
           <w:sz w:val="24"/>
         </w:rPr>
         <w:t>苦情解決事業の実施</w:t>
@@ -6624,12 +6974,14 @@
         <w:ind w:leftChars="300" w:left="630" w:rightChars="-38" w:right="-80" w:firstLineChars="50" w:firstLine="120"/>
         <w:rPr>
           <w:rFonts w:asciiTheme="minorHAnsi" w:eastAsiaTheme="minorHAnsi" w:hAnsiTheme="minorHAnsi"/>
-          <w:sz w:val="24"/>
-        </w:rPr>
-      </w:pPr>
-      <w:r>
-        <w:rPr>
-          <w:rFonts w:asciiTheme="minorHAnsi" w:eastAsiaTheme="minorHAnsi" w:hAnsiTheme="minorHAnsi" w:hint="eastAsia"/>
+          <w:color w:val="000000" w:themeColor="text1"/>
+          <w:sz w:val="24"/>
+        </w:rPr>
+      </w:pPr>
+      <w:r>
+        <w:rPr>
+          <w:rFonts w:asciiTheme="minorHAnsi" w:eastAsiaTheme="minorHAnsi" w:hAnsiTheme="minorHAnsi" w:hint="eastAsia"/>
+          <w:color w:val="000000" w:themeColor="text1"/>
           <w:sz w:val="24"/>
         </w:rPr>
         <w:t>社協が提供する福祉サービスに関する苦情への適切な対応を行うことで、福祉サービ</w:t>
@@ -6644,12 +6996,14 @@
         <w:ind w:rightChars="-38" w:right="-80" w:firstLineChars="200" w:firstLine="480"/>
         <w:rPr>
           <w:rFonts w:asciiTheme="minorHAnsi" w:eastAsiaTheme="minorHAnsi" w:hAnsiTheme="minorHAnsi"/>
-          <w:sz w:val="24"/>
-        </w:rPr>
-      </w:pPr>
-      <w:r>
-        <w:rPr>
-          <w:rFonts w:asciiTheme="minorHAnsi" w:eastAsiaTheme="minorHAnsi" w:hAnsiTheme="minorHAnsi" w:hint="eastAsia"/>
+          <w:color w:val="000000" w:themeColor="text1"/>
+          <w:sz w:val="24"/>
+        </w:rPr>
+      </w:pPr>
+      <w:r>
+        <w:rPr>
+          <w:rFonts w:asciiTheme="minorHAnsi" w:eastAsiaTheme="minorHAnsi" w:hAnsiTheme="minorHAnsi" w:hint="eastAsia"/>
+          <w:color w:val="000000" w:themeColor="text1"/>
           <w:sz w:val="24"/>
         </w:rPr>
         <w:t>スに対する利用者の満足度を高め、社協の信頼及び適正性の確保を図るため、苦情受付</w:t>
@@ -6664,12 +7018,14 @@
         <w:ind w:rightChars="-38" w:right="-80" w:firstLineChars="200" w:firstLine="480"/>
         <w:rPr>
           <w:rFonts w:asciiTheme="minorHAnsi" w:eastAsiaTheme="minorHAnsi" w:hAnsiTheme="minorHAnsi"/>
-          <w:sz w:val="24"/>
-        </w:rPr>
-      </w:pPr>
-      <w:r>
-        <w:rPr>
-          <w:rFonts w:asciiTheme="minorHAnsi" w:eastAsiaTheme="minorHAnsi" w:hAnsiTheme="minorHAnsi" w:hint="eastAsia"/>
+          <w:color w:val="000000" w:themeColor="text1"/>
+          <w:sz w:val="24"/>
+        </w:rPr>
+      </w:pPr>
+      <w:r>
+        <w:rPr>
+          <w:rFonts w:asciiTheme="minorHAnsi" w:eastAsiaTheme="minorHAnsi" w:hAnsiTheme="minorHAnsi" w:hint="eastAsia"/>
+          <w:color w:val="000000" w:themeColor="text1"/>
           <w:sz w:val="24"/>
         </w:rPr>
         <w:t>担当者や解決責任者を配置するとともに、社会性、客観性を確保するために第三者委員</w:t>
@@ -6684,12 +7040,14 @@
         <w:ind w:rightChars="-38" w:right="-80" w:firstLineChars="200" w:firstLine="480"/>
         <w:rPr>
           <w:rFonts w:asciiTheme="minorHAnsi" w:eastAsiaTheme="minorHAnsi" w:hAnsiTheme="minorHAnsi"/>
-          <w:sz w:val="24"/>
-        </w:rPr>
-      </w:pPr>
-      <w:r>
-        <w:rPr>
-          <w:rFonts w:asciiTheme="minorHAnsi" w:eastAsiaTheme="minorHAnsi" w:hAnsiTheme="minorHAnsi" w:hint="eastAsia"/>
+          <w:color w:val="000000" w:themeColor="text1"/>
+          <w:sz w:val="24"/>
+        </w:rPr>
+      </w:pPr>
+      <w:r>
+        <w:rPr>
+          <w:rFonts w:asciiTheme="minorHAnsi" w:eastAsiaTheme="minorHAnsi" w:hAnsiTheme="minorHAnsi" w:hint="eastAsia"/>
+          <w:color w:val="000000" w:themeColor="text1"/>
           <w:sz w:val="24"/>
         </w:rPr>
         <w:t>を配置し事業を推進する。</w:t>
